--- a/插件详细手册/15.对话框/关于窗口字符.docx
+++ b/插件详细手册/15.对话框/关于窗口字符.docx
@@ -24,17 +24,7 @@
           <w:sz w:val="32"/>
           <w:szCs w:val="32"/>
         </w:rPr>
-        <w:t>窗口</w:t>
-      </w:r>
-      <w:r>
-        <w:rPr>
-          <w:rFonts w:ascii="等线 Light" w:eastAsia="等线 Light" w:hAnsi="等线 Light" w:hint="eastAsia"/>
-          <w:b/>
-          <w:bCs/>
-          <w:sz w:val="32"/>
-          <w:szCs w:val="32"/>
-        </w:rPr>
-        <w:t>字符</w:t>
+        <w:t>概述</w:t>
       </w:r>
     </w:p>
     <w:p>
@@ -51,16 +41,6 @@
           <w:szCs w:val="32"/>
         </w:rPr>
       </w:pPr>
-      <w:r>
-        <w:rPr>
-          <w:rFonts w:ascii="等线" w:eastAsia="等线" w:hAnsi="等线" w:hint="eastAsia"/>
-          <w:b/>
-          <w:bCs/>
-          <w:sz w:val="28"/>
-          <w:szCs w:val="32"/>
-        </w:rPr>
-        <w:t>概念</w:t>
-      </w:r>
       <w:r>
         <w:rPr>
           <w:rFonts w:ascii="等线" w:eastAsia="等线" w:hAnsi="等线" w:hint="eastAsia"/>
@@ -236,15 +216,21 @@
     <w:p>
       <w:pPr>
         <w:widowControl/>
-        <w:adjustRightInd w:val="0"/>
-        <w:snapToGrid w:val="0"/>
-        <w:spacing w:after="200"/>
+        <w:jc w:val="left"/>
         <w:rPr>
           <w:rFonts w:ascii="Tahoma" w:eastAsia="微软雅黑" w:hAnsi="Tahoma" w:cstheme="minorBidi"/>
           <w:kern w:val="0"/>
           <w:sz w:val="22"/>
         </w:rPr>
       </w:pPr>
+      <w:r>
+        <w:rPr>
+          <w:rFonts w:ascii="Tahoma" w:eastAsia="微软雅黑" w:hAnsi="Tahoma" w:cstheme="minorBidi"/>
+          <w:kern w:val="0"/>
+          <w:sz w:val="22"/>
+        </w:rPr>
+        <w:br w:type="page"/>
+      </w:r>
     </w:p>
     <w:p>
       <w:pPr>
@@ -268,7 +254,71 @@
           <w:sz w:val="28"/>
           <w:szCs w:val="32"/>
         </w:rPr>
+        <w:lastRenderedPageBreak/>
         <w:t>作用域</w:t>
+      </w:r>
+    </w:p>
+    <w:p>
+      <w:pPr>
+        <w:widowControl/>
+        <w:jc w:val="left"/>
+        <w:rPr>
+          <w:rFonts w:ascii="Tahoma" w:eastAsia="微软雅黑" w:hAnsi="Tahoma" w:cstheme="minorBidi"/>
+          <w:b/>
+          <w:bCs/>
+          <w:kern w:val="0"/>
+          <w:sz w:val="22"/>
+        </w:rPr>
+      </w:pPr>
+      <w:r>
+        <w:rPr>
+          <w:rFonts w:ascii="Tahoma" w:eastAsia="微软雅黑" w:hAnsi="Tahoma" w:cstheme="minorBidi" w:hint="eastAsia"/>
+          <w:b/>
+          <w:bCs/>
+          <w:kern w:val="0"/>
+          <w:sz w:val="22"/>
+        </w:rPr>
+        <w:t>1</w:t>
+      </w:r>
+      <w:r>
+        <w:rPr>
+          <w:rFonts w:ascii="Tahoma" w:eastAsia="微软雅黑" w:hAnsi="Tahoma" w:cstheme="minorBidi" w:hint="eastAsia"/>
+          <w:b/>
+          <w:bCs/>
+          <w:kern w:val="0"/>
+          <w:sz w:val="22"/>
+        </w:rPr>
+        <w:t>）</w:t>
+      </w:r>
+      <w:r>
+        <w:rPr>
+          <w:rFonts w:ascii="Tahoma" w:eastAsia="微软雅黑" w:hAnsi="Tahoma" w:cstheme="minorBidi" w:hint="eastAsia"/>
+          <w:b/>
+          <w:bCs/>
+          <w:kern w:val="0"/>
+          <w:sz w:val="22"/>
+        </w:rPr>
+        <w:t>留意窗口</w:t>
+      </w:r>
+      <w:r>
+        <w:rPr>
+          <w:rFonts w:ascii="Tahoma" w:eastAsia="微软雅黑" w:hAnsi="Tahoma" w:cstheme="minorBidi" w:hint="eastAsia"/>
+          <w:b/>
+          <w:bCs/>
+          <w:kern w:val="0"/>
+          <w:sz w:val="22"/>
+        </w:rPr>
+        <w:t>的</w:t>
+      </w:r>
+      <w:r>
+        <w:rPr>
+          <w:rFonts w:ascii="Tahoma" w:eastAsia="微软雅黑" w:hAnsi="Tahoma" w:cstheme="minorBidi" w:hint="eastAsia"/>
+          <w:b/>
+          <w:bCs/>
+          <w:kern w:val="0"/>
+          <w:sz w:val="22"/>
+        </w:rPr>
+        <w:t>支持情况</w:t>
       </w:r>
     </w:p>
     <w:p>
@@ -290,6 +340,91 @@
           <w:sz w:val="22"/>
         </w:rPr>
         <w:t>注意，并不是所有文本都可以随意添加窗口字符。</w:t>
+      </w:r>
+    </w:p>
+    <w:p>
+      <w:pPr>
+        <w:widowControl/>
+        <w:adjustRightInd w:val="0"/>
+        <w:snapToGrid w:val="0"/>
+        <w:jc w:val="left"/>
+        <w:rPr>
+          <w:rFonts w:ascii="Tahoma" w:eastAsia="微软雅黑" w:hAnsi="Tahoma" w:cstheme="minorBidi"/>
+          <w:kern w:val="0"/>
+          <w:sz w:val="22"/>
+        </w:rPr>
+      </w:pPr>
+      <w:r>
+        <w:rPr>
+          <w:rFonts w:ascii="Tahoma" w:eastAsia="微软雅黑" w:hAnsi="Tahoma" w:cstheme="minorBidi" w:hint="eastAsia"/>
+          <w:kern w:val="0"/>
+          <w:sz w:val="22"/>
+        </w:rPr>
+        <w:t>具体要看实际游戏中，</w:t>
+      </w:r>
+      <w:r>
+        <w:rPr>
+          <w:rFonts w:ascii="Tahoma" w:eastAsia="微软雅黑" w:hAnsi="Tahoma" w:cstheme="minorBidi" w:hint="eastAsia"/>
+          <w:kern w:val="0"/>
+          <w:sz w:val="22"/>
+        </w:rPr>
+        <w:t>哪些</w:t>
+      </w:r>
+      <w:r>
+        <w:rPr>
+          <w:rFonts w:ascii="Tahoma" w:eastAsia="微软雅黑" w:hAnsi="Tahoma" w:cstheme="minorBidi" w:hint="eastAsia"/>
+          <w:kern w:val="0"/>
+          <w:sz w:val="22"/>
+        </w:rPr>
+        <w:t>窗口</w:t>
+      </w:r>
+      <w:r>
+        <w:rPr>
+          <w:rFonts w:ascii="Tahoma" w:eastAsia="微软雅黑" w:hAnsi="Tahoma" w:cstheme="minorBidi" w:hint="eastAsia"/>
+          <w:kern w:val="0"/>
+          <w:sz w:val="22"/>
+        </w:rPr>
+        <w:t>能够支持</w:t>
+      </w:r>
+      <w:r>
+        <w:rPr>
+          <w:rFonts w:ascii="Tahoma" w:eastAsia="微软雅黑" w:hAnsi="Tahoma" w:cstheme="minorBidi" w:hint="eastAsia"/>
+          <w:kern w:val="0"/>
+          <w:sz w:val="22"/>
+        </w:rPr>
+        <w:t>指定的</w:t>
+      </w:r>
+      <w:r>
+        <w:rPr>
+          <w:rFonts w:ascii="Tahoma" w:eastAsia="微软雅黑" w:hAnsi="Tahoma" w:cstheme="minorBidi" w:hint="eastAsia"/>
+          <w:kern w:val="0"/>
+          <w:sz w:val="22"/>
+        </w:rPr>
+        <w:t xml:space="preserve"> </w:t>
+      </w:r>
+      <w:r>
+        <w:rPr>
+          <w:rFonts w:ascii="Tahoma" w:eastAsia="微软雅黑" w:hAnsi="Tahoma" w:cstheme="minorBidi" w:hint="eastAsia"/>
+          <w:kern w:val="0"/>
+          <w:sz w:val="22"/>
+        </w:rPr>
+        <w:t>窗口字符</w:t>
+      </w:r>
+      <w:r>
+        <w:rPr>
+          <w:rFonts w:ascii="Tahoma" w:eastAsia="微软雅黑" w:hAnsi="Tahoma" w:cstheme="minorBidi" w:hint="eastAsia"/>
+          <w:kern w:val="0"/>
+          <w:sz w:val="22"/>
+        </w:rPr>
+        <w:t xml:space="preserve"> </w:t>
+      </w:r>
+      <w:r>
+        <w:rPr>
+          <w:rFonts w:ascii="Tahoma" w:eastAsia="微软雅黑" w:hAnsi="Tahoma" w:cstheme="minorBidi" w:hint="eastAsia"/>
+          <w:kern w:val="0"/>
+          <w:sz w:val="22"/>
+        </w:rPr>
+        <w:t>。</w:t>
       </w:r>
     </w:p>
     <w:p>
@@ -301,6 +436,7 @@
         <w:jc w:val="left"/>
         <w:rPr>
           <w:rFonts w:ascii="Tahoma" w:eastAsia="微软雅黑" w:hAnsi="Tahoma" w:cstheme="minorBidi"/>
+          <w:color w:val="0070C0"/>
           <w:kern w:val="0"/>
           <w:sz w:val="22"/>
         </w:rPr>
@@ -308,66 +444,11 @@
       <w:r>
         <w:rPr>
           <w:rFonts w:ascii="Tahoma" w:eastAsia="微软雅黑" w:hAnsi="Tahoma" w:cstheme="minorBidi" w:hint="eastAsia"/>
-          <w:kern w:val="0"/>
-          <w:sz w:val="22"/>
-        </w:rPr>
-        <w:t>具体要看实际游戏中，</w:t>
-      </w:r>
-      <w:r>
-        <w:rPr>
-          <w:rFonts w:ascii="Tahoma" w:eastAsia="微软雅黑" w:hAnsi="Tahoma" w:cstheme="minorBidi" w:hint="eastAsia"/>
-          <w:kern w:val="0"/>
-          <w:sz w:val="22"/>
-        </w:rPr>
-        <w:t>哪些</w:t>
-      </w:r>
-      <w:r>
-        <w:rPr>
-          <w:rFonts w:ascii="Tahoma" w:eastAsia="微软雅黑" w:hAnsi="Tahoma" w:cstheme="minorBidi" w:hint="eastAsia"/>
-          <w:kern w:val="0"/>
-          <w:sz w:val="22"/>
-        </w:rPr>
-        <w:t>窗口</w:t>
-      </w:r>
-      <w:r>
-        <w:rPr>
-          <w:rFonts w:ascii="Tahoma" w:eastAsia="微软雅黑" w:hAnsi="Tahoma" w:cstheme="minorBidi" w:hint="eastAsia"/>
-          <w:kern w:val="0"/>
-          <w:sz w:val="22"/>
-        </w:rPr>
-        <w:t>能够支持</w:t>
-      </w:r>
-      <w:r>
-        <w:rPr>
-          <w:rFonts w:ascii="Tahoma" w:eastAsia="微软雅黑" w:hAnsi="Tahoma" w:cstheme="minorBidi" w:hint="eastAsia"/>
-          <w:kern w:val="0"/>
-          <w:sz w:val="22"/>
-        </w:rPr>
-        <w:t xml:space="preserve"> </w:t>
-      </w:r>
-      <w:r>
-        <w:rPr>
-          <w:rFonts w:ascii="Tahoma" w:eastAsia="微软雅黑" w:hAnsi="Tahoma" w:cstheme="minorBidi" w:hint="eastAsia"/>
-          <w:kern w:val="0"/>
-          <w:sz w:val="22"/>
-        </w:rPr>
-        <w:t>效果字符与指代字符</w:t>
-      </w:r>
-      <w:r>
-        <w:rPr>
-          <w:rFonts w:ascii="Tahoma" w:eastAsia="微软雅黑" w:hAnsi="Tahoma" w:cstheme="minorBidi" w:hint="eastAsia"/>
-          <w:kern w:val="0"/>
-          <w:sz w:val="22"/>
-        </w:rPr>
-        <w:t xml:space="preserve"> </w:t>
-      </w:r>
-      <w:r>
-        <w:rPr>
-          <w:rFonts w:ascii="Tahoma" w:eastAsia="微软雅黑" w:hAnsi="Tahoma" w:cstheme="minorBidi" w:hint="eastAsia"/>
-          <w:kern w:val="0"/>
-          <w:sz w:val="22"/>
-        </w:rPr>
-        <w:t>。</w:t>
+          <w:color w:val="0070C0"/>
+          <w:kern w:val="0"/>
+          <w:sz w:val="22"/>
+        </w:rPr>
+        <w:t>下图的窗口字符，因为不支持，所以直接原封不动地显示了。</w:t>
       </w:r>
     </w:p>
     <w:p>
@@ -483,71 +564,44 @@
     <w:p>
       <w:pPr>
         <w:widowControl/>
-        <w:adjustRightInd w:val="0"/>
-        <w:snapToGrid w:val="0"/>
         <w:jc w:val="left"/>
         <w:rPr>
           <w:rFonts w:ascii="Tahoma" w:eastAsia="微软雅黑" w:hAnsi="Tahoma" w:cstheme="minorBidi"/>
+          <w:b/>
+          <w:bCs/>
           <w:kern w:val="0"/>
           <w:sz w:val="22"/>
         </w:rPr>
       </w:pPr>
       <w:r>
         <w:rPr>
-          <w:rFonts w:ascii="Tahoma" w:eastAsia="微软雅黑" w:hAnsi="Tahoma" w:cstheme="minorBidi" w:hint="eastAsia"/>
-          <w:kern w:val="0"/>
-          <w:sz w:val="22"/>
-        </w:rPr>
-        <w:t>脚本开发者注意，单张</w:t>
-      </w:r>
-      <w:r>
-        <w:rPr>
-          <w:rFonts w:ascii="Tahoma" w:eastAsia="微软雅黑" w:hAnsi="Tahoma" w:cstheme="minorBidi" w:hint="eastAsia"/>
-          <w:kern w:val="0"/>
-          <w:sz w:val="22"/>
-        </w:rPr>
-        <w:t>Sprite</w:t>
-      </w:r>
-      <w:r>
-        <w:rPr>
-          <w:rFonts w:ascii="Tahoma" w:eastAsia="微软雅黑" w:hAnsi="Tahoma" w:cstheme="minorBidi" w:hint="eastAsia"/>
-          <w:kern w:val="0"/>
-          <w:sz w:val="22"/>
-        </w:rPr>
-        <w:t>贴图</w:t>
-      </w:r>
-      <w:r>
-        <w:rPr>
-          <w:rFonts w:ascii="Tahoma" w:eastAsia="微软雅黑" w:hAnsi="Tahoma" w:cstheme="minorBidi" w:hint="eastAsia"/>
-          <w:kern w:val="0"/>
-          <w:sz w:val="22"/>
-        </w:rPr>
-        <w:t>中画的字符，</w:t>
-      </w:r>
-      <w:r>
-        <w:rPr>
-          <w:rFonts w:ascii="Tahoma" w:eastAsia="微软雅黑" w:hAnsi="Tahoma" w:cstheme="minorBidi" w:hint="eastAsia"/>
+          <w:rFonts w:ascii="Tahoma" w:eastAsia="微软雅黑" w:hAnsi="Tahoma" w:cstheme="minorBidi"/>
           <w:b/>
-          <w:kern w:val="0"/>
-          <w:sz w:val="22"/>
-        </w:rPr>
-        <w:t>不能</w:t>
-      </w:r>
-      <w:r>
-        <w:rPr>
-          <w:rFonts w:ascii="Tahoma" w:eastAsia="微软雅黑" w:hAnsi="Tahoma" w:cstheme="minorBidi"/>
-          <w:kern w:val="0"/>
-          <w:sz w:val="22"/>
-        </w:rPr>
-        <w:t xml:space="preserve"> </w:t>
-      </w:r>
-      <w:r>
-        <w:rPr>
-          <w:rFonts w:ascii="Tahoma" w:eastAsia="微软雅黑" w:hAnsi="Tahoma" w:cstheme="minorBidi" w:hint="eastAsia"/>
-          <w:kern w:val="0"/>
-          <w:sz w:val="22"/>
-        </w:rPr>
-        <w:t>实现窗口字符的功能。</w:t>
+          <w:bCs/>
+          <w:kern w:val="0"/>
+          <w:sz w:val="22"/>
+        </w:rPr>
+        <w:t>2</w:t>
+      </w:r>
+      <w:r>
+        <w:rPr>
+          <w:rFonts w:ascii="Tahoma" w:eastAsia="微软雅黑" w:hAnsi="Tahoma" w:cstheme="minorBidi" w:hint="eastAsia"/>
+          <w:b/>
+          <w:bCs/>
+          <w:kern w:val="0"/>
+          <w:sz w:val="22"/>
+        </w:rPr>
+        <w:t>）</w:t>
+      </w:r>
+      <w:r>
+        <w:rPr>
+          <w:rFonts w:ascii="Tahoma" w:eastAsia="微软雅黑" w:hAnsi="Tahoma" w:cstheme="minorBidi" w:hint="eastAsia"/>
+          <w:b/>
+          <w:bCs/>
+          <w:kern w:val="0"/>
+          <w:sz w:val="22"/>
+        </w:rPr>
+        <w:t>脚本相关</w:t>
       </w:r>
     </w:p>
     <w:p>
@@ -558,7 +612,6 @@
         <w:jc w:val="left"/>
         <w:rPr>
           <w:rFonts w:ascii="Tahoma" w:eastAsia="微软雅黑" w:hAnsi="Tahoma" w:cstheme="minorBidi"/>
-          <w:color w:val="A6A6A6" w:themeColor="background1" w:themeShade="A6"/>
           <w:kern w:val="0"/>
           <w:sz w:val="22"/>
         </w:rPr>
@@ -566,7 +619,78 @@
       <w:r>
         <w:rPr>
           <w:rFonts w:ascii="Tahoma" w:eastAsia="微软雅黑" w:hAnsi="Tahoma" w:cstheme="minorBidi" w:hint="eastAsia"/>
-          <w:color w:val="A6A6A6" w:themeColor="background1" w:themeShade="A6"/>
+          <w:kern w:val="0"/>
+          <w:sz w:val="22"/>
+        </w:rPr>
+        <w:t>脚本开发者注意，单张</w:t>
+      </w:r>
+      <w:r>
+        <w:rPr>
+          <w:rFonts w:ascii="Tahoma" w:eastAsia="微软雅黑" w:hAnsi="Tahoma" w:cstheme="minorBidi" w:hint="eastAsia"/>
+          <w:kern w:val="0"/>
+          <w:sz w:val="22"/>
+        </w:rPr>
+        <w:t>Sprite</w:t>
+      </w:r>
+      <w:r>
+        <w:rPr>
+          <w:rFonts w:ascii="Tahoma" w:eastAsia="微软雅黑" w:hAnsi="Tahoma" w:cstheme="minorBidi" w:hint="eastAsia"/>
+          <w:kern w:val="0"/>
+          <w:sz w:val="22"/>
+        </w:rPr>
+        <w:t>贴图</w:t>
+      </w:r>
+      <w:r>
+        <w:rPr>
+          <w:rFonts w:ascii="Tahoma" w:eastAsia="微软雅黑" w:hAnsi="Tahoma" w:cstheme="minorBidi" w:hint="eastAsia"/>
+          <w:kern w:val="0"/>
+          <w:sz w:val="22"/>
+        </w:rPr>
+        <w:t>中画的字符，</w:t>
+      </w:r>
+      <w:r>
+        <w:rPr>
+          <w:rFonts w:ascii="Tahoma" w:eastAsia="微软雅黑" w:hAnsi="Tahoma" w:cstheme="minorBidi" w:hint="eastAsia"/>
+          <w:b/>
+          <w:kern w:val="0"/>
+          <w:sz w:val="22"/>
+        </w:rPr>
+        <w:t>不能</w:t>
+      </w:r>
+      <w:r>
+        <w:rPr>
+          <w:rFonts w:ascii="Tahoma" w:eastAsia="微软雅黑" w:hAnsi="Tahoma" w:cstheme="minorBidi"/>
+          <w:kern w:val="0"/>
+          <w:sz w:val="22"/>
+        </w:rPr>
+        <w:t xml:space="preserve"> </w:t>
+      </w:r>
+      <w:r>
+        <w:rPr>
+          <w:rFonts w:ascii="Tahoma" w:eastAsia="微软雅黑" w:hAnsi="Tahoma" w:cstheme="minorBidi" w:hint="eastAsia"/>
+          <w:kern w:val="0"/>
+          <w:sz w:val="22"/>
+        </w:rPr>
+        <w:t>实现窗口字符的功能。</w:t>
+      </w:r>
+    </w:p>
+    <w:p>
+      <w:pPr>
+        <w:widowControl/>
+        <w:adjustRightInd w:val="0"/>
+        <w:snapToGrid w:val="0"/>
+        <w:jc w:val="left"/>
+        <w:rPr>
+          <w:rFonts w:ascii="Tahoma" w:eastAsia="微软雅黑" w:hAnsi="Tahoma" w:cstheme="minorBidi"/>
+          <w:color w:val="0070C0"/>
+          <w:kern w:val="0"/>
+          <w:sz w:val="22"/>
+        </w:rPr>
+      </w:pPr>
+      <w:r>
+        <w:rPr>
+          <w:rFonts w:ascii="Tahoma" w:eastAsia="微软雅黑" w:hAnsi="Tahoma" w:cstheme="minorBidi" w:hint="eastAsia"/>
+          <w:color w:val="0070C0"/>
           <w:kern w:val="0"/>
           <w:sz w:val="22"/>
         </w:rPr>
@@ -687,22 +811,44 @@
         <w:widowControl/>
         <w:jc w:val="left"/>
         <w:rPr>
+          <w:rFonts w:ascii="Tahoma" w:eastAsia="微软雅黑" w:hAnsi="Tahoma" w:cstheme="minorBidi"/>
+          <w:kern w:val="0"/>
+          <w:sz w:val="22"/>
+        </w:rPr>
+      </w:pPr>
+      <w:r>
+        <w:rPr>
+          <w:rFonts w:ascii="Tahoma" w:eastAsia="微软雅黑" w:hAnsi="Tahoma" w:cstheme="minorBidi"/>
+          <w:kern w:val="0"/>
+          <w:sz w:val="22"/>
+        </w:rPr>
+        <w:br w:type="page"/>
+      </w:r>
+    </w:p>
+    <w:p>
+      <w:pPr>
+        <w:keepNext/>
+        <w:keepLines/>
+        <w:spacing w:before="260" w:after="260" w:line="416" w:lineRule="auto"/>
+        <w:outlineLvl w:val="1"/>
+        <w:rPr>
+          <w:rFonts w:ascii="等线 Light" w:eastAsia="等线 Light" w:hAnsi="等线 Light"/>
           <w:b/>
-        </w:rPr>
-        <w:sectPr>
-          <w:headerReference w:type="even" r:id="rId12"/>
-          <w:headerReference w:type="default" r:id="rId13"/>
-          <w:pgSz w:w="11906" w:h="16838"/>
-          <w:pgMar w:top="1440" w:right="1800" w:bottom="1440" w:left="1800" w:header="851" w:footer="992" w:gutter="0"/>
-          <w:cols w:space="425"/>
-          <w:docGrid w:type="lines" w:linePitch="326"/>
-        </w:sectPr>
+          <w:bCs/>
+          <w:sz w:val="32"/>
+          <w:szCs w:val="32"/>
+        </w:rPr>
       </w:pPr>
       <w:r>
         <w:rPr>
+          <w:rFonts w:ascii="等线 Light" w:eastAsia="等线 Light" w:hAnsi="等线 Light" w:hint="eastAsia"/>
           <w:b/>
-        </w:rPr>
-        <w:br w:type="page"/>
+          <w:bCs/>
+          <w:sz w:val="32"/>
+          <w:szCs w:val="32"/>
+        </w:rPr>
+        <w:lastRenderedPageBreak/>
+        <w:t>窗口字符</w:t>
       </w:r>
     </w:p>
     <w:p>
@@ -719,6 +865,7 @@
           <w:szCs w:val="32"/>
         </w:rPr>
       </w:pPr>
+      <w:bookmarkStart w:id="0" w:name="文本域与光标"/>
       <w:r>
         <w:rPr>
           <w:rFonts w:ascii="等线" w:eastAsia="等线" w:hAnsi="等线" w:hint="eastAsia"/>
@@ -727,439 +874,10 @@
           <w:sz w:val="28"/>
           <w:szCs w:val="32"/>
         </w:rPr>
-        <w:lastRenderedPageBreak/>
-        <w:t>R</w:t>
-      </w:r>
-      <w:r>
-        <w:rPr>
-          <w:rFonts w:ascii="等线" w:eastAsia="等线" w:hAnsi="等线"/>
-          <w:b/>
-          <w:bCs/>
-          <w:sz w:val="28"/>
-          <w:szCs w:val="32"/>
-        </w:rPr>
-        <w:t>mmv</w:t>
-      </w:r>
-      <w:r>
-        <w:rPr>
-          <w:rFonts w:ascii="等线" w:eastAsia="等线" w:hAnsi="等线" w:hint="eastAsia"/>
-          <w:b/>
-          <w:bCs/>
-          <w:sz w:val="28"/>
-          <w:szCs w:val="32"/>
-        </w:rPr>
-        <w:t>中默认字符</w:t>
+        <w:t>原理</w:t>
       </w:r>
     </w:p>
-    <w:p>
-      <w:pPr>
-        <w:widowControl/>
-        <w:adjustRightInd w:val="0"/>
-        <w:snapToGrid w:val="0"/>
-        <w:jc w:val="left"/>
-        <w:rPr>
-          <w:rFonts w:ascii="Tahoma" w:eastAsia="微软雅黑" w:hAnsi="Tahoma" w:cstheme="minorBidi"/>
-          <w:kern w:val="0"/>
-          <w:sz w:val="22"/>
-        </w:rPr>
-      </w:pPr>
-      <w:r>
-        <w:rPr>
-          <w:rFonts w:ascii="Tahoma" w:eastAsia="微软雅黑" w:hAnsi="Tahoma" w:cstheme="minorBidi" w:hint="eastAsia"/>
-          <w:kern w:val="0"/>
-          <w:sz w:val="22"/>
-        </w:rPr>
-        <w:t>所有</w:t>
-      </w:r>
-      <w:r>
-        <w:rPr>
-          <w:rFonts w:ascii="Tahoma" w:eastAsia="微软雅黑" w:hAnsi="Tahoma" w:cstheme="minorBidi" w:hint="eastAsia"/>
-          <w:kern w:val="0"/>
-          <w:sz w:val="22"/>
-        </w:rPr>
-        <w:t>窗口</w:t>
-      </w:r>
-      <w:r>
-        <w:rPr>
-          <w:rFonts w:ascii="Tahoma" w:eastAsia="微软雅黑" w:hAnsi="Tahoma" w:cstheme="minorBidi" w:hint="eastAsia"/>
-          <w:kern w:val="0"/>
-          <w:sz w:val="22"/>
-        </w:rPr>
-        <w:t>字符可以去看看</w:t>
-      </w:r>
-      <w:hyperlink w:anchor="综合字符表" w:history="1">
-        <w:r>
-          <w:rPr>
-            <w:rStyle w:val="af6"/>
-            <w:rFonts w:ascii="Tahoma" w:eastAsia="微软雅黑" w:hAnsi="Tahoma" w:cstheme="minorBidi" w:hint="eastAsia"/>
-            <w:kern w:val="0"/>
-            <w:sz w:val="22"/>
-          </w:rPr>
-          <w:t>窗口</w:t>
-        </w:r>
-        <w:r>
-          <w:rPr>
-            <w:rStyle w:val="af6"/>
-            <w:rFonts w:ascii="Tahoma" w:eastAsia="微软雅黑" w:hAnsi="Tahoma" w:cstheme="minorBidi" w:hint="eastAsia"/>
-            <w:kern w:val="0"/>
-            <w:sz w:val="22"/>
-          </w:rPr>
-          <w:t>字符表</w:t>
-        </w:r>
-      </w:hyperlink>
-      <w:r>
-        <w:rPr>
-          <w:rFonts w:ascii="Tahoma" w:eastAsia="微软雅黑" w:hAnsi="Tahoma" w:cstheme="minorBidi" w:hint="eastAsia"/>
-          <w:kern w:val="0"/>
-          <w:sz w:val="22"/>
-        </w:rPr>
-        <w:t>。</w:t>
-      </w:r>
-    </w:p>
-    <w:p>
-      <w:pPr>
-        <w:widowControl/>
-        <w:adjustRightInd w:val="0"/>
-        <w:snapToGrid w:val="0"/>
-        <w:spacing w:after="200"/>
-        <w:jc w:val="left"/>
-        <w:rPr>
-          <w:rFonts w:ascii="Tahoma" w:eastAsia="微软雅黑" w:hAnsi="Tahoma" w:cstheme="minorBidi"/>
-          <w:kern w:val="0"/>
-          <w:sz w:val="22"/>
-        </w:rPr>
-      </w:pPr>
-      <w:r>
-        <w:rPr>
-          <w:rFonts w:ascii="Tahoma" w:eastAsia="微软雅黑" w:hAnsi="Tahoma" w:cstheme="minorBidi"/>
-          <w:kern w:val="0"/>
-          <w:sz w:val="22"/>
-        </w:rPr>
-        <w:t>R</w:t>
-      </w:r>
-      <w:r>
-        <w:rPr>
-          <w:rFonts w:ascii="Tahoma" w:eastAsia="微软雅黑" w:hAnsi="Tahoma" w:cstheme="minorBidi" w:hint="eastAsia"/>
-          <w:kern w:val="0"/>
-          <w:sz w:val="22"/>
-        </w:rPr>
-        <w:t>mmv</w:t>
-      </w:r>
-      <w:r>
-        <w:rPr>
-          <w:rFonts w:ascii="Tahoma" w:eastAsia="微软雅黑" w:hAnsi="Tahoma" w:cstheme="minorBidi" w:hint="eastAsia"/>
-          <w:kern w:val="0"/>
-          <w:sz w:val="22"/>
-        </w:rPr>
-        <w:t>中</w:t>
-      </w:r>
-      <w:r>
-        <w:rPr>
-          <w:rFonts w:ascii="Tahoma" w:eastAsia="微软雅黑" w:hAnsi="Tahoma" w:cstheme="minorBidi" w:hint="eastAsia"/>
-          <w:kern w:val="0"/>
-          <w:sz w:val="22"/>
-        </w:rPr>
-        <w:t>默认提供的</w:t>
-      </w:r>
-      <w:r>
-        <w:rPr>
-          <w:rFonts w:ascii="Tahoma" w:eastAsia="微软雅黑" w:hAnsi="Tahoma" w:cstheme="minorBidi" w:hint="eastAsia"/>
-          <w:kern w:val="0"/>
-          <w:sz w:val="22"/>
-        </w:rPr>
-        <w:t>窗口</w:t>
-      </w:r>
-      <w:r>
-        <w:rPr>
-          <w:rFonts w:ascii="Tahoma" w:eastAsia="微软雅黑" w:hAnsi="Tahoma" w:cstheme="minorBidi" w:hint="eastAsia"/>
-          <w:kern w:val="0"/>
-          <w:sz w:val="22"/>
-        </w:rPr>
-        <w:t>字符如下图所示：</w:t>
-      </w:r>
-    </w:p>
-    <w:p>
-      <w:pPr>
-        <w:widowControl/>
-        <w:adjustRightInd w:val="0"/>
-        <w:snapToGrid w:val="0"/>
-        <w:spacing w:after="200"/>
-        <w:jc w:val="center"/>
-        <w:rPr>
-          <w:rFonts w:ascii="Tahoma" w:eastAsia="微软雅黑" w:hAnsi="Tahoma" w:cstheme="minorBidi"/>
-          <w:kern w:val="0"/>
-          <w:sz w:val="22"/>
-        </w:rPr>
-      </w:pPr>
-      <w:r>
-        <w:rPr>
-          <w:noProof/>
-        </w:rPr>
-        <w:drawing>
-          <wp:inline distT="0" distB="0" distL="0" distR="0" wp14:anchorId="4559DF23" wp14:editId="12DA57AC">
-            <wp:extent cx="2827020" cy="2926080"/>
-            <wp:effectExtent l="0" t="0" r="0" b="7620"/>
-            <wp:docPr id="1" name="图片 1"/>
-            <wp:cNvGraphicFramePr>
-              <a:graphicFrameLocks xmlns:a="http://schemas.openxmlformats.org/drawingml/2006/main" noChangeAspect="1"/>
-            </wp:cNvGraphicFramePr>
-            <a:graphic xmlns:a="http://schemas.openxmlformats.org/drawingml/2006/main">
-              <a:graphicData uri="http://schemas.openxmlformats.org/drawingml/2006/picture">
-                <pic:pic xmlns:pic="http://schemas.openxmlformats.org/drawingml/2006/picture">
-                  <pic:nvPicPr>
-                    <pic:cNvPr id="1" name=""/>
-                    <pic:cNvPicPr/>
-                  </pic:nvPicPr>
-                  <pic:blipFill>
-                    <a:blip r:embed="rId14"/>
-                    <a:stretch>
-                      <a:fillRect/>
-                    </a:stretch>
-                  </pic:blipFill>
-                  <pic:spPr>
-                    <a:xfrm>
-                      <a:off x="0" y="0"/>
-                      <a:ext cx="2827020" cy="2926080"/>
-                    </a:xfrm>
-                    <a:prstGeom prst="rect">
-                      <a:avLst/>
-                    </a:prstGeom>
-                  </pic:spPr>
-                </pic:pic>
-              </a:graphicData>
-            </a:graphic>
-          </wp:inline>
-        </w:drawing>
-      </w:r>
-    </w:p>
-    <w:p>
-      <w:pPr>
-        <w:widowControl/>
-        <w:adjustRightInd w:val="0"/>
-        <w:snapToGrid w:val="0"/>
-        <w:jc w:val="left"/>
-        <w:rPr>
-          <w:rFonts w:ascii="Tahoma" w:eastAsia="微软雅黑" w:hAnsi="Tahoma" w:cstheme="minorBidi"/>
-          <w:kern w:val="0"/>
-          <w:sz w:val="22"/>
-        </w:rPr>
-      </w:pPr>
-      <w:r>
-        <w:rPr>
-          <w:rFonts w:ascii="Tahoma" w:eastAsia="微软雅黑" w:hAnsi="Tahoma" w:cstheme="minorBidi" w:hint="eastAsia"/>
-          <w:b/>
-          <w:bCs/>
-          <w:kern w:val="0"/>
-          <w:sz w:val="22"/>
-        </w:rPr>
-        <w:t>消息输入</w:t>
-      </w:r>
-      <w:r>
-        <w:rPr>
-          <w:rFonts w:ascii="Tahoma" w:eastAsia="微软雅黑" w:hAnsi="Tahoma" w:cstheme="minorBidi" w:hint="eastAsia"/>
-          <w:b/>
-          <w:bCs/>
-          <w:kern w:val="0"/>
-          <w:sz w:val="22"/>
-        </w:rPr>
-        <w:t>字符</w:t>
-      </w:r>
-      <w:r>
-        <w:rPr>
-          <w:rFonts w:ascii="Tahoma" w:eastAsia="微软雅黑" w:hAnsi="Tahoma" w:cstheme="minorBidi" w:hint="eastAsia"/>
-          <w:kern w:val="0"/>
-          <w:sz w:val="22"/>
-        </w:rPr>
-        <w:t>：用于</w:t>
-      </w:r>
-      <w:r>
-        <w:rPr>
-          <w:rFonts w:ascii="Tahoma" w:eastAsia="微软雅黑" w:hAnsi="Tahoma" w:cstheme="minorBidi" w:hint="eastAsia"/>
-          <w:kern w:val="0"/>
-          <w:sz w:val="22"/>
-        </w:rPr>
-        <w:t>对话框一个输入</w:t>
-      </w:r>
-      <w:r>
-        <w:rPr>
-          <w:rFonts w:ascii="Tahoma" w:eastAsia="微软雅黑" w:hAnsi="Tahoma" w:cstheme="minorBidi"/>
-          <w:kern w:val="0"/>
-          <w:sz w:val="22"/>
-        </w:rPr>
-        <w:t>/</w:t>
-      </w:r>
-      <w:r>
-        <w:rPr>
-          <w:rFonts w:ascii="Tahoma" w:eastAsia="微软雅黑" w:hAnsi="Tahoma" w:cstheme="minorBidi" w:hint="eastAsia"/>
-          <w:kern w:val="0"/>
-          <w:sz w:val="22"/>
-        </w:rPr>
-        <w:t>等待</w:t>
-      </w:r>
-      <w:r>
-        <w:rPr>
-          <w:rFonts w:ascii="Tahoma" w:eastAsia="微软雅黑" w:hAnsi="Tahoma" w:cstheme="minorBidi" w:hint="eastAsia"/>
-          <w:kern w:val="0"/>
-          <w:sz w:val="22"/>
-        </w:rPr>
-        <w:t>功能的字符，</w:t>
-      </w:r>
-      <w:r>
-        <w:rPr>
-          <w:rFonts w:ascii="Tahoma" w:eastAsia="微软雅黑" w:hAnsi="Tahoma" w:cstheme="minorBidi" w:hint="eastAsia"/>
-          <w:kern w:val="0"/>
-          <w:sz w:val="22"/>
-        </w:rPr>
-        <w:t>只在</w:t>
-      </w:r>
-      <w:r>
-        <w:rPr>
-          <w:rFonts w:ascii="Tahoma" w:eastAsia="微软雅黑" w:hAnsi="Tahoma" w:cstheme="minorBidi" w:hint="eastAsia"/>
-          <w:kern w:val="0"/>
-          <w:sz w:val="22"/>
-        </w:rPr>
-        <w:t xml:space="preserve"> </w:t>
-      </w:r>
-      <w:r>
-        <w:rPr>
-          <w:rFonts w:ascii="Tahoma" w:eastAsia="微软雅黑" w:hAnsi="Tahoma" w:cstheme="minorBidi" w:hint="eastAsia"/>
-          <w:kern w:val="0"/>
-          <w:sz w:val="22"/>
-        </w:rPr>
-        <w:t>对话框</w:t>
-      </w:r>
-      <w:r>
-        <w:rPr>
-          <w:rFonts w:ascii="Tahoma" w:eastAsia="微软雅黑" w:hAnsi="Tahoma" w:cstheme="minorBidi" w:hint="eastAsia"/>
-          <w:kern w:val="0"/>
-          <w:sz w:val="22"/>
-        </w:rPr>
-        <w:t xml:space="preserve"> </w:t>
-      </w:r>
-      <w:r>
-        <w:rPr>
-          <w:rFonts w:ascii="Tahoma" w:eastAsia="微软雅黑" w:hAnsi="Tahoma" w:cstheme="minorBidi" w:hint="eastAsia"/>
-          <w:kern w:val="0"/>
-          <w:sz w:val="22"/>
-        </w:rPr>
-        <w:t>中有效</w:t>
-      </w:r>
-      <w:r>
-        <w:rPr>
-          <w:rFonts w:ascii="Tahoma" w:eastAsia="微软雅黑" w:hAnsi="Tahoma" w:cstheme="minorBidi" w:hint="eastAsia"/>
-          <w:kern w:val="0"/>
-          <w:sz w:val="22"/>
-        </w:rPr>
-        <w:t>。</w:t>
-      </w:r>
-    </w:p>
-    <w:p>
-      <w:pPr>
-        <w:widowControl/>
-        <w:adjustRightInd w:val="0"/>
-        <w:snapToGrid w:val="0"/>
-        <w:jc w:val="left"/>
-        <w:rPr>
-          <w:rFonts w:ascii="Tahoma" w:eastAsia="微软雅黑" w:hAnsi="Tahoma" w:cstheme="minorBidi"/>
-          <w:kern w:val="0"/>
-          <w:sz w:val="22"/>
-        </w:rPr>
-      </w:pPr>
-      <w:r>
-        <w:rPr>
-          <w:rFonts w:ascii="Tahoma" w:eastAsia="微软雅黑" w:hAnsi="Tahoma" w:cstheme="minorBidi" w:hint="eastAsia"/>
-          <w:kern w:val="0"/>
-          <w:sz w:val="22"/>
-        </w:rPr>
-        <w:t>（上图中</w:t>
-      </w:r>
-      <w:r>
-        <w:rPr>
-          <w:rFonts w:ascii="Tahoma" w:eastAsia="微软雅黑" w:hAnsi="Tahoma" w:cstheme="minorBidi"/>
-          <w:kern w:val="0"/>
-          <w:sz w:val="22"/>
-        </w:rPr>
-        <w:t>”\.”</w:t>
-      </w:r>
-      <w:r>
-        <w:rPr>
-          <w:rFonts w:ascii="Tahoma" w:eastAsia="微软雅黑" w:hAnsi="Tahoma" w:cstheme="minorBidi" w:hint="eastAsia"/>
-          <w:kern w:val="0"/>
-          <w:sz w:val="22"/>
-        </w:rPr>
-        <w:t>之后的字符都是消息输入字符）</w:t>
-      </w:r>
-    </w:p>
-    <w:p>
-      <w:pPr>
-        <w:widowControl/>
-        <w:jc w:val="left"/>
-        <w:rPr>
-          <w:rFonts w:ascii="Tahoma" w:eastAsia="微软雅黑" w:hAnsi="Tahoma" w:cstheme="minorBidi"/>
-          <w:kern w:val="0"/>
-          <w:sz w:val="22"/>
-        </w:rPr>
-      </w:pPr>
-      <w:r>
-        <w:rPr>
-          <w:rFonts w:ascii="Tahoma" w:eastAsia="微软雅黑" w:hAnsi="Tahoma" w:cstheme="minorBidi"/>
-          <w:kern w:val="0"/>
-          <w:sz w:val="22"/>
-        </w:rPr>
-        <w:br w:type="page"/>
-      </w:r>
-    </w:p>
-    <w:p>
-      <w:pPr>
-        <w:keepNext/>
-        <w:keepLines/>
-        <w:spacing w:before="260" w:after="260" w:line="416" w:lineRule="auto"/>
-        <w:outlineLvl w:val="1"/>
-        <w:rPr>
-          <w:rFonts w:ascii="等线 Light" w:eastAsia="等线 Light" w:hAnsi="等线 Light"/>
-          <w:b/>
-          <w:bCs/>
-          <w:sz w:val="32"/>
-          <w:szCs w:val="32"/>
-        </w:rPr>
-      </w:pPr>
-      <w:r>
-        <w:rPr>
-          <w:rFonts w:ascii="等线 Light" w:eastAsia="等线 Light" w:hAnsi="等线 Light" w:hint="eastAsia"/>
-          <w:b/>
-          <w:bCs/>
-          <w:sz w:val="32"/>
-          <w:szCs w:val="32"/>
-        </w:rPr>
-        <w:lastRenderedPageBreak/>
-        <w:t>知识讲解</w:t>
-      </w:r>
-    </w:p>
-    <w:p>
-      <w:pPr>
-        <w:keepNext/>
-        <w:keepLines/>
-        <w:spacing w:before="240" w:after="120" w:line="415" w:lineRule="auto"/>
-        <w:outlineLvl w:val="2"/>
-        <w:rPr>
-          <w:rFonts w:ascii="等线" w:eastAsia="等线" w:hAnsi="等线"/>
-          <w:b/>
-          <w:bCs/>
-          <w:sz w:val="28"/>
-          <w:szCs w:val="32"/>
-        </w:rPr>
-      </w:pPr>
-      <w:r>
-        <w:rPr>
-          <w:rFonts w:ascii="等线" w:eastAsia="等线" w:hAnsi="等线" w:hint="eastAsia"/>
-          <w:b/>
-          <w:bCs/>
-          <w:sz w:val="28"/>
-          <w:szCs w:val="32"/>
-        </w:rPr>
-        <w:t>原理解析</w:t>
-      </w:r>
-    </w:p>
+    <w:bookmarkEnd w:id="0"/>
     <w:p>
       <w:pPr>
         <w:widowControl/>
@@ -1243,7 +961,7 @@
                     <pic:cNvPicPr/>
                   </pic:nvPicPr>
                   <pic:blipFill>
-                    <a:blip r:embed="rId15"/>
+                    <a:blip r:embed="rId12"/>
                     <a:stretch>
                       <a:fillRect/>
                     </a:stretch>
@@ -1313,7 +1031,7 @@
                     <pic:cNvPicPr/>
                   </pic:nvPicPr>
                   <pic:blipFill>
-                    <a:blip r:embed="rId16"/>
+                    <a:blip r:embed="rId13"/>
                     <a:stretch>
                       <a:fillRect/>
                     </a:stretch>
@@ -1464,7 +1182,7 @@
                     </pic:cNvPicPr>
                   </pic:nvPicPr>
                   <pic:blipFill>
-                    <a:blip r:embed="rId17">
+                    <a:blip r:embed="rId14">
                       <a:extLst>
                         <a:ext uri="{28A0092B-C50C-407E-A947-70E740481C1C}">
                           <a14:useLocalDpi xmlns:a14="http://schemas.microsoft.com/office/drawing/2010/main" val="0"/>
@@ -1549,7 +1267,7 @@
                     </pic:cNvPicPr>
                   </pic:nvPicPr>
                   <pic:blipFill>
-                    <a:blip r:embed="rId18">
+                    <a:blip r:embed="rId15">
                       <a:extLst>
                         <a:ext uri="{28A0092B-C50C-407E-A947-70E740481C1C}">
                           <a14:useLocalDpi xmlns:a14="http://schemas.microsoft.com/office/drawing/2010/main" val="0"/>
@@ -1589,6 +1307,7 @@
         <w:jc w:val="left"/>
         <w:rPr>
           <w:rFonts w:ascii="Tahoma" w:eastAsia="微软雅黑" w:hAnsi="Tahoma" w:cstheme="minorBidi"/>
+          <w:color w:val="0070C0"/>
           <w:kern w:val="0"/>
           <w:sz w:val="22"/>
         </w:rPr>
@@ -1596,10 +1315,154 @@
       <w:r>
         <w:rPr>
           <w:rFonts w:ascii="Tahoma" w:eastAsia="微软雅黑" w:hAnsi="Tahoma" w:cstheme="minorBidi" w:hint="eastAsia"/>
+          <w:color w:val="0070C0"/>
           <w:kern w:val="0"/>
           <w:sz w:val="22"/>
         </w:rPr>
         <w:t>下面，我们可以总结出一些简单的结论：</w:t>
+      </w:r>
+    </w:p>
+    <w:p>
+      <w:pPr>
+        <w:widowControl/>
+        <w:adjustRightInd w:val="0"/>
+        <w:snapToGrid w:val="0"/>
+        <w:ind w:firstLine="420"/>
+        <w:jc w:val="left"/>
+        <w:rPr>
+          <w:rFonts w:ascii="Tahoma" w:eastAsia="微软雅黑" w:hAnsi="Tahoma" w:cstheme="minorBidi"/>
+          <w:color w:val="0070C0"/>
+          <w:kern w:val="0"/>
+          <w:sz w:val="22"/>
+        </w:rPr>
+      </w:pPr>
+      <w:r>
+        <w:rPr>
+          <w:rFonts w:ascii="Tahoma" w:eastAsia="微软雅黑" w:hAnsi="Tahoma" w:cstheme="minorBidi" w:hint="eastAsia"/>
+          <w:color w:val="0070C0"/>
+          <w:kern w:val="0"/>
+          <w:sz w:val="22"/>
+        </w:rPr>
+        <w:t>1</w:t>
+      </w:r>
+      <w:r>
+        <w:rPr>
+          <w:rFonts w:ascii="Tahoma" w:eastAsia="微软雅黑" w:hAnsi="Tahoma" w:cstheme="minorBidi"/>
+          <w:color w:val="0070C0"/>
+          <w:kern w:val="0"/>
+          <w:sz w:val="22"/>
+        </w:rPr>
+        <w:t>.</w:t>
+      </w:r>
+      <w:r>
+        <w:rPr>
+          <w:rFonts w:ascii="Tahoma" w:eastAsia="微软雅黑" w:hAnsi="Tahoma" w:cstheme="minorBidi" w:hint="eastAsia"/>
+          <w:color w:val="0070C0"/>
+          <w:kern w:val="0"/>
+          <w:sz w:val="22"/>
+        </w:rPr>
+        <w:t>窗口字符必须绘制在文本域中，每个字符的位置与光标有关系。</w:t>
+      </w:r>
+    </w:p>
+    <w:p>
+      <w:pPr>
+        <w:widowControl/>
+        <w:adjustRightInd w:val="0"/>
+        <w:snapToGrid w:val="0"/>
+        <w:ind w:firstLine="420"/>
+        <w:jc w:val="left"/>
+        <w:rPr>
+          <w:rFonts w:ascii="Tahoma" w:eastAsia="微软雅黑" w:hAnsi="Tahoma" w:cstheme="minorBidi"/>
+          <w:color w:val="0070C0"/>
+          <w:kern w:val="0"/>
+          <w:sz w:val="22"/>
+        </w:rPr>
+      </w:pPr>
+      <w:r>
+        <w:rPr>
+          <w:rFonts w:ascii="Tahoma" w:eastAsia="微软雅黑" w:hAnsi="Tahoma" w:cstheme="minorBidi"/>
+          <w:color w:val="0070C0"/>
+          <w:kern w:val="0"/>
+          <w:sz w:val="22"/>
+        </w:rPr>
+        <w:t>2.</w:t>
+      </w:r>
+      <w:r>
+        <w:rPr>
+          <w:rFonts w:ascii="Tahoma" w:eastAsia="微软雅黑" w:hAnsi="Tahoma" w:cstheme="minorBidi" w:hint="eastAsia"/>
+          <w:color w:val="0070C0"/>
+          <w:kern w:val="0"/>
+          <w:sz w:val="22"/>
+        </w:rPr>
+        <w:t>字符可以换行，换行位置与文本域相关。</w:t>
+      </w:r>
+    </w:p>
+    <w:p>
+      <w:pPr>
+        <w:widowControl/>
+        <w:adjustRightInd w:val="0"/>
+        <w:snapToGrid w:val="0"/>
+        <w:ind w:firstLine="420"/>
+        <w:jc w:val="left"/>
+        <w:rPr>
+          <w:rFonts w:ascii="Tahoma" w:eastAsia="微软雅黑" w:hAnsi="Tahoma" w:cstheme="minorBidi"/>
+          <w:color w:val="0070C0"/>
+          <w:kern w:val="0"/>
+          <w:sz w:val="22"/>
+        </w:rPr>
+      </w:pPr>
+      <w:r>
+        <w:rPr>
+          <w:rFonts w:ascii="Tahoma" w:eastAsia="微软雅黑" w:hAnsi="Tahoma" w:cstheme="minorBidi" w:hint="eastAsia"/>
+          <w:color w:val="0070C0"/>
+          <w:kern w:val="0"/>
+          <w:sz w:val="22"/>
+        </w:rPr>
+        <w:t>3</w:t>
+      </w:r>
+      <w:r>
+        <w:rPr>
+          <w:rFonts w:ascii="Tahoma" w:eastAsia="微软雅黑" w:hAnsi="Tahoma" w:cstheme="minorBidi"/>
+          <w:color w:val="0070C0"/>
+          <w:kern w:val="0"/>
+          <w:sz w:val="22"/>
+        </w:rPr>
+        <w:t>.</w:t>
+      </w:r>
+      <w:r>
+        <w:rPr>
+          <w:rFonts w:ascii="Tahoma" w:eastAsia="微软雅黑" w:hAnsi="Tahoma" w:cstheme="minorBidi" w:hint="eastAsia"/>
+          <w:color w:val="0070C0"/>
+          <w:kern w:val="0"/>
+          <w:sz w:val="22"/>
+        </w:rPr>
+        <w:t>每个字符都有宽度，这个宽度由字符自己决定，图标字符也占宽度。</w:t>
+      </w:r>
+    </w:p>
+    <w:p>
+      <w:pPr>
+        <w:keepNext/>
+        <w:keepLines/>
+        <w:spacing w:before="240" w:after="120" w:line="415" w:lineRule="auto"/>
+        <w:outlineLvl w:val="2"/>
+        <w:rPr>
+          <w:rFonts w:ascii="等线" w:eastAsia="等线" w:hAnsi="等线"/>
+          <w:b/>
+          <w:bCs/>
+          <w:sz w:val="28"/>
+          <w:szCs w:val="32"/>
+        </w:rPr>
+      </w:pPr>
+      <w:r>
+        <w:rPr>
+          <w:rFonts w:ascii="等线" w:eastAsia="等线" w:hAnsi="等线" w:hint="eastAsia"/>
+          <w:b/>
+          <w:bCs/>
+          <w:sz w:val="28"/>
+          <w:szCs w:val="32"/>
+        </w:rPr>
+        <w:lastRenderedPageBreak/>
+        <w:t>定义</w:t>
       </w:r>
     </w:p>
     <w:p>
@@ -1610,7 +1473,6 @@
         <w:jc w:val="left"/>
         <w:rPr>
           <w:rFonts w:ascii="Tahoma" w:eastAsia="微软雅黑" w:hAnsi="Tahoma" w:cstheme="minorBidi"/>
-          <w:color w:val="0070C0"/>
           <w:kern w:val="0"/>
           <w:sz w:val="22"/>
         </w:rPr>
@@ -1618,29 +1480,52 @@
       <w:r>
         <w:rPr>
           <w:rFonts w:ascii="Tahoma" w:eastAsia="微软雅黑" w:hAnsi="Tahoma" w:cstheme="minorBidi" w:hint="eastAsia"/>
-          <w:color w:val="0070C0"/>
-          <w:kern w:val="0"/>
-          <w:sz w:val="22"/>
-        </w:rPr>
-        <w:t>1</w:t>
-      </w:r>
-      <w:r>
+          <w:b/>
+          <w:bCs/>
+          <w:kern w:val="0"/>
+          <w:sz w:val="22"/>
+        </w:rPr>
+        <w:t>文本域</w:t>
+      </w:r>
+      <w:r>
+        <w:rPr>
+          <w:rFonts w:ascii="Tahoma" w:eastAsia="微软雅黑" w:hAnsi="Tahoma" w:cstheme="minorBidi" w:hint="eastAsia"/>
+          <w:kern w:val="0"/>
+          <w:sz w:val="22"/>
+        </w:rPr>
+        <w:t>：是指绘制文本、图标、图片字符的区域，文本域有高度和宽度，字符如果越出了高宽边界，则会被遮挡。</w:t>
+      </w:r>
+    </w:p>
+    <w:p>
+      <w:pPr>
+        <w:widowControl/>
+        <w:adjustRightInd w:val="0"/>
+        <w:snapToGrid w:val="0"/>
+        <w:spacing w:after="200"/>
+        <w:jc w:val="left"/>
         <w:rPr>
           <w:rFonts w:ascii="Tahoma" w:eastAsia="微软雅黑" w:hAnsi="Tahoma" w:cstheme="minorBidi"/>
-          <w:color w:val="0070C0"/>
-          <w:kern w:val="0"/>
-          <w:sz w:val="22"/>
-        </w:rPr>
-        <w:t>.</w:t>
-      </w:r>
-      <w:r>
-        <w:rPr>
-          <w:rFonts w:ascii="Tahoma" w:eastAsia="微软雅黑" w:hAnsi="Tahoma" w:cstheme="minorBidi" w:hint="eastAsia"/>
-          <w:color w:val="0070C0"/>
-          <w:kern w:val="0"/>
-          <w:sz w:val="22"/>
-        </w:rPr>
-        <w:t>窗口字符必须绘制在文本域中，每个字符的位置与光标有关系。</w:t>
+          <w:kern w:val="0"/>
+          <w:sz w:val="22"/>
+        </w:rPr>
+      </w:pPr>
+      <w:r>
+        <w:rPr>
+          <w:rFonts w:ascii="Tahoma" w:eastAsia="微软雅黑" w:hAnsi="Tahoma" w:cstheme="minorBidi" w:hint="eastAsia"/>
+          <w:b/>
+          <w:bCs/>
+          <w:kern w:val="0"/>
+          <w:sz w:val="22"/>
+        </w:rPr>
+        <w:t>光标</w:t>
+      </w:r>
+      <w:r>
+        <w:rPr>
+          <w:rFonts w:ascii="Tahoma" w:eastAsia="微软雅黑" w:hAnsi="Tahoma" w:cstheme="minorBidi" w:hint="eastAsia"/>
+          <w:kern w:val="0"/>
+          <w:sz w:val="22"/>
+        </w:rPr>
+        <w:t>：文本域中确定下一个字符位置的竖线，光标根据字符的宽度确定下一个位置，并且光标可以换行。</w:t>
       </w:r>
     </w:p>
     <w:p>
@@ -1651,91 +1536,41 @@
         <w:jc w:val="left"/>
         <w:rPr>
           <w:rFonts w:ascii="Tahoma" w:eastAsia="微软雅黑" w:hAnsi="Tahoma" w:cstheme="minorBidi"/>
-          <w:color w:val="0070C0"/>
           <w:kern w:val="0"/>
           <w:sz w:val="22"/>
         </w:rPr>
       </w:pPr>
       <w:r>
         <w:rPr>
-          <w:rFonts w:ascii="Tahoma" w:eastAsia="微软雅黑" w:hAnsi="Tahoma" w:cstheme="minorBidi"/>
-          <w:color w:val="0070C0"/>
-          <w:kern w:val="0"/>
-          <w:sz w:val="22"/>
-        </w:rPr>
-        <w:t>2.</w:t>
-      </w:r>
-      <w:r>
-        <w:rPr>
-          <w:rFonts w:ascii="Tahoma" w:eastAsia="微软雅黑" w:hAnsi="Tahoma" w:cstheme="minorBidi" w:hint="eastAsia"/>
-          <w:color w:val="0070C0"/>
-          <w:kern w:val="0"/>
-          <w:sz w:val="22"/>
-        </w:rPr>
-        <w:t>字符可以换行，换行位置与文本域相关。</w:t>
-      </w:r>
-    </w:p>
-    <w:p>
-      <w:pPr>
-        <w:widowControl/>
-        <w:adjustRightInd w:val="0"/>
-        <w:snapToGrid w:val="0"/>
-        <w:jc w:val="left"/>
-        <w:rPr>
-          <w:rFonts w:ascii="Tahoma" w:eastAsia="微软雅黑" w:hAnsi="Tahoma" w:cstheme="minorBidi"/>
-          <w:color w:val="0070C0"/>
-          <w:kern w:val="0"/>
-          <w:sz w:val="22"/>
-        </w:rPr>
-      </w:pPr>
-      <w:r>
-        <w:rPr>
-          <w:rFonts w:ascii="Tahoma" w:eastAsia="微软雅黑" w:hAnsi="Tahoma" w:cstheme="minorBidi" w:hint="eastAsia"/>
-          <w:color w:val="0070C0"/>
-          <w:kern w:val="0"/>
-          <w:sz w:val="22"/>
-        </w:rPr>
-        <w:t>3</w:t>
-      </w:r>
-      <w:r>
-        <w:rPr>
-          <w:rFonts w:ascii="Tahoma" w:eastAsia="微软雅黑" w:hAnsi="Tahoma" w:cstheme="minorBidi"/>
-          <w:color w:val="0070C0"/>
-          <w:kern w:val="0"/>
-          <w:sz w:val="22"/>
-        </w:rPr>
-        <w:t>.</w:t>
-      </w:r>
-      <w:r>
-        <w:rPr>
-          <w:rFonts w:ascii="Tahoma" w:eastAsia="微软雅黑" w:hAnsi="Tahoma" w:cstheme="minorBidi" w:hint="eastAsia"/>
-          <w:color w:val="0070C0"/>
-          <w:kern w:val="0"/>
-          <w:sz w:val="22"/>
-        </w:rPr>
-        <w:t>每个字符都有宽度，这个宽度由字符自己决定，图标字符也占宽度。</w:t>
-      </w:r>
-    </w:p>
-    <w:p>
-      <w:pPr>
-        <w:widowControl/>
-        <w:adjustRightInd w:val="0"/>
-        <w:snapToGrid w:val="0"/>
-        <w:jc w:val="left"/>
-        <w:rPr>
-          <w:rFonts w:ascii="Tahoma" w:eastAsia="微软雅黑" w:hAnsi="Tahoma" w:cstheme="minorBidi"/>
-          <w:kern w:val="0"/>
-          <w:sz w:val="22"/>
-        </w:rPr>
-      </w:pPr>
-      <w:r>
-        <w:rPr>
-          <w:rFonts w:ascii="Tahoma" w:eastAsia="微软雅黑" w:hAnsi="Tahoma" w:cstheme="minorBidi" w:hint="eastAsia"/>
-          <w:kern w:val="0"/>
-          <w:sz w:val="22"/>
-        </w:rPr>
-        <w:lastRenderedPageBreak/>
-        <w:t>以此类推，窗口也具有</w:t>
+          <w:rFonts w:ascii="Tahoma" w:eastAsia="微软雅黑" w:hAnsi="Tahoma" w:cstheme="minorBidi" w:hint="eastAsia"/>
+          <w:kern w:val="0"/>
+          <w:sz w:val="22"/>
+        </w:rPr>
+        <w:t>所有</w:t>
+      </w:r>
+      <w:r>
+        <w:rPr>
+          <w:rFonts w:ascii="Tahoma" w:eastAsia="微软雅黑" w:hAnsi="Tahoma" w:cstheme="minorBidi" w:hint="eastAsia"/>
+          <w:kern w:val="0"/>
+          <w:sz w:val="22"/>
+        </w:rPr>
+        <w:t>窗口</w:t>
+      </w:r>
+      <w:r>
+        <w:rPr>
+          <w:rFonts w:ascii="Tahoma" w:eastAsia="微软雅黑" w:hAnsi="Tahoma" w:cstheme="minorBidi" w:hint="eastAsia"/>
+          <w:kern w:val="0"/>
+          <w:sz w:val="22"/>
+        </w:rPr>
+        <w:t>都</w:t>
+      </w:r>
+      <w:r>
+        <w:rPr>
+          <w:rFonts w:ascii="Tahoma" w:eastAsia="微软雅黑" w:hAnsi="Tahoma" w:cstheme="minorBidi" w:hint="eastAsia"/>
+          <w:kern w:val="0"/>
+          <w:sz w:val="22"/>
+        </w:rPr>
+        <w:t>具有</w:t>
       </w:r>
       <w:r>
         <w:rPr>
@@ -1748,8 +1583,6 @@
       <w:r>
         <w:rPr>
           <w:rFonts w:ascii="Tahoma" w:eastAsia="微软雅黑" w:hAnsi="Tahoma" w:cstheme="minorBidi" w:hint="eastAsia"/>
-          <w:b/>
-          <w:bCs/>
           <w:kern w:val="0"/>
           <w:sz w:val="22"/>
         </w:rPr>
@@ -1804,7 +1637,7 @@
                     <pic:cNvPicPr/>
                   </pic:nvPicPr>
                   <pic:blipFill>
-                    <a:blip r:embed="rId19"/>
+                    <a:blip r:embed="rId16"/>
                     <a:stretch>
                       <a:fillRect/>
                     </a:stretch>
@@ -1996,8 +1829,6 @@
     <w:p>
       <w:pPr>
         <w:widowControl/>
-        <w:adjustRightInd w:val="0"/>
-        <w:snapToGrid w:val="0"/>
         <w:jc w:val="left"/>
         <w:rPr>
           <w:rFonts w:ascii="Tahoma" w:eastAsia="微软雅黑" w:hAnsi="Tahoma" w:cstheme="minorBidi"/>
@@ -2005,6 +1836,14 @@
           <w:sz w:val="22"/>
         </w:rPr>
       </w:pPr>
+      <w:r>
+        <w:rPr>
+          <w:rFonts w:ascii="Tahoma" w:eastAsia="微软雅黑" w:hAnsi="Tahoma" w:cstheme="minorBidi"/>
+          <w:kern w:val="0"/>
+          <w:sz w:val="22"/>
+        </w:rPr>
+        <w:br w:type="page"/>
+      </w:r>
     </w:p>
     <w:p>
       <w:pPr>
@@ -2028,6 +1867,7 @@
           <w:sz w:val="28"/>
           <w:szCs w:val="32"/>
         </w:rPr>
+        <w:lastRenderedPageBreak/>
         <w:t>字符分类</w:t>
       </w:r>
     </w:p>
@@ -2232,9 +2072,9 @@
             <o:lock v:ext="edit" aspectratio="t"/>
           </v:shapetype>
           <v:shape id="_x0000_i1025" type="#_x0000_t75" style="width:414.6pt;height:225.6pt" o:ole="">
-            <v:imagedata r:id="rId20" o:title=""/>
+            <v:imagedata r:id="rId17" o:title=""/>
           </v:shape>
-          <o:OLEObject Type="Embed" ProgID="Visio.Drawing.15" ShapeID="_x0000_i1025" DrawAspect="Content" ObjectID="_1670993117" r:id="rId21"/>
+          <o:OLEObject Type="Embed" ProgID="Visio.Drawing.15" ShapeID="_x0000_i1025" DrawAspect="Content" ObjectID="_1673537100" r:id="rId18"/>
         </w:object>
       </w:r>
     </w:p>
@@ -2255,32 +2095,6 @@
           <w:sz w:val="22"/>
         </w:rPr>
         <w:br w:type="page"/>
-      </w:r>
-    </w:p>
-    <w:p>
-      <w:pPr>
-        <w:keepNext/>
-        <w:keepLines/>
-        <w:spacing w:before="260" w:after="260" w:line="416" w:lineRule="auto"/>
-        <w:outlineLvl w:val="1"/>
-        <w:rPr>
-          <w:rFonts w:ascii="等线 Light" w:eastAsia="等线 Light" w:hAnsi="等线 Light"/>
-          <w:b/>
-          <w:bCs/>
-          <w:sz w:val="32"/>
-          <w:szCs w:val="32"/>
-        </w:rPr>
-      </w:pPr>
-      <w:r>
-        <w:rPr>
-          <w:rFonts w:ascii="等线 Light" w:eastAsia="等线 Light" w:hAnsi="等线 Light" w:hint="eastAsia"/>
-          <w:b/>
-          <w:bCs/>
-          <w:sz w:val="32"/>
-          <w:szCs w:val="32"/>
-        </w:rPr>
-        <w:lastRenderedPageBreak/>
-        <w:t>插件扩展字符</w:t>
       </w:r>
     </w:p>
     <w:p>
@@ -2305,543 +2119,28 @@
           <w:sz w:val="28"/>
           <w:szCs w:val="32"/>
         </w:rPr>
-        <w:t>相关插件</w:t>
-      </w:r>
-    </w:p>
-    <w:p>
-      <w:pPr>
-        <w:widowControl/>
-        <w:adjustRightInd w:val="0"/>
-        <w:snapToGrid w:val="0"/>
-        <w:spacing w:line="360" w:lineRule="auto"/>
-        <w:jc w:val="left"/>
-        <w:rPr>
-          <w:rFonts w:ascii="Tahoma" w:eastAsia="微软雅黑" w:hAnsi="Tahoma"/>
-          <w:kern w:val="0"/>
-          <w:sz w:val="22"/>
-        </w:rPr>
-      </w:pPr>
-      <w:r>
-        <w:rPr>
-          <w:rFonts w:ascii="Tahoma" w:eastAsia="微软雅黑" w:hAnsi="Tahoma" w:hint="eastAsia"/>
-          <w:kern w:val="0"/>
-          <w:sz w:val="22"/>
-        </w:rPr>
-        <w:t>与窗口字符相关的插件如下：</w:t>
-      </w:r>
-    </w:p>
-    <w:p>
-      <w:pPr>
-        <w:widowControl/>
-        <w:adjustRightInd w:val="0"/>
-        <w:snapToGrid w:val="0"/>
-        <w:spacing w:line="360" w:lineRule="auto"/>
-        <w:ind w:firstLine="420"/>
-        <w:jc w:val="left"/>
-        <w:rPr>
-          <w:rFonts w:ascii="Tahoma" w:eastAsia="微软雅黑" w:hAnsi="Tahoma"/>
-          <w:kern w:val="0"/>
-          <w:sz w:val="22"/>
-        </w:rPr>
-      </w:pPr>
-      <w:r>
-        <w:rPr>
-          <w:rFonts w:ascii="Tahoma" w:eastAsia="微软雅黑" w:hAnsi="Tahoma"/>
-          <w:kern w:val="0"/>
-          <w:sz w:val="22"/>
-        </w:rPr>
-        <w:t xml:space="preserve">Drill_CoreOfColor </w:t>
-      </w:r>
-      <w:r>
-        <w:rPr>
-          <w:rFonts w:ascii="Tahoma" w:eastAsia="微软雅黑" w:hAnsi="Tahoma"/>
-          <w:kern w:val="0"/>
-          <w:sz w:val="22"/>
-        </w:rPr>
-        <w:tab/>
-      </w:r>
-      <w:r>
-        <w:rPr>
-          <w:rFonts w:ascii="Tahoma" w:eastAsia="微软雅黑" w:hAnsi="Tahoma"/>
-          <w:kern w:val="0"/>
-          <w:sz w:val="22"/>
-        </w:rPr>
-        <w:tab/>
-      </w:r>
-      <w:r>
-        <w:rPr>
-          <w:rFonts w:ascii="Tahoma" w:eastAsia="微软雅黑" w:hAnsi="Tahoma"/>
-          <w:kern w:val="0"/>
-          <w:sz w:val="22"/>
-        </w:rPr>
-        <w:tab/>
-      </w:r>
-      <w:r>
-        <w:rPr>
-          <w:rFonts w:ascii="Tahoma" w:eastAsia="微软雅黑" w:hAnsi="Tahoma"/>
-          <w:kern w:val="0"/>
-          <w:sz w:val="22"/>
-        </w:rPr>
-        <w:tab/>
-      </w:r>
-      <w:r>
-        <w:rPr>
-          <w:rFonts w:ascii="Tahoma" w:eastAsia="微软雅黑" w:hAnsi="Tahoma"/>
-          <w:kern w:val="0"/>
-          <w:sz w:val="22"/>
-        </w:rPr>
-        <w:tab/>
-      </w:r>
-      <w:r>
-        <w:rPr>
-          <w:rFonts w:ascii="Tahoma" w:eastAsia="微软雅黑" w:hAnsi="Tahoma" w:hint="eastAsia"/>
-          <w:kern w:val="0"/>
-          <w:sz w:val="22"/>
-        </w:rPr>
-        <w:t>系统</w:t>
-      </w:r>
-      <w:r>
-        <w:rPr>
-          <w:rFonts w:ascii="Tahoma" w:eastAsia="微软雅黑" w:hAnsi="Tahoma" w:hint="eastAsia"/>
-          <w:kern w:val="0"/>
-          <w:sz w:val="22"/>
-        </w:rPr>
-        <w:t xml:space="preserve"> </w:t>
-      </w:r>
-      <w:r>
-        <w:rPr>
-          <w:rFonts w:ascii="Tahoma" w:eastAsia="微软雅黑" w:hAnsi="Tahoma" w:hint="eastAsia"/>
-          <w:kern w:val="0"/>
-          <w:sz w:val="22"/>
-        </w:rPr>
-        <w:t>-</w:t>
-      </w:r>
-      <w:r>
-        <w:rPr>
-          <w:rFonts w:ascii="Tahoma" w:eastAsia="微软雅黑" w:hAnsi="Tahoma"/>
-          <w:kern w:val="0"/>
-          <w:sz w:val="22"/>
-        </w:rPr>
-        <w:t xml:space="preserve"> </w:t>
-      </w:r>
-      <w:r>
-        <w:rPr>
-          <w:rFonts w:ascii="Tahoma" w:eastAsia="微软雅黑" w:hAnsi="Tahoma" w:hint="eastAsia"/>
-          <w:kern w:val="0"/>
-          <w:sz w:val="22"/>
-        </w:rPr>
-        <w:t>颜色核心</w:t>
-      </w:r>
-    </w:p>
-    <w:p>
-      <w:pPr>
-        <w:widowControl/>
-        <w:adjustRightInd w:val="0"/>
-        <w:snapToGrid w:val="0"/>
-        <w:spacing w:line="360" w:lineRule="auto"/>
-        <w:ind w:firstLine="420"/>
-        <w:jc w:val="left"/>
-        <w:rPr>
-          <w:rFonts w:ascii="Tahoma" w:eastAsia="微软雅黑" w:hAnsi="Tahoma"/>
-          <w:kern w:val="0"/>
-          <w:sz w:val="22"/>
-        </w:rPr>
-      </w:pPr>
-      <w:r>
-        <w:rPr>
-          <w:rFonts w:ascii="Tahoma" w:eastAsia="微软雅黑" w:hAnsi="Tahoma"/>
-          <w:kern w:val="0"/>
-          <w:sz w:val="22"/>
-        </w:rPr>
-        <w:t>YEP_MessageCore</w:t>
-      </w:r>
-      <w:r>
-        <w:rPr>
-          <w:rFonts w:ascii="Tahoma" w:eastAsia="微软雅黑" w:hAnsi="Tahoma"/>
-          <w:kern w:val="0"/>
-          <w:sz w:val="22"/>
-        </w:rPr>
-        <w:tab/>
-      </w:r>
-      <w:r>
-        <w:rPr>
-          <w:rFonts w:ascii="Tahoma" w:eastAsia="微软雅黑" w:hAnsi="Tahoma"/>
-          <w:kern w:val="0"/>
-          <w:sz w:val="22"/>
-        </w:rPr>
-        <w:tab/>
-      </w:r>
-      <w:r>
-        <w:rPr>
-          <w:rFonts w:ascii="Tahoma" w:eastAsia="微软雅黑" w:hAnsi="Tahoma"/>
-          <w:kern w:val="0"/>
-          <w:sz w:val="22"/>
-        </w:rPr>
-        <w:tab/>
-      </w:r>
-      <w:r>
-        <w:rPr>
-          <w:rFonts w:ascii="Tahoma" w:eastAsia="微软雅黑" w:hAnsi="Tahoma"/>
-          <w:kern w:val="0"/>
-          <w:sz w:val="22"/>
-        </w:rPr>
-        <w:tab/>
-      </w:r>
-      <w:r>
-        <w:rPr>
-          <w:rFonts w:ascii="Tahoma" w:eastAsia="微软雅黑" w:hAnsi="Tahoma"/>
-          <w:kern w:val="0"/>
-          <w:sz w:val="22"/>
-        </w:rPr>
-        <w:tab/>
-      </w:r>
-      <w:r>
-        <w:rPr>
-          <w:rFonts w:ascii="Tahoma" w:eastAsia="微软雅黑" w:hAnsi="Tahoma" w:hint="eastAsia"/>
-          <w:kern w:val="0"/>
-          <w:sz w:val="22"/>
-        </w:rPr>
-        <w:t>对话框</w:t>
-      </w:r>
-      <w:r>
-        <w:rPr>
-          <w:rFonts w:ascii="Tahoma" w:eastAsia="微软雅黑" w:hAnsi="Tahoma" w:hint="eastAsia"/>
-          <w:kern w:val="0"/>
-          <w:sz w:val="22"/>
-        </w:rPr>
-        <w:t xml:space="preserve"> </w:t>
-      </w:r>
-      <w:r>
-        <w:rPr>
-          <w:rFonts w:ascii="Tahoma" w:eastAsia="微软雅黑" w:hAnsi="Tahoma" w:hint="eastAsia"/>
-          <w:kern w:val="0"/>
-          <w:sz w:val="22"/>
-        </w:rPr>
-        <w:t>-</w:t>
-      </w:r>
-      <w:r>
-        <w:rPr>
-          <w:rFonts w:ascii="Tahoma" w:eastAsia="微软雅黑" w:hAnsi="Tahoma"/>
-          <w:kern w:val="0"/>
-          <w:sz w:val="22"/>
-        </w:rPr>
-        <w:t xml:space="preserve"> </w:t>
-      </w:r>
-      <w:r>
-        <w:rPr>
-          <w:rFonts w:ascii="Tahoma" w:eastAsia="微软雅黑" w:hAnsi="Tahoma" w:hint="eastAsia"/>
-          <w:kern w:val="0"/>
-          <w:sz w:val="22"/>
-        </w:rPr>
-        <w:t>消息核心</w:t>
-      </w:r>
-    </w:p>
-    <w:p>
-      <w:pPr>
-        <w:widowControl/>
-        <w:adjustRightInd w:val="0"/>
-        <w:snapToGrid w:val="0"/>
-        <w:spacing w:line="360" w:lineRule="auto"/>
-        <w:ind w:firstLine="420"/>
-        <w:jc w:val="left"/>
-        <w:rPr>
-          <w:rFonts w:ascii="Tahoma" w:eastAsia="微软雅黑" w:hAnsi="Tahoma"/>
-          <w:kern w:val="0"/>
-          <w:sz w:val="22"/>
-        </w:rPr>
-      </w:pPr>
-      <w:r>
-        <w:rPr>
-          <w:rFonts w:ascii="Tahoma" w:eastAsia="微软雅黑" w:hAnsi="Tahoma"/>
-          <w:kern w:val="0"/>
-          <w:sz w:val="22"/>
-        </w:rPr>
-        <w:t>Drill_DialogSpecialCharSize</w:t>
-      </w:r>
-      <w:r>
-        <w:rPr>
-          <w:rFonts w:ascii="Tahoma" w:eastAsia="微软雅黑" w:hAnsi="Tahoma"/>
-          <w:kern w:val="0"/>
-          <w:sz w:val="22"/>
-        </w:rPr>
-        <w:tab/>
-      </w:r>
-      <w:r>
-        <w:rPr>
-          <w:rFonts w:ascii="Tahoma" w:eastAsia="微软雅黑" w:hAnsi="Tahoma"/>
-          <w:kern w:val="0"/>
-          <w:sz w:val="22"/>
-        </w:rPr>
-        <w:tab/>
-      </w:r>
-      <w:r>
-        <w:rPr>
-          <w:rFonts w:ascii="Tahoma" w:eastAsia="微软雅黑" w:hAnsi="Tahoma"/>
-          <w:kern w:val="0"/>
-          <w:sz w:val="22"/>
-        </w:rPr>
-        <w:tab/>
-      </w:r>
-      <w:r>
-        <w:rPr>
-          <w:rFonts w:ascii="Tahoma" w:eastAsia="微软雅黑" w:hAnsi="Tahoma" w:hint="eastAsia"/>
-          <w:kern w:val="0"/>
-          <w:sz w:val="22"/>
-        </w:rPr>
-        <w:t>对话框</w:t>
-      </w:r>
-      <w:r>
-        <w:rPr>
-          <w:rFonts w:ascii="Tahoma" w:eastAsia="微软雅黑" w:hAnsi="Tahoma" w:hint="eastAsia"/>
-          <w:kern w:val="0"/>
-          <w:sz w:val="22"/>
-        </w:rPr>
-        <w:t xml:space="preserve"> - </w:t>
-      </w:r>
-      <w:r>
-        <w:rPr>
-          <w:rFonts w:ascii="Tahoma" w:eastAsia="微软雅黑" w:hAnsi="Tahoma" w:hint="eastAsia"/>
-          <w:kern w:val="0"/>
-          <w:sz w:val="22"/>
-        </w:rPr>
-        <w:t>特殊字符大小控制器</w:t>
-      </w:r>
-    </w:p>
-    <w:p>
-      <w:pPr>
-        <w:widowControl/>
-        <w:adjustRightInd w:val="0"/>
-        <w:snapToGrid w:val="0"/>
-        <w:spacing w:line="360" w:lineRule="auto"/>
-        <w:ind w:firstLine="420"/>
-        <w:jc w:val="left"/>
-        <w:rPr>
-          <w:rFonts w:ascii="Tahoma" w:eastAsia="微软雅黑" w:hAnsi="Tahoma"/>
-          <w:kern w:val="0"/>
-          <w:sz w:val="22"/>
-        </w:rPr>
-      </w:pPr>
-      <w:r>
-        <w:rPr>
-          <w:rFonts w:ascii="Tahoma" w:eastAsia="微软雅黑" w:hAnsi="Tahoma"/>
-          <w:kern w:val="0"/>
-          <w:sz w:val="22"/>
-        </w:rPr>
-        <w:t>Drill_DialogTextAlign</w:t>
-      </w:r>
-      <w:r>
-        <w:rPr>
-          <w:rFonts w:ascii="Tahoma" w:eastAsia="微软雅黑" w:hAnsi="Tahoma"/>
-          <w:kern w:val="0"/>
-          <w:sz w:val="22"/>
-        </w:rPr>
-        <w:tab/>
-      </w:r>
-      <w:r>
-        <w:rPr>
-          <w:rFonts w:ascii="Tahoma" w:eastAsia="微软雅黑" w:hAnsi="Tahoma"/>
-          <w:kern w:val="0"/>
-          <w:sz w:val="22"/>
-        </w:rPr>
-        <w:tab/>
-      </w:r>
-      <w:r>
-        <w:rPr>
-          <w:rFonts w:ascii="Tahoma" w:eastAsia="微软雅黑" w:hAnsi="Tahoma"/>
-          <w:kern w:val="0"/>
-          <w:sz w:val="22"/>
-        </w:rPr>
-        <w:tab/>
-      </w:r>
-      <w:r>
-        <w:rPr>
-          <w:rFonts w:ascii="Tahoma" w:eastAsia="微软雅黑" w:hAnsi="Tahoma"/>
-          <w:kern w:val="0"/>
-          <w:sz w:val="22"/>
-        </w:rPr>
-        <w:tab/>
-      </w:r>
-      <w:r>
-        <w:rPr>
-          <w:rFonts w:ascii="Tahoma" w:eastAsia="微软雅黑" w:hAnsi="Tahoma"/>
-          <w:kern w:val="0"/>
-          <w:sz w:val="22"/>
-        </w:rPr>
-        <w:tab/>
-      </w:r>
-      <w:r>
-        <w:rPr>
-          <w:rFonts w:ascii="Tahoma" w:eastAsia="微软雅黑" w:hAnsi="Tahoma" w:hint="eastAsia"/>
-          <w:kern w:val="0"/>
-          <w:sz w:val="22"/>
-        </w:rPr>
-        <w:t>对话框</w:t>
-      </w:r>
-      <w:r>
-        <w:rPr>
-          <w:rFonts w:ascii="Tahoma" w:eastAsia="微软雅黑" w:hAnsi="Tahoma" w:hint="eastAsia"/>
-          <w:kern w:val="0"/>
-          <w:sz w:val="22"/>
-        </w:rPr>
-        <w:t xml:space="preserve"> - </w:t>
-      </w:r>
-      <w:r>
-        <w:rPr>
-          <w:rFonts w:ascii="Tahoma" w:eastAsia="微软雅黑" w:hAnsi="Tahoma" w:hint="eastAsia"/>
-          <w:kern w:val="0"/>
-          <w:sz w:val="22"/>
-        </w:rPr>
-        <w:t>文本居中</w:t>
-      </w:r>
-    </w:p>
-    <w:p>
-      <w:pPr>
-        <w:widowControl/>
-        <w:adjustRightInd w:val="0"/>
-        <w:snapToGrid w:val="0"/>
-        <w:spacing w:line="360" w:lineRule="auto"/>
-        <w:ind w:firstLine="420"/>
-        <w:jc w:val="left"/>
-        <w:rPr>
-          <w:rFonts w:ascii="Tahoma" w:eastAsia="微软雅黑" w:hAnsi="Tahoma"/>
-          <w:kern w:val="0"/>
-          <w:sz w:val="22"/>
-        </w:rPr>
-      </w:pPr>
-      <w:r>
-        <w:rPr>
-          <w:rFonts w:ascii="Tahoma" w:eastAsia="微软雅黑" w:hAnsi="Tahoma"/>
-          <w:kern w:val="0"/>
-          <w:sz w:val="22"/>
-        </w:rPr>
-        <w:t>Drill_DialogTextBigImage</w:t>
-      </w:r>
-      <w:r>
-        <w:rPr>
-          <w:rFonts w:ascii="Tahoma" w:eastAsia="微软雅黑" w:hAnsi="Tahoma"/>
-          <w:kern w:val="0"/>
-          <w:sz w:val="22"/>
-        </w:rPr>
-        <w:tab/>
-      </w:r>
-      <w:r>
-        <w:rPr>
-          <w:rFonts w:ascii="Tahoma" w:eastAsia="微软雅黑" w:hAnsi="Tahoma"/>
-          <w:kern w:val="0"/>
-          <w:sz w:val="22"/>
-        </w:rPr>
-        <w:tab/>
-      </w:r>
-      <w:r>
-        <w:rPr>
-          <w:rFonts w:ascii="Tahoma" w:eastAsia="微软雅黑" w:hAnsi="Tahoma"/>
-          <w:kern w:val="0"/>
-          <w:sz w:val="22"/>
-        </w:rPr>
-        <w:tab/>
-      </w:r>
-      <w:r>
-        <w:rPr>
-          <w:rFonts w:ascii="Tahoma" w:eastAsia="微软雅黑" w:hAnsi="Tahoma"/>
-          <w:kern w:val="0"/>
-          <w:sz w:val="22"/>
-        </w:rPr>
-        <w:tab/>
-      </w:r>
-      <w:r>
-        <w:rPr>
-          <w:rFonts w:ascii="Tahoma" w:eastAsia="微软雅黑" w:hAnsi="Tahoma" w:hint="eastAsia"/>
-          <w:kern w:val="0"/>
-          <w:sz w:val="22"/>
-        </w:rPr>
-        <w:t>对话框</w:t>
-      </w:r>
-      <w:r>
-        <w:rPr>
-          <w:rFonts w:ascii="Tahoma" w:eastAsia="微软雅黑" w:hAnsi="Tahoma" w:hint="eastAsia"/>
-          <w:kern w:val="0"/>
-          <w:sz w:val="22"/>
-        </w:rPr>
-        <w:t xml:space="preserve"> - </w:t>
-      </w:r>
-      <w:r>
-        <w:rPr>
-          <w:rFonts w:ascii="Tahoma" w:eastAsia="微软雅黑" w:hAnsi="Tahoma" w:hint="eastAsia"/>
-          <w:kern w:val="0"/>
-          <w:sz w:val="22"/>
-        </w:rPr>
-        <w:t>大图片字符</w:t>
-      </w:r>
-    </w:p>
-    <w:p>
-      <w:pPr>
-        <w:widowControl/>
-        <w:adjustRightInd w:val="0"/>
-        <w:snapToGrid w:val="0"/>
-        <w:spacing w:line="360" w:lineRule="auto"/>
-        <w:ind w:firstLine="420"/>
-        <w:jc w:val="left"/>
-        <w:rPr>
-          <w:rFonts w:ascii="Tahoma" w:eastAsia="微软雅黑" w:hAnsi="Tahoma"/>
-          <w:kern w:val="0"/>
-          <w:sz w:val="22"/>
-        </w:rPr>
-      </w:pPr>
-      <w:r>
-        <w:rPr>
-          <w:rFonts w:ascii="Tahoma" w:eastAsia="微软雅黑" w:hAnsi="Tahoma"/>
-          <w:kern w:val="0"/>
-          <w:sz w:val="22"/>
-        </w:rPr>
-        <w:t>Drill_DialogReferenceChar</w:t>
-      </w:r>
-      <w:r>
-        <w:rPr>
-          <w:rFonts w:ascii="Tahoma" w:eastAsia="微软雅黑" w:hAnsi="Tahoma"/>
-          <w:kern w:val="0"/>
-          <w:sz w:val="22"/>
-        </w:rPr>
-        <w:tab/>
-      </w:r>
-      <w:r>
-        <w:rPr>
-          <w:rFonts w:ascii="Tahoma" w:eastAsia="微软雅黑" w:hAnsi="Tahoma"/>
-          <w:kern w:val="0"/>
-          <w:sz w:val="22"/>
-        </w:rPr>
-        <w:tab/>
-      </w:r>
-      <w:r>
-        <w:rPr>
-          <w:rFonts w:ascii="Tahoma" w:eastAsia="微软雅黑" w:hAnsi="Tahoma"/>
-          <w:kern w:val="0"/>
-          <w:sz w:val="22"/>
-        </w:rPr>
-        <w:tab/>
-      </w:r>
-      <w:r>
-        <w:rPr>
-          <w:rFonts w:ascii="Tahoma" w:eastAsia="微软雅黑" w:hAnsi="Tahoma" w:hint="eastAsia"/>
-          <w:kern w:val="0"/>
-          <w:sz w:val="22"/>
-        </w:rPr>
-        <w:t>对话框</w:t>
-      </w:r>
-      <w:r>
-        <w:rPr>
-          <w:rFonts w:ascii="Tahoma" w:eastAsia="微软雅黑" w:hAnsi="Tahoma" w:hint="eastAsia"/>
-          <w:kern w:val="0"/>
-          <w:sz w:val="22"/>
-        </w:rPr>
-        <w:t xml:space="preserve"> - </w:t>
-      </w:r>
-      <w:r>
-        <w:rPr>
-          <w:rFonts w:ascii="Tahoma" w:eastAsia="微软雅黑" w:hAnsi="Tahoma" w:hint="eastAsia"/>
-          <w:kern w:val="0"/>
-          <w:sz w:val="22"/>
-        </w:rPr>
-        <w:t>自定义指代字符</w:t>
+        <w:lastRenderedPageBreak/>
+        <w:t>R</w:t>
+      </w:r>
+      <w:r>
+        <w:rPr>
+          <w:rFonts w:ascii="等线" w:eastAsia="等线" w:hAnsi="等线"/>
+          <w:b/>
+          <w:bCs/>
+          <w:sz w:val="28"/>
+          <w:szCs w:val="32"/>
+        </w:rPr>
+        <w:t>mmv</w:t>
+      </w:r>
+      <w:r>
+        <w:rPr>
+          <w:rFonts w:ascii="等线" w:eastAsia="等线" w:hAnsi="等线" w:hint="eastAsia"/>
+          <w:b/>
+          <w:bCs/>
+          <w:sz w:val="28"/>
+          <w:szCs w:val="32"/>
+        </w:rPr>
+        <w:t>中默认字符</w:t>
       </w:r>
     </w:p>
     <w:p>
@@ -2858,11 +2157,27 @@
       </w:pPr>
       <w:r>
         <w:rPr>
-          <w:rFonts w:ascii="Tahoma" w:eastAsia="微软雅黑" w:hAnsi="Tahoma" w:hint="eastAsia"/>
-          <w:kern w:val="0"/>
-          <w:sz w:val="22"/>
-        </w:rPr>
-        <w:t>具体扩展的额外窗口字符可以去看看</w:t>
+          <w:rFonts w:ascii="Tahoma" w:eastAsia="微软雅黑" w:hAnsi="Tahoma" w:cstheme="minorBidi" w:hint="eastAsia"/>
+          <w:kern w:val="0"/>
+          <w:sz w:val="22"/>
+        </w:rPr>
+        <w:t>所有</w:t>
+      </w:r>
+      <w:r>
+        <w:rPr>
+          <w:rFonts w:ascii="Tahoma" w:eastAsia="微软雅黑" w:hAnsi="Tahoma" w:cstheme="minorBidi" w:hint="eastAsia"/>
+          <w:kern w:val="0"/>
+          <w:sz w:val="22"/>
+        </w:rPr>
+        <w:t>窗口</w:t>
+      </w:r>
+      <w:r>
+        <w:rPr>
+          <w:rFonts w:ascii="Tahoma" w:eastAsia="微软雅黑" w:hAnsi="Tahoma" w:cstheme="minorBidi" w:hint="eastAsia"/>
+          <w:kern w:val="0"/>
+          <w:sz w:val="22"/>
+        </w:rPr>
+        <w:t>字符可以去看看</w:t>
       </w:r>
       <w:hyperlink w:anchor="综合字符表" w:history="1">
         <w:r>
@@ -2895,37 +2210,94 @@
     </w:p>
     <w:p>
       <w:pPr>
-        <w:keepNext/>
-        <w:keepLines/>
-        <w:spacing w:before="240" w:after="120" w:line="415" w:lineRule="auto"/>
-        <w:outlineLvl w:val="2"/>
-        <w:rPr>
-          <w:rFonts w:ascii="等线" w:eastAsia="等线" w:hAnsi="等线"/>
-          <w:b/>
-          <w:bCs/>
-          <w:sz w:val="28"/>
-          <w:szCs w:val="32"/>
+        <w:widowControl/>
+        <w:adjustRightInd w:val="0"/>
+        <w:snapToGrid w:val="0"/>
+        <w:spacing w:after="200"/>
+        <w:jc w:val="left"/>
+        <w:rPr>
+          <w:rFonts w:ascii="Tahoma" w:eastAsia="微软雅黑" w:hAnsi="Tahoma" w:cstheme="minorBidi"/>
+          <w:kern w:val="0"/>
+          <w:sz w:val="22"/>
         </w:rPr>
       </w:pPr>
       <w:r>
         <w:rPr>
-          <w:rFonts w:ascii="等线" w:eastAsia="等线" w:hAnsi="等线" w:hint="eastAsia"/>
-          <w:b/>
-          <w:bCs/>
-          <w:sz w:val="28"/>
-          <w:szCs w:val="32"/>
-        </w:rPr>
-        <w:t>窗口辅助核心的</w:t>
-      </w:r>
-      <w:r>
-        <w:rPr>
-          <w:rFonts w:ascii="等线" w:eastAsia="等线" w:hAnsi="等线" w:hint="eastAsia"/>
-          <w:b/>
-          <w:bCs/>
-          <w:sz w:val="28"/>
-          <w:szCs w:val="32"/>
-        </w:rPr>
-        <w:t>表达式</w:t>
+          <w:rFonts w:ascii="Tahoma" w:eastAsia="微软雅黑" w:hAnsi="Tahoma" w:cstheme="minorBidi"/>
+          <w:kern w:val="0"/>
+          <w:sz w:val="22"/>
+        </w:rPr>
+        <w:t>R</w:t>
+      </w:r>
+      <w:r>
+        <w:rPr>
+          <w:rFonts w:ascii="Tahoma" w:eastAsia="微软雅黑" w:hAnsi="Tahoma" w:cstheme="minorBidi" w:hint="eastAsia"/>
+          <w:kern w:val="0"/>
+          <w:sz w:val="22"/>
+        </w:rPr>
+        <w:t>mmv</w:t>
+      </w:r>
+      <w:r>
+        <w:rPr>
+          <w:rFonts w:ascii="Tahoma" w:eastAsia="微软雅黑" w:hAnsi="Tahoma" w:cstheme="minorBidi" w:hint="eastAsia"/>
+          <w:kern w:val="0"/>
+          <w:sz w:val="22"/>
+        </w:rPr>
+        <w:t>中默认提供的窗口字符如下图所示：</w:t>
+      </w:r>
+    </w:p>
+    <w:p>
+      <w:pPr>
+        <w:widowControl/>
+        <w:adjustRightInd w:val="0"/>
+        <w:snapToGrid w:val="0"/>
+        <w:spacing w:after="200"/>
+        <w:jc w:val="center"/>
+        <w:rPr>
+          <w:rFonts w:ascii="Tahoma" w:eastAsia="微软雅黑" w:hAnsi="Tahoma" w:cstheme="minorBidi"/>
+          <w:kern w:val="0"/>
+          <w:sz w:val="22"/>
+        </w:rPr>
+      </w:pPr>
+      <w:r>
+        <w:rPr>
+          <w:noProof/>
+        </w:rPr>
+        <w:drawing>
+          <wp:inline distT="0" distB="0" distL="0" distR="0" wp14:anchorId="5D366FA7" wp14:editId="0C664B1D">
+            <wp:extent cx="2827020" cy="2926080"/>
+            <wp:effectExtent l="0" t="0" r="0" b="7620"/>
+            <wp:docPr id="1" name="图片 1"/>
+            <wp:cNvGraphicFramePr>
+              <a:graphicFrameLocks xmlns:a="http://schemas.openxmlformats.org/drawingml/2006/main" noChangeAspect="1"/>
+            </wp:cNvGraphicFramePr>
+            <a:graphic xmlns:a="http://schemas.openxmlformats.org/drawingml/2006/main">
+              <a:graphicData uri="http://schemas.openxmlformats.org/drawingml/2006/picture">
+                <pic:pic xmlns:pic="http://schemas.openxmlformats.org/drawingml/2006/picture">
+                  <pic:nvPicPr>
+                    <pic:cNvPr id="1" name=""/>
+                    <pic:cNvPicPr/>
+                  </pic:nvPicPr>
+                  <pic:blipFill>
+                    <a:blip r:embed="rId19"/>
+                    <a:stretch>
+                      <a:fillRect/>
+                    </a:stretch>
+                  </pic:blipFill>
+                  <pic:spPr>
+                    <a:xfrm>
+                      <a:off x="0" y="0"/>
+                      <a:ext cx="2827020" cy="2926080"/>
+                    </a:xfrm>
+                    <a:prstGeom prst="rect">
+                      <a:avLst/>
+                    </a:prstGeom>
+                  </pic:spPr>
+                </pic:pic>
+              </a:graphicData>
+            </a:graphic>
+          </wp:inline>
+        </w:drawing>
       </w:r>
     </w:p>
     <w:p>
@@ -2936,7 +2308,6 @@
         <w:jc w:val="left"/>
         <w:rPr>
           <w:rFonts w:ascii="Tahoma" w:eastAsia="微软雅黑" w:hAnsi="Tahoma" w:cstheme="minorBidi"/>
-          <w:bCs/>
           <w:kern w:val="0"/>
           <w:sz w:val="22"/>
         </w:rPr>
@@ -2944,83 +2315,110 @@
       <w:r>
         <w:rPr>
           <w:rFonts w:ascii="Tahoma" w:eastAsia="微软雅黑" w:hAnsi="Tahoma" w:cstheme="minorBidi" w:hint="eastAsia"/>
-          <w:bCs/>
-          <w:kern w:val="0"/>
-          <w:sz w:val="22"/>
-        </w:rPr>
-        <w:t>这类表达式与字符不同，</w:t>
-      </w:r>
-      <w:r>
-        <w:rPr>
-          <w:rFonts w:ascii="Tahoma" w:eastAsia="微软雅黑" w:hAnsi="Tahoma" w:cstheme="minorBidi" w:hint="eastAsia"/>
-          <w:bCs/>
-          <w:kern w:val="0"/>
-          <w:sz w:val="22"/>
-        </w:rPr>
-        <w:t>格式为</w:t>
+          <w:b/>
+          <w:bCs/>
+          <w:kern w:val="0"/>
+          <w:sz w:val="22"/>
+        </w:rPr>
+        <w:t>消息输入</w:t>
+      </w:r>
+      <w:r>
+        <w:rPr>
+          <w:rFonts w:ascii="Tahoma" w:eastAsia="微软雅黑" w:hAnsi="Tahoma" w:cstheme="minorBidi" w:hint="eastAsia"/>
+          <w:b/>
+          <w:bCs/>
+          <w:kern w:val="0"/>
+          <w:sz w:val="22"/>
+        </w:rPr>
+        <w:t>字符</w:t>
+      </w:r>
+      <w:r>
+        <w:rPr>
+          <w:rFonts w:ascii="Tahoma" w:eastAsia="微软雅黑" w:hAnsi="Tahoma" w:cstheme="minorBidi" w:hint="eastAsia"/>
+          <w:kern w:val="0"/>
+          <w:sz w:val="22"/>
+        </w:rPr>
+        <w:t>：用于</w:t>
+      </w:r>
+      <w:r>
+        <w:rPr>
+          <w:rFonts w:ascii="Tahoma" w:eastAsia="微软雅黑" w:hAnsi="Tahoma" w:cstheme="minorBidi" w:hint="eastAsia"/>
+          <w:kern w:val="0"/>
+          <w:sz w:val="22"/>
+        </w:rPr>
+        <w:t>对话框一个输入</w:t>
       </w:r>
       <w:r>
         <w:rPr>
           <w:rFonts w:ascii="Tahoma" w:eastAsia="微软雅黑" w:hAnsi="Tahoma" w:cstheme="minorBidi"/>
-          <w:bCs/>
-          <w:kern w:val="0"/>
-          <w:sz w:val="22"/>
-        </w:rPr>
-        <w:t>”&lt;</w:t>
-      </w:r>
-      <w:r>
-        <w:rPr>
-          <w:rFonts w:ascii="Tahoma" w:eastAsia="微软雅黑" w:hAnsi="Tahoma" w:cstheme="minorBidi" w:hint="eastAsia"/>
-          <w:bCs/>
-          <w:kern w:val="0"/>
-          <w:sz w:val="22"/>
-        </w:rPr>
-        <w:t>某功能</w:t>
-      </w:r>
-      <w:r>
-        <w:rPr>
-          <w:rFonts w:ascii="Tahoma" w:eastAsia="微软雅黑" w:hAnsi="Tahoma" w:cstheme="minorBidi"/>
-          <w:bCs/>
-          <w:kern w:val="0"/>
-          <w:sz w:val="22"/>
-        </w:rPr>
-        <w:t>:</w:t>
-      </w:r>
-      <w:r>
-        <w:rPr>
-          <w:rFonts w:ascii="Tahoma" w:eastAsia="微软雅黑" w:hAnsi="Tahoma" w:cstheme="minorBidi" w:hint="eastAsia"/>
-          <w:bCs/>
-          <w:kern w:val="0"/>
-          <w:sz w:val="22"/>
-        </w:rPr>
-        <w:t>…</w:t>
-      </w:r>
-      <w:r>
-        <w:rPr>
-          <w:rFonts w:ascii="Tahoma" w:eastAsia="微软雅黑" w:hAnsi="Tahoma" w:cstheme="minorBidi"/>
-          <w:bCs/>
-          <w:kern w:val="0"/>
-          <w:sz w:val="22"/>
-        </w:rPr>
-        <w:t>:</w:t>
-      </w:r>
-      <w:r>
-        <w:rPr>
-          <w:rFonts w:ascii="Tahoma" w:eastAsia="微软雅黑" w:hAnsi="Tahoma" w:cstheme="minorBidi" w:hint="eastAsia"/>
-          <w:bCs/>
-          <w:kern w:val="0"/>
-          <w:sz w:val="22"/>
-        </w:rPr>
-        <w:t>…</w:t>
-      </w:r>
-      <w:r>
-        <w:rPr>
-          <w:rFonts w:ascii="Tahoma" w:eastAsia="微软雅黑" w:hAnsi="Tahoma" w:cstheme="minorBidi"/>
-          <w:bCs/>
-          <w:kern w:val="0"/>
-          <w:sz w:val="22"/>
-        </w:rPr>
-        <w:t>&gt;”</w:t>
+          <w:kern w:val="0"/>
+          <w:sz w:val="22"/>
+        </w:rPr>
+        <w:t>/</w:t>
+      </w:r>
+      <w:r>
+        <w:rPr>
+          <w:rFonts w:ascii="Tahoma" w:eastAsia="微软雅黑" w:hAnsi="Tahoma" w:cstheme="minorBidi" w:hint="eastAsia"/>
+          <w:kern w:val="0"/>
+          <w:sz w:val="22"/>
+        </w:rPr>
+        <w:t>等待</w:t>
+      </w:r>
+      <w:r>
+        <w:rPr>
+          <w:rFonts w:ascii="Tahoma" w:eastAsia="微软雅黑" w:hAnsi="Tahoma" w:cstheme="minorBidi" w:hint="eastAsia"/>
+          <w:kern w:val="0"/>
+          <w:sz w:val="22"/>
+        </w:rPr>
+        <w:t>功能的字符，</w:t>
+      </w:r>
+      <w:r>
+        <w:rPr>
+          <w:rFonts w:ascii="Tahoma" w:eastAsia="微软雅黑" w:hAnsi="Tahoma" w:cstheme="minorBidi" w:hint="eastAsia"/>
+          <w:kern w:val="0"/>
+          <w:sz w:val="22"/>
+        </w:rPr>
+        <w:t>只在</w:t>
+      </w:r>
+      <w:r>
+        <w:rPr>
+          <w:rFonts w:ascii="Tahoma" w:eastAsia="微软雅黑" w:hAnsi="Tahoma" w:cstheme="minorBidi" w:hint="eastAsia"/>
+          <w:kern w:val="0"/>
+          <w:sz w:val="22"/>
+        </w:rPr>
+        <w:t xml:space="preserve"> </w:t>
+      </w:r>
+      <w:r>
+        <w:rPr>
+          <w:rFonts w:ascii="Tahoma" w:eastAsia="微软雅黑" w:hAnsi="Tahoma" w:cstheme="minorBidi" w:hint="eastAsia"/>
+          <w:kern w:val="0"/>
+          <w:sz w:val="22"/>
+        </w:rPr>
+        <w:t>对话框</w:t>
+      </w:r>
+      <w:r>
+        <w:rPr>
+          <w:rFonts w:ascii="Tahoma" w:eastAsia="微软雅黑" w:hAnsi="Tahoma" w:cstheme="minorBidi" w:hint="eastAsia"/>
+          <w:kern w:val="0"/>
+          <w:sz w:val="22"/>
+        </w:rPr>
+        <w:t xml:space="preserve"> </w:t>
+      </w:r>
+      <w:r>
+        <w:rPr>
+          <w:rFonts w:ascii="Tahoma" w:eastAsia="微软雅黑" w:hAnsi="Tahoma" w:cstheme="minorBidi" w:hint="eastAsia"/>
+          <w:kern w:val="0"/>
+          <w:sz w:val="22"/>
+        </w:rPr>
+        <w:t>中有效</w:t>
+      </w:r>
+      <w:r>
+        <w:rPr>
+          <w:rFonts w:ascii="Tahoma" w:eastAsia="微软雅黑" w:hAnsi="Tahoma" w:cstheme="minorBidi" w:hint="eastAsia"/>
+          <w:kern w:val="0"/>
+          <w:sz w:val="22"/>
+        </w:rPr>
+        <w:t>。</w:t>
       </w:r>
     </w:p>
     <w:p>
@@ -3031,7 +2429,6 @@
         <w:jc w:val="left"/>
         <w:rPr>
           <w:rFonts w:ascii="Tahoma" w:eastAsia="微软雅黑" w:hAnsi="Tahoma" w:cstheme="minorBidi"/>
-          <w:bCs/>
           <w:kern w:val="0"/>
           <w:sz w:val="22"/>
         </w:rPr>
@@ -3039,6 +2436,1096 @@
       <w:r>
         <w:rPr>
           <w:rFonts w:ascii="Tahoma" w:eastAsia="微软雅黑" w:hAnsi="Tahoma" w:cstheme="minorBidi" w:hint="eastAsia"/>
+          <w:kern w:val="0"/>
+          <w:sz w:val="22"/>
+        </w:rPr>
+        <w:t>（上图中</w:t>
+      </w:r>
+      <w:r>
+        <w:rPr>
+          <w:rFonts w:ascii="Tahoma" w:eastAsia="微软雅黑" w:hAnsi="Tahoma" w:cstheme="minorBidi"/>
+          <w:kern w:val="0"/>
+          <w:sz w:val="22"/>
+        </w:rPr>
+        <w:t>”\.”</w:t>
+      </w:r>
+      <w:r>
+        <w:rPr>
+          <w:rFonts w:ascii="Tahoma" w:eastAsia="微软雅黑" w:hAnsi="Tahoma" w:cstheme="minorBidi" w:hint="eastAsia"/>
+          <w:kern w:val="0"/>
+          <w:sz w:val="22"/>
+        </w:rPr>
+        <w:t>之后的字符都是消息输入字符）</w:t>
+      </w:r>
+    </w:p>
+    <w:p>
+      <w:pPr>
+        <w:widowControl/>
+        <w:jc w:val="left"/>
+        <w:rPr>
+          <w:b/>
+        </w:rPr>
+        <w:sectPr>
+          <w:headerReference w:type="even" r:id="rId20"/>
+          <w:headerReference w:type="default" r:id="rId21"/>
+          <w:pgSz w:w="11906" w:h="16838"/>
+          <w:pgMar w:top="1440" w:right="1800" w:bottom="1440" w:left="1800" w:header="851" w:footer="992" w:gutter="0"/>
+          <w:cols w:space="425"/>
+          <w:docGrid w:type="lines" w:linePitch="326"/>
+        </w:sectPr>
+      </w:pPr>
+    </w:p>
+    <w:p>
+      <w:pPr>
+        <w:keepNext/>
+        <w:keepLines/>
+        <w:spacing w:before="260" w:after="260" w:line="416" w:lineRule="auto"/>
+        <w:outlineLvl w:val="1"/>
+        <w:rPr>
+          <w:rFonts w:ascii="等线 Light" w:eastAsia="等线 Light" w:hAnsi="等线 Light"/>
+          <w:b/>
+          <w:bCs/>
+          <w:sz w:val="32"/>
+          <w:szCs w:val="32"/>
+        </w:rPr>
+      </w:pPr>
+      <w:r>
+        <w:rPr>
+          <w:rFonts w:ascii="等线 Light" w:eastAsia="等线 Light" w:hAnsi="等线 Light" w:hint="eastAsia"/>
+          <w:b/>
+          <w:bCs/>
+          <w:sz w:val="32"/>
+          <w:szCs w:val="32"/>
+        </w:rPr>
+        <w:lastRenderedPageBreak/>
+        <w:t>插件扩展字符</w:t>
+      </w:r>
+    </w:p>
+    <w:p>
+      <w:pPr>
+        <w:keepNext/>
+        <w:keepLines/>
+        <w:spacing w:before="240" w:after="120" w:line="415" w:lineRule="auto"/>
+        <w:outlineLvl w:val="2"/>
+        <w:rPr>
+          <w:rFonts w:ascii="等线" w:eastAsia="等线" w:hAnsi="等线"/>
+          <w:b/>
+          <w:bCs/>
+          <w:sz w:val="28"/>
+          <w:szCs w:val="32"/>
+        </w:rPr>
+      </w:pPr>
+      <w:r>
+        <w:rPr>
+          <w:rFonts w:ascii="等线" w:eastAsia="等线" w:hAnsi="等线" w:hint="eastAsia"/>
+          <w:b/>
+          <w:bCs/>
+          <w:sz w:val="28"/>
+          <w:szCs w:val="32"/>
+        </w:rPr>
+        <w:t>相关插件</w:t>
+      </w:r>
+    </w:p>
+    <w:p>
+      <w:pPr>
+        <w:widowControl/>
+        <w:adjustRightInd w:val="0"/>
+        <w:snapToGrid w:val="0"/>
+        <w:spacing w:line="360" w:lineRule="auto"/>
+        <w:jc w:val="left"/>
+        <w:rPr>
+          <w:rFonts w:ascii="Tahoma" w:eastAsia="微软雅黑" w:hAnsi="Tahoma"/>
+          <w:kern w:val="0"/>
+          <w:sz w:val="22"/>
+        </w:rPr>
+      </w:pPr>
+      <w:r>
+        <w:rPr>
+          <w:rFonts w:ascii="Tahoma" w:eastAsia="微软雅黑" w:hAnsi="Tahoma" w:hint="eastAsia"/>
+          <w:kern w:val="0"/>
+          <w:sz w:val="22"/>
+        </w:rPr>
+        <w:t>与窗口字符相关的插件如下：</w:t>
+      </w:r>
+    </w:p>
+    <w:p>
+      <w:pPr>
+        <w:widowControl/>
+        <w:adjustRightInd w:val="0"/>
+        <w:snapToGrid w:val="0"/>
+        <w:spacing w:line="360" w:lineRule="auto"/>
+        <w:ind w:firstLine="420"/>
+        <w:jc w:val="left"/>
+        <w:rPr>
+          <w:rFonts w:ascii="Tahoma" w:eastAsia="微软雅黑" w:hAnsi="Tahoma"/>
+          <w:kern w:val="0"/>
+          <w:sz w:val="22"/>
+        </w:rPr>
+      </w:pPr>
+      <w:r>
+        <w:rPr>
+          <w:rFonts w:ascii="Tahoma" w:eastAsia="微软雅黑" w:hAnsi="Tahoma"/>
+          <w:kern w:val="0"/>
+          <w:sz w:val="22"/>
+        </w:rPr>
+        <w:t xml:space="preserve">Drill_CoreOfColor </w:t>
+      </w:r>
+      <w:r>
+        <w:rPr>
+          <w:rFonts w:ascii="Tahoma" w:eastAsia="微软雅黑" w:hAnsi="Tahoma"/>
+          <w:kern w:val="0"/>
+          <w:sz w:val="22"/>
+        </w:rPr>
+        <w:tab/>
+      </w:r>
+      <w:r>
+        <w:rPr>
+          <w:rFonts w:ascii="Tahoma" w:eastAsia="微软雅黑" w:hAnsi="Tahoma"/>
+          <w:kern w:val="0"/>
+          <w:sz w:val="22"/>
+        </w:rPr>
+        <w:tab/>
+      </w:r>
+      <w:r>
+        <w:rPr>
+          <w:rFonts w:ascii="Tahoma" w:eastAsia="微软雅黑" w:hAnsi="Tahoma"/>
+          <w:kern w:val="0"/>
+          <w:sz w:val="22"/>
+        </w:rPr>
+        <w:tab/>
+      </w:r>
+      <w:r>
+        <w:rPr>
+          <w:rFonts w:ascii="Tahoma" w:eastAsia="微软雅黑" w:hAnsi="Tahoma"/>
+          <w:kern w:val="0"/>
+          <w:sz w:val="22"/>
+        </w:rPr>
+        <w:tab/>
+      </w:r>
+      <w:r>
+        <w:rPr>
+          <w:rFonts w:ascii="Tahoma" w:eastAsia="微软雅黑" w:hAnsi="Tahoma"/>
+          <w:kern w:val="0"/>
+          <w:sz w:val="22"/>
+        </w:rPr>
+        <w:tab/>
+      </w:r>
+      <w:r>
+        <w:rPr>
+          <w:rFonts w:ascii="Tahoma" w:eastAsia="微软雅黑" w:hAnsi="Tahoma" w:hint="eastAsia"/>
+          <w:kern w:val="0"/>
+          <w:sz w:val="22"/>
+        </w:rPr>
+        <w:t>系统</w:t>
+      </w:r>
+      <w:r>
+        <w:rPr>
+          <w:rFonts w:ascii="Tahoma" w:eastAsia="微软雅黑" w:hAnsi="Tahoma" w:hint="eastAsia"/>
+          <w:kern w:val="0"/>
+          <w:sz w:val="22"/>
+        </w:rPr>
+        <w:t xml:space="preserve"> </w:t>
+      </w:r>
+      <w:r>
+        <w:rPr>
+          <w:rFonts w:ascii="Tahoma" w:eastAsia="微软雅黑" w:hAnsi="Tahoma" w:hint="eastAsia"/>
+          <w:kern w:val="0"/>
+          <w:sz w:val="22"/>
+        </w:rPr>
+        <w:t>-</w:t>
+      </w:r>
+      <w:r>
+        <w:rPr>
+          <w:rFonts w:ascii="Tahoma" w:eastAsia="微软雅黑" w:hAnsi="Tahoma"/>
+          <w:kern w:val="0"/>
+          <w:sz w:val="22"/>
+        </w:rPr>
+        <w:t xml:space="preserve"> </w:t>
+      </w:r>
+      <w:r>
+        <w:rPr>
+          <w:rFonts w:ascii="Tahoma" w:eastAsia="微软雅黑" w:hAnsi="Tahoma" w:hint="eastAsia"/>
+          <w:kern w:val="0"/>
+          <w:sz w:val="22"/>
+        </w:rPr>
+        <w:t>颜色核心</w:t>
+      </w:r>
+    </w:p>
+    <w:p>
+      <w:pPr>
+        <w:widowControl/>
+        <w:adjustRightInd w:val="0"/>
+        <w:snapToGrid w:val="0"/>
+        <w:spacing w:line="360" w:lineRule="auto"/>
+        <w:ind w:firstLine="420"/>
+        <w:jc w:val="left"/>
+        <w:rPr>
+          <w:rFonts w:ascii="Tahoma" w:eastAsia="微软雅黑" w:hAnsi="Tahoma"/>
+          <w:kern w:val="0"/>
+          <w:sz w:val="22"/>
+        </w:rPr>
+      </w:pPr>
+      <w:r>
+        <w:rPr>
+          <w:rFonts w:ascii="Tahoma" w:eastAsia="微软雅黑" w:hAnsi="Tahoma"/>
+          <w:kern w:val="0"/>
+          <w:sz w:val="22"/>
+        </w:rPr>
+        <w:t>YEP_MessageCore</w:t>
+      </w:r>
+      <w:r>
+        <w:rPr>
+          <w:rFonts w:ascii="Tahoma" w:eastAsia="微软雅黑" w:hAnsi="Tahoma"/>
+          <w:kern w:val="0"/>
+          <w:sz w:val="22"/>
+        </w:rPr>
+        <w:tab/>
+      </w:r>
+      <w:r>
+        <w:rPr>
+          <w:rFonts w:ascii="Tahoma" w:eastAsia="微软雅黑" w:hAnsi="Tahoma"/>
+          <w:kern w:val="0"/>
+          <w:sz w:val="22"/>
+        </w:rPr>
+        <w:tab/>
+      </w:r>
+      <w:r>
+        <w:rPr>
+          <w:rFonts w:ascii="Tahoma" w:eastAsia="微软雅黑" w:hAnsi="Tahoma"/>
+          <w:kern w:val="0"/>
+          <w:sz w:val="22"/>
+        </w:rPr>
+        <w:tab/>
+      </w:r>
+      <w:r>
+        <w:rPr>
+          <w:rFonts w:ascii="Tahoma" w:eastAsia="微软雅黑" w:hAnsi="Tahoma"/>
+          <w:kern w:val="0"/>
+          <w:sz w:val="22"/>
+        </w:rPr>
+        <w:tab/>
+      </w:r>
+      <w:r>
+        <w:rPr>
+          <w:rFonts w:ascii="Tahoma" w:eastAsia="微软雅黑" w:hAnsi="Tahoma"/>
+          <w:kern w:val="0"/>
+          <w:sz w:val="22"/>
+        </w:rPr>
+        <w:tab/>
+      </w:r>
+      <w:r>
+        <w:rPr>
+          <w:rFonts w:ascii="Tahoma" w:eastAsia="微软雅黑" w:hAnsi="Tahoma" w:hint="eastAsia"/>
+          <w:kern w:val="0"/>
+          <w:sz w:val="22"/>
+        </w:rPr>
+        <w:t>对话框</w:t>
+      </w:r>
+      <w:r>
+        <w:rPr>
+          <w:rFonts w:ascii="Tahoma" w:eastAsia="微软雅黑" w:hAnsi="Tahoma" w:hint="eastAsia"/>
+          <w:kern w:val="0"/>
+          <w:sz w:val="22"/>
+        </w:rPr>
+        <w:t xml:space="preserve"> </w:t>
+      </w:r>
+      <w:r>
+        <w:rPr>
+          <w:rFonts w:ascii="Tahoma" w:eastAsia="微软雅黑" w:hAnsi="Tahoma" w:hint="eastAsia"/>
+          <w:kern w:val="0"/>
+          <w:sz w:val="22"/>
+        </w:rPr>
+        <w:t>-</w:t>
+      </w:r>
+      <w:r>
+        <w:rPr>
+          <w:rFonts w:ascii="Tahoma" w:eastAsia="微软雅黑" w:hAnsi="Tahoma"/>
+          <w:kern w:val="0"/>
+          <w:sz w:val="22"/>
+        </w:rPr>
+        <w:t xml:space="preserve"> </w:t>
+      </w:r>
+      <w:r>
+        <w:rPr>
+          <w:rFonts w:ascii="Tahoma" w:eastAsia="微软雅黑" w:hAnsi="Tahoma" w:hint="eastAsia"/>
+          <w:kern w:val="0"/>
+          <w:sz w:val="22"/>
+        </w:rPr>
+        <w:t>消息核心</w:t>
+      </w:r>
+    </w:p>
+    <w:p>
+      <w:pPr>
+        <w:widowControl/>
+        <w:adjustRightInd w:val="0"/>
+        <w:snapToGrid w:val="0"/>
+        <w:spacing w:line="360" w:lineRule="auto"/>
+        <w:ind w:firstLine="420"/>
+        <w:jc w:val="left"/>
+        <w:rPr>
+          <w:rFonts w:ascii="Tahoma" w:eastAsia="微软雅黑" w:hAnsi="Tahoma"/>
+          <w:kern w:val="0"/>
+          <w:sz w:val="22"/>
+        </w:rPr>
+      </w:pPr>
+      <w:r>
+        <w:rPr>
+          <w:rFonts w:ascii="Tahoma" w:eastAsia="微软雅黑" w:hAnsi="Tahoma"/>
+          <w:kern w:val="0"/>
+          <w:sz w:val="22"/>
+        </w:rPr>
+        <w:t>Drill_DialogSpecialCharSize</w:t>
+      </w:r>
+      <w:r>
+        <w:rPr>
+          <w:rFonts w:ascii="Tahoma" w:eastAsia="微软雅黑" w:hAnsi="Tahoma"/>
+          <w:kern w:val="0"/>
+          <w:sz w:val="22"/>
+        </w:rPr>
+        <w:tab/>
+      </w:r>
+      <w:r>
+        <w:rPr>
+          <w:rFonts w:ascii="Tahoma" w:eastAsia="微软雅黑" w:hAnsi="Tahoma"/>
+          <w:kern w:val="0"/>
+          <w:sz w:val="22"/>
+        </w:rPr>
+        <w:tab/>
+      </w:r>
+      <w:r>
+        <w:rPr>
+          <w:rFonts w:ascii="Tahoma" w:eastAsia="微软雅黑" w:hAnsi="Tahoma"/>
+          <w:kern w:val="0"/>
+          <w:sz w:val="22"/>
+        </w:rPr>
+        <w:tab/>
+      </w:r>
+      <w:r>
+        <w:rPr>
+          <w:rFonts w:ascii="Tahoma" w:eastAsia="微软雅黑" w:hAnsi="Tahoma" w:hint="eastAsia"/>
+          <w:kern w:val="0"/>
+          <w:sz w:val="22"/>
+        </w:rPr>
+        <w:t>对话框</w:t>
+      </w:r>
+      <w:r>
+        <w:rPr>
+          <w:rFonts w:ascii="Tahoma" w:eastAsia="微软雅黑" w:hAnsi="Tahoma" w:hint="eastAsia"/>
+          <w:kern w:val="0"/>
+          <w:sz w:val="22"/>
+        </w:rPr>
+        <w:t xml:space="preserve"> - </w:t>
+      </w:r>
+      <w:r>
+        <w:rPr>
+          <w:rFonts w:ascii="Tahoma" w:eastAsia="微软雅黑" w:hAnsi="Tahoma" w:hint="eastAsia"/>
+          <w:kern w:val="0"/>
+          <w:sz w:val="22"/>
+        </w:rPr>
+        <w:t>特殊字符大小控制器</w:t>
+      </w:r>
+    </w:p>
+    <w:p>
+      <w:pPr>
+        <w:widowControl/>
+        <w:adjustRightInd w:val="0"/>
+        <w:snapToGrid w:val="0"/>
+        <w:spacing w:line="360" w:lineRule="auto"/>
+        <w:ind w:firstLine="420"/>
+        <w:jc w:val="left"/>
+        <w:rPr>
+          <w:rFonts w:ascii="Tahoma" w:eastAsia="微软雅黑" w:hAnsi="Tahoma"/>
+          <w:kern w:val="0"/>
+          <w:sz w:val="22"/>
+        </w:rPr>
+      </w:pPr>
+      <w:r>
+        <w:rPr>
+          <w:rFonts w:ascii="Tahoma" w:eastAsia="微软雅黑" w:hAnsi="Tahoma"/>
+          <w:kern w:val="0"/>
+          <w:sz w:val="22"/>
+        </w:rPr>
+        <w:t>Drill_DialogTextAlign</w:t>
+      </w:r>
+      <w:r>
+        <w:rPr>
+          <w:rFonts w:ascii="Tahoma" w:eastAsia="微软雅黑" w:hAnsi="Tahoma"/>
+          <w:kern w:val="0"/>
+          <w:sz w:val="22"/>
+        </w:rPr>
+        <w:tab/>
+      </w:r>
+      <w:r>
+        <w:rPr>
+          <w:rFonts w:ascii="Tahoma" w:eastAsia="微软雅黑" w:hAnsi="Tahoma"/>
+          <w:kern w:val="0"/>
+          <w:sz w:val="22"/>
+        </w:rPr>
+        <w:tab/>
+      </w:r>
+      <w:r>
+        <w:rPr>
+          <w:rFonts w:ascii="Tahoma" w:eastAsia="微软雅黑" w:hAnsi="Tahoma"/>
+          <w:kern w:val="0"/>
+          <w:sz w:val="22"/>
+        </w:rPr>
+        <w:tab/>
+      </w:r>
+      <w:r>
+        <w:rPr>
+          <w:rFonts w:ascii="Tahoma" w:eastAsia="微软雅黑" w:hAnsi="Tahoma"/>
+          <w:kern w:val="0"/>
+          <w:sz w:val="22"/>
+        </w:rPr>
+        <w:tab/>
+      </w:r>
+      <w:r>
+        <w:rPr>
+          <w:rFonts w:ascii="Tahoma" w:eastAsia="微软雅黑" w:hAnsi="Tahoma"/>
+          <w:kern w:val="0"/>
+          <w:sz w:val="22"/>
+        </w:rPr>
+        <w:tab/>
+      </w:r>
+      <w:r>
+        <w:rPr>
+          <w:rFonts w:ascii="Tahoma" w:eastAsia="微软雅黑" w:hAnsi="Tahoma" w:hint="eastAsia"/>
+          <w:kern w:val="0"/>
+          <w:sz w:val="22"/>
+        </w:rPr>
+        <w:t>对话框</w:t>
+      </w:r>
+      <w:r>
+        <w:rPr>
+          <w:rFonts w:ascii="Tahoma" w:eastAsia="微软雅黑" w:hAnsi="Tahoma" w:hint="eastAsia"/>
+          <w:kern w:val="0"/>
+          <w:sz w:val="22"/>
+        </w:rPr>
+        <w:t xml:space="preserve"> - </w:t>
+      </w:r>
+      <w:r>
+        <w:rPr>
+          <w:rFonts w:ascii="Tahoma" w:eastAsia="微软雅黑" w:hAnsi="Tahoma" w:hint="eastAsia"/>
+          <w:kern w:val="0"/>
+          <w:sz w:val="22"/>
+        </w:rPr>
+        <w:t>文本居中</w:t>
+      </w:r>
+    </w:p>
+    <w:p>
+      <w:pPr>
+        <w:widowControl/>
+        <w:adjustRightInd w:val="0"/>
+        <w:snapToGrid w:val="0"/>
+        <w:spacing w:line="360" w:lineRule="auto"/>
+        <w:ind w:firstLine="420"/>
+        <w:jc w:val="left"/>
+        <w:rPr>
+          <w:rFonts w:ascii="Tahoma" w:eastAsia="微软雅黑" w:hAnsi="Tahoma"/>
+          <w:kern w:val="0"/>
+          <w:sz w:val="22"/>
+        </w:rPr>
+      </w:pPr>
+      <w:r>
+        <w:rPr>
+          <w:rFonts w:ascii="Tahoma" w:eastAsia="微软雅黑" w:hAnsi="Tahoma"/>
+          <w:kern w:val="0"/>
+          <w:sz w:val="22"/>
+        </w:rPr>
+        <w:t>Drill_DialogTextBigImage</w:t>
+      </w:r>
+      <w:r>
+        <w:rPr>
+          <w:rFonts w:ascii="Tahoma" w:eastAsia="微软雅黑" w:hAnsi="Tahoma"/>
+          <w:kern w:val="0"/>
+          <w:sz w:val="22"/>
+        </w:rPr>
+        <w:tab/>
+      </w:r>
+      <w:r>
+        <w:rPr>
+          <w:rFonts w:ascii="Tahoma" w:eastAsia="微软雅黑" w:hAnsi="Tahoma"/>
+          <w:kern w:val="0"/>
+          <w:sz w:val="22"/>
+        </w:rPr>
+        <w:tab/>
+      </w:r>
+      <w:r>
+        <w:rPr>
+          <w:rFonts w:ascii="Tahoma" w:eastAsia="微软雅黑" w:hAnsi="Tahoma"/>
+          <w:kern w:val="0"/>
+          <w:sz w:val="22"/>
+        </w:rPr>
+        <w:tab/>
+      </w:r>
+      <w:r>
+        <w:rPr>
+          <w:rFonts w:ascii="Tahoma" w:eastAsia="微软雅黑" w:hAnsi="Tahoma"/>
+          <w:kern w:val="0"/>
+          <w:sz w:val="22"/>
+        </w:rPr>
+        <w:tab/>
+      </w:r>
+      <w:r>
+        <w:rPr>
+          <w:rFonts w:ascii="Tahoma" w:eastAsia="微软雅黑" w:hAnsi="Tahoma" w:hint="eastAsia"/>
+          <w:kern w:val="0"/>
+          <w:sz w:val="22"/>
+        </w:rPr>
+        <w:t>对话框</w:t>
+      </w:r>
+      <w:r>
+        <w:rPr>
+          <w:rFonts w:ascii="Tahoma" w:eastAsia="微软雅黑" w:hAnsi="Tahoma" w:hint="eastAsia"/>
+          <w:kern w:val="0"/>
+          <w:sz w:val="22"/>
+        </w:rPr>
+        <w:t xml:space="preserve"> - </w:t>
+      </w:r>
+      <w:r>
+        <w:rPr>
+          <w:rFonts w:ascii="Tahoma" w:eastAsia="微软雅黑" w:hAnsi="Tahoma" w:hint="eastAsia"/>
+          <w:kern w:val="0"/>
+          <w:sz w:val="22"/>
+        </w:rPr>
+        <w:t>大图片字符</w:t>
+      </w:r>
+    </w:p>
+    <w:p>
+      <w:pPr>
+        <w:widowControl/>
+        <w:adjustRightInd w:val="0"/>
+        <w:snapToGrid w:val="0"/>
+        <w:spacing w:line="360" w:lineRule="auto"/>
+        <w:ind w:firstLine="420"/>
+        <w:jc w:val="left"/>
+        <w:rPr>
+          <w:rFonts w:ascii="Tahoma" w:eastAsia="微软雅黑" w:hAnsi="Tahoma"/>
+          <w:kern w:val="0"/>
+          <w:sz w:val="22"/>
+        </w:rPr>
+      </w:pPr>
+      <w:r>
+        <w:rPr>
+          <w:rFonts w:ascii="Tahoma" w:eastAsia="微软雅黑" w:hAnsi="Tahoma"/>
+          <w:kern w:val="0"/>
+          <w:sz w:val="22"/>
+        </w:rPr>
+        <w:t>Drill_DialogReferenceChar</w:t>
+      </w:r>
+      <w:r>
+        <w:rPr>
+          <w:rFonts w:ascii="Tahoma" w:eastAsia="微软雅黑" w:hAnsi="Tahoma"/>
+          <w:kern w:val="0"/>
+          <w:sz w:val="22"/>
+        </w:rPr>
+        <w:tab/>
+      </w:r>
+      <w:r>
+        <w:rPr>
+          <w:rFonts w:ascii="Tahoma" w:eastAsia="微软雅黑" w:hAnsi="Tahoma"/>
+          <w:kern w:val="0"/>
+          <w:sz w:val="22"/>
+        </w:rPr>
+        <w:tab/>
+      </w:r>
+      <w:r>
+        <w:rPr>
+          <w:rFonts w:ascii="Tahoma" w:eastAsia="微软雅黑" w:hAnsi="Tahoma"/>
+          <w:kern w:val="0"/>
+          <w:sz w:val="22"/>
+        </w:rPr>
+        <w:tab/>
+      </w:r>
+      <w:r>
+        <w:rPr>
+          <w:rFonts w:ascii="Tahoma" w:eastAsia="微软雅黑" w:hAnsi="Tahoma" w:hint="eastAsia"/>
+          <w:kern w:val="0"/>
+          <w:sz w:val="22"/>
+        </w:rPr>
+        <w:t>对话框</w:t>
+      </w:r>
+      <w:r>
+        <w:rPr>
+          <w:rFonts w:ascii="Tahoma" w:eastAsia="微软雅黑" w:hAnsi="Tahoma" w:hint="eastAsia"/>
+          <w:kern w:val="0"/>
+          <w:sz w:val="22"/>
+        </w:rPr>
+        <w:t xml:space="preserve"> - </w:t>
+      </w:r>
+      <w:r>
+        <w:rPr>
+          <w:rFonts w:ascii="Tahoma" w:eastAsia="微软雅黑" w:hAnsi="Tahoma" w:hint="eastAsia"/>
+          <w:kern w:val="0"/>
+          <w:sz w:val="22"/>
+        </w:rPr>
+        <w:t>自定义指代字符</w:t>
+      </w:r>
+    </w:p>
+    <w:p>
+      <w:pPr>
+        <w:widowControl/>
+        <w:adjustRightInd w:val="0"/>
+        <w:snapToGrid w:val="0"/>
+        <w:jc w:val="left"/>
+        <w:rPr>
+          <w:rFonts w:ascii="Tahoma" w:eastAsia="微软雅黑" w:hAnsi="Tahoma" w:cstheme="minorBidi"/>
+          <w:kern w:val="0"/>
+          <w:sz w:val="22"/>
+        </w:rPr>
+      </w:pPr>
+      <w:r>
+        <w:rPr>
+          <w:rFonts w:ascii="Tahoma" w:eastAsia="微软雅黑" w:hAnsi="Tahoma" w:hint="eastAsia"/>
+          <w:kern w:val="0"/>
+          <w:sz w:val="22"/>
+        </w:rPr>
+        <w:t>具体扩展的额外窗口字符可以去看看</w:t>
+      </w:r>
+      <w:hyperlink w:anchor="综合字符表" w:history="1">
+        <w:r>
+          <w:rPr>
+            <w:rStyle w:val="af6"/>
+            <w:rFonts w:ascii="Tahoma" w:eastAsia="微软雅黑" w:hAnsi="Tahoma" w:cstheme="minorBidi" w:hint="eastAsia"/>
+            <w:kern w:val="0"/>
+            <w:sz w:val="22"/>
+          </w:rPr>
+          <w:t>窗口</w:t>
+        </w:r>
+        <w:r>
+          <w:rPr>
+            <w:rStyle w:val="af6"/>
+            <w:rFonts w:ascii="Tahoma" w:eastAsia="微软雅黑" w:hAnsi="Tahoma" w:cstheme="minorBidi" w:hint="eastAsia"/>
+            <w:kern w:val="0"/>
+            <w:sz w:val="22"/>
+          </w:rPr>
+          <w:t>字符表</w:t>
+        </w:r>
+      </w:hyperlink>
+      <w:r>
+        <w:rPr>
+          <w:rFonts w:ascii="Tahoma" w:eastAsia="微软雅黑" w:hAnsi="Tahoma" w:cstheme="minorBidi" w:hint="eastAsia"/>
+          <w:kern w:val="0"/>
+          <w:sz w:val="22"/>
+        </w:rPr>
+        <w:t>。</w:t>
+      </w:r>
+    </w:p>
+    <w:p>
+      <w:pPr>
+        <w:widowControl/>
+        <w:jc w:val="left"/>
+        <w:rPr>
+          <w:rFonts w:ascii="Tahoma" w:eastAsia="微软雅黑" w:hAnsi="Tahoma" w:cstheme="minorBidi"/>
+          <w:kern w:val="0"/>
+          <w:sz w:val="22"/>
+        </w:rPr>
+      </w:pPr>
+      <w:r>
+        <w:rPr>
+          <w:rFonts w:ascii="Tahoma" w:eastAsia="微软雅黑" w:hAnsi="Tahoma" w:cstheme="minorBidi"/>
+          <w:kern w:val="0"/>
+          <w:sz w:val="22"/>
+        </w:rPr>
+        <w:br w:type="page"/>
+      </w:r>
+    </w:p>
+    <w:p>
+      <w:pPr>
+        <w:keepNext/>
+        <w:keepLines/>
+        <w:spacing w:before="240" w:after="120" w:line="415" w:lineRule="auto"/>
+        <w:outlineLvl w:val="2"/>
+        <w:rPr>
+          <w:rFonts w:ascii="等线" w:eastAsia="等线" w:hAnsi="等线"/>
+          <w:b/>
+          <w:bCs/>
+          <w:sz w:val="28"/>
+          <w:szCs w:val="32"/>
+        </w:rPr>
+      </w:pPr>
+      <w:r>
+        <w:rPr>
+          <w:rFonts w:ascii="等线" w:eastAsia="等线" w:hAnsi="等线" w:hint="eastAsia"/>
+          <w:b/>
+          <w:bCs/>
+          <w:sz w:val="28"/>
+          <w:szCs w:val="32"/>
+        </w:rPr>
+        <w:lastRenderedPageBreak/>
+        <w:t>表达式</w:t>
+      </w:r>
+      <w:r>
+        <w:rPr>
+          <w:rFonts w:ascii="等线" w:eastAsia="等线" w:hAnsi="等线" w:hint="eastAsia"/>
+          <w:b/>
+          <w:bCs/>
+          <w:sz w:val="28"/>
+          <w:szCs w:val="32"/>
+        </w:rPr>
+        <w:t>（窗口辅助核心）</w:t>
+      </w:r>
+    </w:p>
+    <w:p>
+      <w:pPr>
+        <w:widowControl/>
+        <w:adjustRightInd w:val="0"/>
+        <w:snapToGrid w:val="0"/>
+        <w:jc w:val="left"/>
+        <w:rPr>
+          <w:rFonts w:ascii="Tahoma" w:eastAsia="微软雅黑" w:hAnsi="Tahoma" w:cstheme="minorBidi"/>
+          <w:bCs/>
+          <w:kern w:val="0"/>
+          <w:sz w:val="22"/>
+        </w:rPr>
+      </w:pPr>
+      <w:r>
+        <w:rPr>
+          <w:rFonts w:ascii="Tahoma" w:eastAsia="微软雅黑" w:hAnsi="Tahoma" w:cstheme="minorBidi" w:hint="eastAsia"/>
+          <w:bCs/>
+          <w:kern w:val="0"/>
+          <w:sz w:val="22"/>
+        </w:rPr>
+        <w:t>表达式</w:t>
+      </w:r>
+      <w:r>
+        <w:rPr>
+          <w:rFonts w:ascii="Tahoma" w:eastAsia="微软雅黑" w:hAnsi="Tahoma" w:cstheme="minorBidi" w:hint="eastAsia"/>
+          <w:bCs/>
+          <w:kern w:val="0"/>
+          <w:sz w:val="22"/>
+        </w:rPr>
+        <w:t xml:space="preserve"> </w:t>
+      </w:r>
+      <w:r>
+        <w:rPr>
+          <w:rFonts w:ascii="Tahoma" w:eastAsia="微软雅黑" w:hAnsi="Tahoma" w:cstheme="minorBidi" w:hint="eastAsia"/>
+          <w:bCs/>
+          <w:kern w:val="0"/>
+          <w:sz w:val="22"/>
+        </w:rPr>
+        <w:t>和</w:t>
+      </w:r>
+      <w:r>
+        <w:rPr>
+          <w:rFonts w:ascii="Tahoma" w:eastAsia="微软雅黑" w:hAnsi="Tahoma" w:cstheme="minorBidi" w:hint="eastAsia"/>
+          <w:bCs/>
+          <w:kern w:val="0"/>
+          <w:sz w:val="22"/>
+        </w:rPr>
+        <w:t xml:space="preserve"> </w:t>
+      </w:r>
+      <w:r>
+        <w:rPr>
+          <w:rFonts w:ascii="Tahoma" w:eastAsia="微软雅黑" w:hAnsi="Tahoma" w:cstheme="minorBidi" w:hint="eastAsia"/>
+          <w:bCs/>
+          <w:kern w:val="0"/>
+          <w:sz w:val="22"/>
+        </w:rPr>
+        <w:t>窗口字符</w:t>
+      </w:r>
+      <w:r>
+        <w:rPr>
+          <w:rFonts w:ascii="Tahoma" w:eastAsia="微软雅黑" w:hAnsi="Tahoma" w:cstheme="minorBidi" w:hint="eastAsia"/>
+          <w:bCs/>
+          <w:kern w:val="0"/>
+          <w:sz w:val="22"/>
+        </w:rPr>
+        <w:t xml:space="preserve"> </w:t>
+      </w:r>
+      <w:r>
+        <w:rPr>
+          <w:rFonts w:ascii="Tahoma" w:eastAsia="微软雅黑" w:hAnsi="Tahoma" w:cstheme="minorBidi" w:hint="eastAsia"/>
+          <w:bCs/>
+          <w:kern w:val="0"/>
+          <w:sz w:val="22"/>
+        </w:rPr>
+        <w:t>是不同的两个结构</w:t>
+      </w:r>
+      <w:r>
+        <w:rPr>
+          <w:rFonts w:ascii="Tahoma" w:eastAsia="微软雅黑" w:hAnsi="Tahoma" w:cstheme="minorBidi" w:hint="eastAsia"/>
+          <w:bCs/>
+          <w:kern w:val="0"/>
+          <w:sz w:val="22"/>
+        </w:rPr>
+        <w:t>，功能相似</w:t>
+      </w:r>
+      <w:r>
+        <w:rPr>
+          <w:rFonts w:ascii="Tahoma" w:eastAsia="微软雅黑" w:hAnsi="Tahoma" w:cstheme="minorBidi" w:hint="eastAsia"/>
+          <w:bCs/>
+          <w:kern w:val="0"/>
+          <w:sz w:val="22"/>
+        </w:rPr>
+        <w:t>，但作用域不一样</w:t>
+      </w:r>
+      <w:r>
+        <w:rPr>
+          <w:rFonts w:ascii="Tahoma" w:eastAsia="微软雅黑" w:hAnsi="Tahoma" w:cstheme="minorBidi" w:hint="eastAsia"/>
+          <w:bCs/>
+          <w:kern w:val="0"/>
+          <w:sz w:val="22"/>
+        </w:rPr>
+        <w:t>。</w:t>
+      </w:r>
+    </w:p>
+    <w:p>
+      <w:pPr>
+        <w:widowControl/>
+        <w:jc w:val="left"/>
+        <w:rPr>
+          <w:rFonts w:ascii="Tahoma" w:eastAsia="微软雅黑" w:hAnsi="Tahoma" w:cstheme="minorBidi"/>
+          <w:b/>
+          <w:bCs/>
+          <w:kern w:val="0"/>
+          <w:sz w:val="22"/>
+        </w:rPr>
+      </w:pPr>
+      <w:r>
+        <w:rPr>
+          <w:rFonts w:ascii="Tahoma" w:eastAsia="微软雅黑" w:hAnsi="Tahoma" w:cstheme="minorBidi" w:hint="eastAsia"/>
+          <w:b/>
+          <w:bCs/>
+          <w:kern w:val="0"/>
+          <w:sz w:val="22"/>
+        </w:rPr>
+        <w:t>1</w:t>
+      </w:r>
+      <w:r>
+        <w:rPr>
+          <w:rFonts w:ascii="Tahoma" w:eastAsia="微软雅黑" w:hAnsi="Tahoma" w:cstheme="minorBidi" w:hint="eastAsia"/>
+          <w:b/>
+          <w:bCs/>
+          <w:kern w:val="0"/>
+          <w:sz w:val="22"/>
+        </w:rPr>
+        <w:t>）</w:t>
+      </w:r>
+      <w:r>
+        <w:rPr>
+          <w:rFonts w:ascii="Tahoma" w:eastAsia="微软雅黑" w:hAnsi="Tahoma" w:cstheme="minorBidi" w:hint="eastAsia"/>
+          <w:b/>
+          <w:bCs/>
+          <w:kern w:val="0"/>
+          <w:sz w:val="22"/>
+        </w:rPr>
+        <w:t>写法区别</w:t>
+      </w:r>
+    </w:p>
+    <w:p>
+      <w:pPr>
+        <w:widowControl/>
+        <w:adjustRightInd w:val="0"/>
+        <w:snapToGrid w:val="0"/>
+        <w:jc w:val="left"/>
+        <w:rPr>
+          <w:rFonts w:ascii="Tahoma" w:eastAsia="微软雅黑" w:hAnsi="Tahoma" w:cstheme="minorBidi"/>
+          <w:bCs/>
+          <w:kern w:val="0"/>
+          <w:sz w:val="22"/>
+        </w:rPr>
+      </w:pPr>
+      <w:r>
+        <w:rPr>
+          <w:rFonts w:ascii="Tahoma" w:eastAsia="微软雅黑" w:hAnsi="Tahoma" w:cstheme="minorBidi" w:hint="eastAsia"/>
+          <w:bCs/>
+          <w:kern w:val="0"/>
+          <w:sz w:val="22"/>
+        </w:rPr>
+        <w:t>表达式的格式为</w:t>
+      </w:r>
+      <w:r>
+        <w:rPr>
+          <w:rFonts w:ascii="Tahoma" w:eastAsia="微软雅黑" w:hAnsi="Tahoma" w:cstheme="minorBidi"/>
+          <w:bCs/>
+          <w:kern w:val="0"/>
+          <w:sz w:val="22"/>
+        </w:rPr>
+        <w:t>”&lt;</w:t>
+      </w:r>
+      <w:r>
+        <w:rPr>
+          <w:rFonts w:ascii="Tahoma" w:eastAsia="微软雅黑" w:hAnsi="Tahoma" w:cstheme="minorBidi" w:hint="eastAsia"/>
+          <w:bCs/>
+          <w:kern w:val="0"/>
+          <w:sz w:val="22"/>
+        </w:rPr>
+        <w:t>某功能</w:t>
+      </w:r>
+      <w:r>
+        <w:rPr>
+          <w:rFonts w:ascii="Tahoma" w:eastAsia="微软雅黑" w:hAnsi="Tahoma" w:cstheme="minorBidi"/>
+          <w:bCs/>
+          <w:kern w:val="0"/>
+          <w:sz w:val="22"/>
+        </w:rPr>
+        <w:t>:</w:t>
+      </w:r>
+      <w:r>
+        <w:rPr>
+          <w:rFonts w:ascii="Tahoma" w:eastAsia="微软雅黑" w:hAnsi="Tahoma" w:cstheme="minorBidi" w:hint="eastAsia"/>
+          <w:bCs/>
+          <w:kern w:val="0"/>
+          <w:sz w:val="22"/>
+        </w:rPr>
+        <w:t>…</w:t>
+      </w:r>
+      <w:r>
+        <w:rPr>
+          <w:rFonts w:ascii="Tahoma" w:eastAsia="微软雅黑" w:hAnsi="Tahoma" w:cstheme="minorBidi"/>
+          <w:bCs/>
+          <w:kern w:val="0"/>
+          <w:sz w:val="22"/>
+        </w:rPr>
+        <w:t>:</w:t>
+      </w:r>
+      <w:r>
+        <w:rPr>
+          <w:rFonts w:ascii="Tahoma" w:eastAsia="微软雅黑" w:hAnsi="Tahoma" w:cstheme="minorBidi" w:hint="eastAsia"/>
+          <w:bCs/>
+          <w:kern w:val="0"/>
+          <w:sz w:val="22"/>
+        </w:rPr>
+        <w:t>…</w:t>
+      </w:r>
+      <w:r>
+        <w:rPr>
+          <w:rFonts w:ascii="Tahoma" w:eastAsia="微软雅黑" w:hAnsi="Tahoma" w:cstheme="minorBidi"/>
+          <w:bCs/>
+          <w:kern w:val="0"/>
+          <w:sz w:val="22"/>
+        </w:rPr>
+        <w:t>&gt;”</w:t>
+      </w:r>
+      <w:r>
+        <w:rPr>
+          <w:rFonts w:ascii="Tahoma" w:eastAsia="微软雅黑" w:hAnsi="Tahoma" w:cstheme="minorBidi" w:hint="eastAsia"/>
+          <w:bCs/>
+          <w:kern w:val="0"/>
+          <w:sz w:val="22"/>
+        </w:rPr>
+        <w:t>。</w:t>
+      </w:r>
+    </w:p>
+    <w:p>
+      <w:pPr>
+        <w:widowControl/>
+        <w:adjustRightInd w:val="0"/>
+        <w:snapToGrid w:val="0"/>
+        <w:jc w:val="left"/>
+        <w:rPr>
+          <w:rFonts w:ascii="Tahoma" w:eastAsia="微软雅黑" w:hAnsi="Tahoma" w:cstheme="minorBidi"/>
+          <w:bCs/>
+          <w:kern w:val="0"/>
+          <w:sz w:val="22"/>
+        </w:rPr>
+      </w:pPr>
+      <w:r>
+        <w:rPr>
+          <w:rFonts w:ascii="Tahoma" w:eastAsia="微软雅黑" w:hAnsi="Tahoma" w:cstheme="minorBidi" w:hint="eastAsia"/>
+          <w:bCs/>
+          <w:kern w:val="0"/>
+          <w:sz w:val="22"/>
+        </w:rPr>
+        <w:t>窗口字符的格式为</w:t>
+      </w:r>
+      <w:r>
+        <w:rPr>
+          <w:rFonts w:ascii="Tahoma" w:eastAsia="微软雅黑" w:hAnsi="Tahoma" w:cstheme="minorBidi"/>
+          <w:bCs/>
+          <w:kern w:val="0"/>
+          <w:sz w:val="22"/>
+        </w:rPr>
+        <w:t>”\xxx”</w:t>
+      </w:r>
+      <w:r>
+        <w:rPr>
+          <w:rFonts w:ascii="Tahoma" w:eastAsia="微软雅黑" w:hAnsi="Tahoma" w:cstheme="minorBidi" w:hint="eastAsia"/>
+          <w:bCs/>
+          <w:kern w:val="0"/>
+          <w:sz w:val="22"/>
+        </w:rPr>
+        <w:t>或</w:t>
+      </w:r>
+      <w:r>
+        <w:rPr>
+          <w:rFonts w:ascii="Tahoma" w:eastAsia="微软雅黑" w:hAnsi="Tahoma" w:cstheme="minorBidi"/>
+          <w:bCs/>
+          <w:kern w:val="0"/>
+          <w:sz w:val="22"/>
+        </w:rPr>
+        <w:t>”\xxx[10]”</w:t>
+      </w:r>
+      <w:r>
+        <w:rPr>
+          <w:rFonts w:ascii="Tahoma" w:eastAsia="微软雅黑" w:hAnsi="Tahoma" w:cstheme="minorBidi" w:hint="eastAsia"/>
+          <w:bCs/>
+          <w:kern w:val="0"/>
+          <w:sz w:val="22"/>
+        </w:rPr>
+        <w:t>。</w:t>
+      </w:r>
+    </w:p>
+    <w:p>
+      <w:pPr>
+        <w:widowControl/>
+        <w:jc w:val="left"/>
+        <w:rPr>
+          <w:rFonts w:ascii="Tahoma" w:eastAsia="微软雅黑" w:hAnsi="Tahoma" w:cstheme="minorBidi"/>
+          <w:b/>
+          <w:bCs/>
+          <w:kern w:val="0"/>
+          <w:sz w:val="22"/>
+        </w:rPr>
+      </w:pPr>
+      <w:r>
+        <w:rPr>
+          <w:rFonts w:ascii="Tahoma" w:eastAsia="微软雅黑" w:hAnsi="Tahoma" w:cstheme="minorBidi"/>
+          <w:b/>
+          <w:bCs/>
+          <w:kern w:val="0"/>
+          <w:sz w:val="22"/>
+        </w:rPr>
+        <w:t>2</w:t>
+      </w:r>
+      <w:r>
+        <w:rPr>
+          <w:rFonts w:ascii="Tahoma" w:eastAsia="微软雅黑" w:hAnsi="Tahoma" w:cstheme="minorBidi" w:hint="eastAsia"/>
+          <w:b/>
+          <w:bCs/>
+          <w:kern w:val="0"/>
+          <w:sz w:val="22"/>
+        </w:rPr>
+        <w:t>）</w:t>
+      </w:r>
+      <w:r>
+        <w:rPr>
+          <w:rFonts w:ascii="Tahoma" w:eastAsia="微软雅黑" w:hAnsi="Tahoma" w:cstheme="minorBidi" w:hint="eastAsia"/>
+          <w:b/>
+          <w:bCs/>
+          <w:kern w:val="0"/>
+          <w:sz w:val="22"/>
+        </w:rPr>
+        <w:t>只特定位置有效</w:t>
+      </w:r>
+    </w:p>
+    <w:p>
+      <w:pPr>
+        <w:widowControl/>
+        <w:adjustRightInd w:val="0"/>
+        <w:snapToGrid w:val="0"/>
+        <w:jc w:val="left"/>
+        <w:rPr>
+          <w:rFonts w:ascii="Tahoma" w:eastAsia="微软雅黑" w:hAnsi="Tahoma" w:cstheme="minorBidi"/>
+          <w:bCs/>
+          <w:kern w:val="0"/>
+          <w:sz w:val="22"/>
+        </w:rPr>
+      </w:pPr>
+      <w:r>
+        <w:rPr>
+          <w:rFonts w:ascii="Tahoma" w:eastAsia="微软雅黑" w:hAnsi="Tahoma" w:cstheme="minorBidi" w:hint="eastAsia"/>
           <w:bCs/>
           <w:kern w:val="0"/>
           <w:sz w:val="22"/>
@@ -3061,7 +3548,34 @@
           <w:kern w:val="0"/>
           <w:sz w:val="22"/>
         </w:rPr>
-        <w:t>特定的子插件</w:t>
+        <w:t>窗口辅助核心</w:t>
+      </w:r>
+      <w:r>
+        <w:rPr>
+          <w:rFonts w:ascii="Tahoma" w:eastAsia="微软雅黑" w:hAnsi="Tahoma" w:cstheme="minorBidi" w:hint="eastAsia"/>
+          <w:bCs/>
+          <w:kern w:val="0"/>
+          <w:sz w:val="22"/>
+        </w:rPr>
+        <w:t>的</w:t>
+      </w:r>
+      <w:r>
+        <w:rPr>
+          <w:rFonts w:ascii="Tahoma" w:eastAsia="微软雅黑" w:hAnsi="Tahoma" w:cstheme="minorBidi" w:hint="eastAsia"/>
+          <w:bCs/>
+          <w:kern w:val="0"/>
+          <w:sz w:val="22"/>
+        </w:rPr>
+        <w:t>特定</w:t>
+      </w:r>
+      <w:r>
+        <w:rPr>
+          <w:rFonts w:ascii="Tahoma" w:eastAsia="微软雅黑" w:hAnsi="Tahoma" w:cstheme="minorBidi" w:hint="eastAsia"/>
+          <w:bCs/>
+          <w:kern w:val="0"/>
+          <w:sz w:val="22"/>
+        </w:rPr>
+        <w:t>子插件</w:t>
       </w:r>
       <w:r>
         <w:rPr>
@@ -3081,6 +3595,19 @@
         </w:rPr>
         <w:t>才能使用表达式。</w:t>
       </w:r>
+    </w:p>
+    <w:p>
+      <w:pPr>
+        <w:widowControl/>
+        <w:adjustRightInd w:val="0"/>
+        <w:snapToGrid w:val="0"/>
+        <w:jc w:val="left"/>
+        <w:rPr>
+          <w:rFonts w:ascii="Tahoma" w:eastAsia="微软雅黑" w:hAnsi="Tahoma" w:cstheme="minorBidi"/>
+          <w:kern w:val="0"/>
+          <w:sz w:val="22"/>
+        </w:rPr>
+      </w:pPr>
       <w:r>
         <w:rPr>
           <w:rFonts w:ascii="Tahoma" w:eastAsia="微软雅黑" w:hAnsi="Tahoma" w:cstheme="minorBidi" w:hint="eastAsia"/>
@@ -3106,6 +3633,28 @@
           <w:sz w:val="22"/>
         </w:rPr>
         <w:t>。</w:t>
+      </w:r>
+    </w:p>
+    <w:p>
+      <w:pPr>
+        <w:widowControl/>
+        <w:adjustRightInd w:val="0"/>
+        <w:snapToGrid w:val="0"/>
+        <w:jc w:val="left"/>
+        <w:rPr>
+          <w:rFonts w:ascii="Tahoma" w:eastAsia="微软雅黑" w:hAnsi="Tahoma" w:cstheme="minorBidi"/>
+          <w:bCs/>
+          <w:kern w:val="0"/>
+          <w:sz w:val="22"/>
+        </w:rPr>
+      </w:pPr>
+      <w:r>
+        <w:rPr>
+          <w:rFonts w:ascii="Tahoma" w:eastAsia="微软雅黑" w:hAnsi="Tahoma" w:cstheme="minorBidi" w:hint="eastAsia"/>
+          <w:kern w:val="0"/>
+          <w:sz w:val="22"/>
+        </w:rPr>
+        <w:t>相关子插件会对表达式的支持情况进行说明。</w:t>
       </w:r>
     </w:p>
     <w:p>
@@ -3273,6 +3822,8 @@
           <w:szCs w:val="32"/>
         </w:rPr>
       </w:pPr>
+      <w:bookmarkStart w:id="1" w:name="光标偏移字符"/>
+      <w:bookmarkStart w:id="2" w:name="文本居中"/>
       <w:r>
         <w:rPr>
           <w:rFonts w:ascii="等线" w:eastAsia="等线" w:hAnsi="等线" w:hint="eastAsia"/>
@@ -3282,7 +3833,70 @@
           <w:szCs w:val="32"/>
         </w:rPr>
         <w:lastRenderedPageBreak/>
-        <w:t>文本居中</w:t>
+        <w:t>光标偏移字符</w:t>
+      </w:r>
+    </w:p>
+    <w:bookmarkEnd w:id="1"/>
+    <w:p>
+      <w:pPr>
+        <w:widowControl/>
+        <w:adjustRightInd w:val="0"/>
+        <w:snapToGrid w:val="0"/>
+        <w:jc w:val="left"/>
+        <w:rPr>
+          <w:rFonts w:ascii="Tahoma" w:eastAsia="微软雅黑" w:hAnsi="Tahoma" w:cstheme="minorBidi"/>
+          <w:bCs/>
+          <w:kern w:val="0"/>
+          <w:sz w:val="22"/>
+        </w:rPr>
+      </w:pPr>
+      <w:r>
+        <w:rPr>
+          <w:rFonts w:ascii="Tahoma" w:eastAsia="微软雅黑" w:hAnsi="Tahoma" w:cstheme="minorBidi" w:hint="eastAsia"/>
+          <w:bCs/>
+          <w:kern w:val="0"/>
+          <w:sz w:val="22"/>
+        </w:rPr>
+        <w:t>你需要先了解</w:t>
+      </w:r>
+      <w:r>
+        <w:rPr>
+          <w:rFonts w:ascii="Tahoma" w:eastAsia="微软雅黑" w:hAnsi="Tahoma" w:cstheme="minorBidi" w:hint="eastAsia"/>
+          <w:bCs/>
+          <w:kern w:val="0"/>
+          <w:sz w:val="22"/>
+        </w:rPr>
+        <w:t xml:space="preserve"> </w:t>
+      </w:r>
+      <w:hyperlink w:anchor="文本域与光标" w:history="1">
+        <w:r>
+          <w:rPr>
+            <w:rStyle w:val="af6"/>
+            <w:rFonts w:ascii="Tahoma" w:eastAsia="微软雅黑" w:hAnsi="Tahoma" w:cstheme="minorBidi" w:hint="eastAsia"/>
+            <w:bCs/>
+            <w:kern w:val="0"/>
+            <w:sz w:val="22"/>
+          </w:rPr>
+          <w:t>文本域与光标</w:t>
+        </w:r>
+      </w:hyperlink>
+      <w:r>
+        <w:rPr>
+          <w:rFonts w:ascii="Tahoma" w:eastAsia="微软雅黑" w:hAnsi="Tahoma" w:cstheme="minorBidi" w:hint="eastAsia"/>
+          <w:bCs/>
+          <w:kern w:val="0"/>
+          <w:sz w:val="22"/>
+        </w:rPr>
+        <w:t xml:space="preserve"> </w:t>
+      </w:r>
+      <w:r>
+        <w:rPr>
+          <w:rFonts w:ascii="Tahoma" w:eastAsia="微软雅黑" w:hAnsi="Tahoma" w:cstheme="minorBidi" w:hint="eastAsia"/>
+          <w:bCs/>
+          <w:kern w:val="0"/>
+          <w:sz w:val="22"/>
+        </w:rPr>
+        <w:t>，不要急。</w:t>
       </w:r>
     </w:p>
     <w:p>
@@ -3305,7 +3919,1301 @@
           <w:kern w:val="0"/>
           <w:sz w:val="22"/>
         </w:rPr>
-        <w:t>在使用文本居中插件时，如果隔行进行居中，那么第二行要加空格，不然就会造成居中失效。</w:t>
+        <w:t>光标</w:t>
+      </w:r>
+      <w:r>
+        <w:rPr>
+          <w:rFonts w:ascii="Tahoma" w:eastAsia="微软雅黑" w:hAnsi="Tahoma" w:cstheme="minorBidi" w:hint="eastAsia"/>
+          <w:bCs/>
+          <w:kern w:val="0"/>
+          <w:sz w:val="22"/>
+        </w:rPr>
+        <w:t>字符</w:t>
+      </w:r>
+      <w:r>
+        <w:rPr>
+          <w:rFonts w:ascii="Tahoma" w:eastAsia="微软雅黑" w:hAnsi="Tahoma" w:cstheme="minorBidi" w:hint="eastAsia"/>
+          <w:bCs/>
+          <w:kern w:val="0"/>
+          <w:sz w:val="22"/>
+        </w:rPr>
+        <w:t xml:space="preserve"> </w:t>
+      </w:r>
+      <w:r>
+        <w:rPr>
+          <w:rFonts w:ascii="Tahoma" w:eastAsia="微软雅黑" w:hAnsi="Tahoma" w:cstheme="minorBidi"/>
+          <w:bCs/>
+          <w:kern w:val="0"/>
+          <w:sz w:val="22"/>
+        </w:rPr>
+        <w:t>\</w:t>
+      </w:r>
+      <w:r>
+        <w:rPr>
+          <w:rFonts w:ascii="Tahoma" w:eastAsia="微软雅黑" w:hAnsi="Tahoma" w:cstheme="minorBidi"/>
+          <w:bCs/>
+          <w:kern w:val="0"/>
+          <w:sz w:val="22"/>
+        </w:rPr>
+        <w:t>px</w:t>
+      </w:r>
+      <w:r>
+        <w:rPr>
+          <w:rFonts w:ascii="Tahoma" w:eastAsia="微软雅黑" w:hAnsi="Tahoma" w:cstheme="minorBidi"/>
+          <w:bCs/>
+          <w:kern w:val="0"/>
+          <w:sz w:val="22"/>
+        </w:rPr>
+        <w:t>[1</w:t>
+      </w:r>
+      <w:r>
+        <w:rPr>
+          <w:rFonts w:ascii="Tahoma" w:eastAsia="微软雅黑" w:hAnsi="Tahoma" w:cstheme="minorBidi"/>
+          <w:bCs/>
+          <w:kern w:val="0"/>
+          <w:sz w:val="22"/>
+        </w:rPr>
+        <w:t>0</w:t>
+      </w:r>
+      <w:r>
+        <w:rPr>
+          <w:rFonts w:ascii="Tahoma" w:eastAsia="微软雅黑" w:hAnsi="Tahoma" w:cstheme="minorBidi"/>
+          <w:bCs/>
+          <w:kern w:val="0"/>
+          <w:sz w:val="22"/>
+        </w:rPr>
+        <w:t xml:space="preserve">] </w:t>
+      </w:r>
+      <w:r>
+        <w:rPr>
+          <w:rFonts w:ascii="Tahoma" w:eastAsia="微软雅黑" w:hAnsi="Tahoma" w:cstheme="minorBidi" w:hint="eastAsia"/>
+          <w:bCs/>
+          <w:kern w:val="0"/>
+          <w:sz w:val="22"/>
+        </w:rPr>
+        <w:t>和</w:t>
+      </w:r>
+      <w:r>
+        <w:rPr>
+          <w:rFonts w:ascii="Tahoma" w:eastAsia="微软雅黑" w:hAnsi="Tahoma" w:cstheme="minorBidi"/>
+          <w:bCs/>
+          <w:kern w:val="0"/>
+          <w:sz w:val="22"/>
+        </w:rPr>
+        <w:t xml:space="preserve"> \</w:t>
+      </w:r>
+      <w:r>
+        <w:rPr>
+          <w:rFonts w:ascii="Tahoma" w:eastAsia="微软雅黑" w:hAnsi="Tahoma" w:cstheme="minorBidi"/>
+          <w:bCs/>
+          <w:kern w:val="0"/>
+          <w:sz w:val="22"/>
+        </w:rPr>
+        <w:t>py</w:t>
+      </w:r>
+      <w:r>
+        <w:rPr>
+          <w:rFonts w:ascii="Tahoma" w:eastAsia="微软雅黑" w:hAnsi="Tahoma" w:cstheme="minorBidi"/>
+          <w:bCs/>
+          <w:kern w:val="0"/>
+          <w:sz w:val="22"/>
+        </w:rPr>
+        <w:t>[10]</w:t>
+      </w:r>
+      <w:r>
+        <w:rPr>
+          <w:rFonts w:ascii="Tahoma" w:eastAsia="微软雅黑" w:hAnsi="Tahoma" w:cstheme="minorBidi" w:hint="eastAsia"/>
+          <w:bCs/>
+          <w:kern w:val="0"/>
+          <w:sz w:val="22"/>
+        </w:rPr>
+        <w:t>（</w:t>
+      </w:r>
+      <w:r>
+        <w:rPr>
+          <w:rFonts w:ascii="Tahoma" w:eastAsia="微软雅黑" w:hAnsi="Tahoma" w:cstheme="minorBidi" w:hint="eastAsia"/>
+          <w:bCs/>
+          <w:kern w:val="0"/>
+          <w:sz w:val="22"/>
+        </w:rPr>
+        <w:t>单位像素</w:t>
+      </w:r>
+      <w:r>
+        <w:rPr>
+          <w:rFonts w:ascii="Tahoma" w:eastAsia="微软雅黑" w:hAnsi="Tahoma" w:cstheme="minorBidi" w:hint="eastAsia"/>
+          <w:bCs/>
+          <w:kern w:val="0"/>
+          <w:sz w:val="22"/>
+        </w:rPr>
+        <w:t>）</w:t>
+      </w:r>
+      <w:r>
+        <w:rPr>
+          <w:rFonts w:ascii="Tahoma" w:eastAsia="微软雅黑" w:hAnsi="Tahoma" w:cstheme="minorBidi"/>
+          <w:bCs/>
+          <w:kern w:val="0"/>
+          <w:sz w:val="22"/>
+        </w:rPr>
+        <w:t xml:space="preserve"> </w:t>
+      </w:r>
+      <w:r>
+        <w:rPr>
+          <w:rFonts w:ascii="Tahoma" w:eastAsia="微软雅黑" w:hAnsi="Tahoma" w:cstheme="minorBidi" w:hint="eastAsia"/>
+          <w:bCs/>
+          <w:kern w:val="0"/>
+          <w:sz w:val="22"/>
+        </w:rPr>
+        <w:t>可以将指定的图片绘制在文本域中。</w:t>
+      </w:r>
+    </w:p>
+    <w:p>
+      <w:pPr>
+        <w:widowControl/>
+        <w:adjustRightInd w:val="0"/>
+        <w:snapToGrid w:val="0"/>
+        <w:jc w:val="left"/>
+        <w:rPr>
+          <w:rFonts w:ascii="Tahoma" w:eastAsia="微软雅黑" w:hAnsi="Tahoma" w:cstheme="minorBidi" w:hint="eastAsia"/>
+          <w:bCs/>
+          <w:color w:val="0070C0"/>
+          <w:kern w:val="0"/>
+          <w:sz w:val="22"/>
+        </w:rPr>
+      </w:pPr>
+      <w:r>
+        <w:rPr>
+          <w:rFonts w:ascii="Tahoma" w:eastAsia="微软雅黑" w:hAnsi="Tahoma" w:cstheme="minorBidi" w:hint="eastAsia"/>
+          <w:bCs/>
+          <w:color w:val="0070C0"/>
+          <w:kern w:val="0"/>
+          <w:sz w:val="22"/>
+        </w:rPr>
+        <w:t>注意，偏移位置不能填负数。</w:t>
+      </w:r>
+    </w:p>
+    <w:p>
+      <w:pPr>
+        <w:widowControl/>
+        <w:jc w:val="left"/>
+        <w:rPr>
+          <w:rFonts w:ascii="Tahoma" w:eastAsia="微软雅黑" w:hAnsi="Tahoma" w:cstheme="minorBidi"/>
+          <w:b/>
+          <w:bCs/>
+          <w:kern w:val="0"/>
+          <w:sz w:val="22"/>
+        </w:rPr>
+      </w:pPr>
+      <w:r>
+        <w:rPr>
+          <w:rFonts w:ascii="Tahoma" w:eastAsia="微软雅黑" w:hAnsi="Tahoma" w:cstheme="minorBidi" w:hint="eastAsia"/>
+          <w:b/>
+          <w:bCs/>
+          <w:kern w:val="0"/>
+          <w:sz w:val="22"/>
+        </w:rPr>
+        <w:t>1</w:t>
+      </w:r>
+      <w:r>
+        <w:rPr>
+          <w:rFonts w:ascii="Tahoma" w:eastAsia="微软雅黑" w:hAnsi="Tahoma" w:cstheme="minorBidi" w:hint="eastAsia"/>
+          <w:b/>
+          <w:bCs/>
+          <w:kern w:val="0"/>
+          <w:sz w:val="22"/>
+        </w:rPr>
+        <w:t>）</w:t>
+      </w:r>
+      <w:r>
+        <w:rPr>
+          <w:rFonts w:ascii="Tahoma" w:eastAsia="微软雅黑" w:hAnsi="Tahoma" w:cstheme="minorBidi" w:hint="eastAsia"/>
+          <w:b/>
+          <w:bCs/>
+          <w:kern w:val="0"/>
+          <w:sz w:val="22"/>
+        </w:rPr>
+        <w:t>位置影响</w:t>
+      </w:r>
+    </w:p>
+    <w:p>
+      <w:pPr>
+        <w:widowControl/>
+        <w:snapToGrid w:val="0"/>
+        <w:jc w:val="left"/>
+        <w:rPr>
+          <w:rFonts w:ascii="Tahoma" w:eastAsia="微软雅黑" w:hAnsi="Tahoma" w:cstheme="minorBidi"/>
+          <w:kern w:val="0"/>
+          <w:sz w:val="22"/>
+        </w:rPr>
+      </w:pPr>
+      <w:r>
+        <w:rPr>
+          <w:rFonts w:ascii="Tahoma" w:eastAsia="微软雅黑" w:hAnsi="Tahoma" w:cstheme="minorBidi" w:hint="eastAsia"/>
+          <w:bCs/>
+          <w:kern w:val="0"/>
+          <w:sz w:val="22"/>
+        </w:rPr>
+        <w:t>偏移字符能够直接修改光标的位置，如下图，设置了</w:t>
+      </w:r>
+      <w:r>
+        <w:rPr>
+          <w:rFonts w:ascii="Tahoma" w:eastAsia="微软雅黑" w:hAnsi="Tahoma" w:cstheme="minorBidi" w:hint="eastAsia"/>
+          <w:bCs/>
+          <w:kern w:val="0"/>
+          <w:sz w:val="22"/>
+        </w:rPr>
+        <w:t>\</w:t>
+      </w:r>
+      <w:r>
+        <w:rPr>
+          <w:rFonts w:ascii="Tahoma" w:eastAsia="微软雅黑" w:hAnsi="Tahoma" w:cstheme="minorBidi"/>
+          <w:bCs/>
+          <w:kern w:val="0"/>
+          <w:sz w:val="22"/>
+        </w:rPr>
+        <w:t>px[50]\py[18]</w:t>
+      </w:r>
+      <w:r>
+        <w:rPr>
+          <w:rFonts w:ascii="Tahoma" w:eastAsia="微软雅黑" w:hAnsi="Tahoma" w:cstheme="minorBidi" w:hint="eastAsia"/>
+          <w:bCs/>
+          <w:kern w:val="0"/>
+          <w:sz w:val="22"/>
+        </w:rPr>
+        <w:t>，即光标左移</w:t>
+      </w:r>
+      <w:r>
+        <w:rPr>
+          <w:rFonts w:ascii="Tahoma" w:eastAsia="微软雅黑" w:hAnsi="Tahoma" w:cstheme="minorBidi" w:hint="eastAsia"/>
+          <w:bCs/>
+          <w:kern w:val="0"/>
+          <w:sz w:val="22"/>
+        </w:rPr>
+        <w:t>5</w:t>
+      </w:r>
+      <w:r>
+        <w:rPr>
+          <w:rFonts w:ascii="Tahoma" w:eastAsia="微软雅黑" w:hAnsi="Tahoma" w:cstheme="minorBidi"/>
+          <w:bCs/>
+          <w:kern w:val="0"/>
+          <w:sz w:val="22"/>
+        </w:rPr>
+        <w:t>0</w:t>
+      </w:r>
+      <w:r>
+        <w:rPr>
+          <w:rFonts w:ascii="Tahoma" w:eastAsia="微软雅黑" w:hAnsi="Tahoma" w:cstheme="minorBidi" w:hint="eastAsia"/>
+          <w:bCs/>
+          <w:kern w:val="0"/>
+          <w:sz w:val="22"/>
+        </w:rPr>
+        <w:t>像素</w:t>
+      </w:r>
+      <w:r>
+        <w:rPr>
+          <w:rFonts w:ascii="Tahoma" w:eastAsia="微软雅黑" w:hAnsi="Tahoma" w:cstheme="minorBidi" w:hint="eastAsia"/>
+          <w:bCs/>
+          <w:kern w:val="0"/>
+          <w:sz w:val="22"/>
+        </w:rPr>
+        <w:t>（绿色</w:t>
+      </w:r>
+      <w:r>
+        <w:rPr>
+          <w:rFonts w:ascii="Tahoma" w:eastAsia="微软雅黑" w:hAnsi="Tahoma" w:cstheme="minorBidi" w:hint="eastAsia"/>
+          <w:kern w:val="0"/>
+          <w:sz w:val="22"/>
+        </w:rPr>
+        <w:t>线）</w:t>
+      </w:r>
+      <w:r>
+        <w:rPr>
+          <w:rFonts w:ascii="Tahoma" w:eastAsia="微软雅黑" w:hAnsi="Tahoma" w:cstheme="minorBidi" w:hint="eastAsia"/>
+          <w:kern w:val="0"/>
+          <w:sz w:val="22"/>
+        </w:rPr>
+        <w:t>，下移</w:t>
+      </w:r>
+      <w:r>
+        <w:rPr>
+          <w:rFonts w:ascii="Tahoma" w:eastAsia="微软雅黑" w:hAnsi="Tahoma" w:cstheme="minorBidi" w:hint="eastAsia"/>
+          <w:kern w:val="0"/>
+          <w:sz w:val="22"/>
+        </w:rPr>
+        <w:t>1</w:t>
+      </w:r>
+      <w:r>
+        <w:rPr>
+          <w:rFonts w:ascii="Tahoma" w:eastAsia="微软雅黑" w:hAnsi="Tahoma" w:cstheme="minorBidi"/>
+          <w:kern w:val="0"/>
+          <w:sz w:val="22"/>
+        </w:rPr>
+        <w:t>8</w:t>
+      </w:r>
+      <w:r>
+        <w:rPr>
+          <w:rFonts w:ascii="Tahoma" w:eastAsia="微软雅黑" w:hAnsi="Tahoma" w:cstheme="minorBidi" w:hint="eastAsia"/>
+          <w:kern w:val="0"/>
+          <w:sz w:val="22"/>
+        </w:rPr>
+        <w:t>像素</w:t>
+      </w:r>
+      <w:r>
+        <w:rPr>
+          <w:rFonts w:ascii="Tahoma" w:eastAsia="微软雅黑" w:hAnsi="Tahoma" w:cstheme="minorBidi" w:hint="eastAsia"/>
+          <w:kern w:val="0"/>
+          <w:sz w:val="22"/>
+        </w:rPr>
+        <w:t>（青色线）</w:t>
+      </w:r>
+      <w:r>
+        <w:rPr>
+          <w:rFonts w:ascii="Tahoma" w:eastAsia="微软雅黑" w:hAnsi="Tahoma" w:cstheme="minorBidi" w:hint="eastAsia"/>
+          <w:kern w:val="0"/>
+          <w:sz w:val="22"/>
+        </w:rPr>
+        <w:t>。</w:t>
+      </w:r>
+    </w:p>
+    <w:p>
+      <w:pPr>
+        <w:widowControl/>
+        <w:snapToGrid w:val="0"/>
+        <w:jc w:val="center"/>
+        <w:rPr>
+          <w:rFonts w:ascii="Tahoma" w:eastAsia="微软雅黑" w:hAnsi="Tahoma" w:cstheme="minorBidi"/>
+          <w:kern w:val="0"/>
+          <w:sz w:val="22"/>
+        </w:rPr>
+      </w:pPr>
+      <w:r>
+        <w:rPr>
+          <w:rFonts w:ascii="Tahoma" w:eastAsia="微软雅黑" w:hAnsi="Tahoma" w:cstheme="minorBidi"/>
+          <w:noProof/>
+          <w:kern w:val="0"/>
+          <w:sz w:val="22"/>
+        </w:rPr>
+        <w:drawing>
+          <wp:inline distT="0" distB="0" distL="0" distR="0" wp14:anchorId="7327C749" wp14:editId="079E1273">
+            <wp:extent cx="3032760" cy="1157093"/>
+            <wp:effectExtent l="0" t="0" r="0" b="5080"/>
+            <wp:docPr id="23" name="图片 23"/>
+            <wp:cNvGraphicFramePr>
+              <a:graphicFrameLocks xmlns:a="http://schemas.openxmlformats.org/drawingml/2006/main" noChangeAspect="1"/>
+            </wp:cNvGraphicFramePr>
+            <a:graphic xmlns:a="http://schemas.openxmlformats.org/drawingml/2006/main">
+              <a:graphicData uri="http://schemas.openxmlformats.org/drawingml/2006/picture">
+                <pic:pic xmlns:pic="http://schemas.openxmlformats.org/drawingml/2006/picture">
+                  <pic:nvPicPr>
+                    <pic:cNvPr id="0" name="Picture 3"/>
+                    <pic:cNvPicPr>
+                      <a:picLocks noChangeAspect="1" noChangeArrowheads="1"/>
+                    </pic:cNvPicPr>
+                  </pic:nvPicPr>
+                  <pic:blipFill>
+                    <a:blip r:embed="rId24">
+                      <a:extLst>
+                        <a:ext uri="{28A0092B-C50C-407E-A947-70E740481C1C}">
+                          <a14:useLocalDpi xmlns:a14="http://schemas.microsoft.com/office/drawing/2010/main" val="0"/>
+                        </a:ext>
+                      </a:extLst>
+                    </a:blip>
+                    <a:srcRect/>
+                    <a:stretch>
+                      <a:fillRect/>
+                    </a:stretch>
+                  </pic:blipFill>
+                  <pic:spPr bwMode="auto">
+                    <a:xfrm>
+                      <a:off x="0" y="0"/>
+                      <a:ext cx="3082662" cy="1176132"/>
+                    </a:xfrm>
+                    <a:prstGeom prst="rect">
+                      <a:avLst/>
+                    </a:prstGeom>
+                    <a:noFill/>
+                    <a:ln>
+                      <a:noFill/>
+                    </a:ln>
+                  </pic:spPr>
+                </pic:pic>
+              </a:graphicData>
+            </a:graphic>
+          </wp:inline>
+        </w:drawing>
+      </w:r>
+    </w:p>
+    <w:p>
+      <w:pPr>
+        <w:widowControl/>
+        <w:snapToGrid w:val="0"/>
+        <w:jc w:val="left"/>
+        <w:rPr>
+          <w:rFonts w:ascii="Tahoma" w:eastAsia="微软雅黑" w:hAnsi="Tahoma" w:cstheme="minorBidi"/>
+          <w:kern w:val="0"/>
+          <w:sz w:val="22"/>
+        </w:rPr>
+      </w:pPr>
+      <w:r>
+        <w:rPr>
+          <w:rFonts w:ascii="Tahoma" w:eastAsia="微软雅黑" w:hAnsi="Tahoma" w:cstheme="minorBidi" w:hint="eastAsia"/>
+          <w:kern w:val="0"/>
+          <w:sz w:val="22"/>
+        </w:rPr>
+        <w:t>后面打出的字符，就是下面的情况：</w:t>
+      </w:r>
+    </w:p>
+    <w:p>
+      <w:pPr>
+        <w:widowControl/>
+        <w:snapToGrid w:val="0"/>
+        <w:jc w:val="center"/>
+        <w:rPr>
+          <w:rFonts w:ascii="Tahoma" w:eastAsia="微软雅黑" w:hAnsi="Tahoma" w:cstheme="minorBidi"/>
+          <w:kern w:val="0"/>
+          <w:sz w:val="22"/>
+        </w:rPr>
+      </w:pPr>
+      <w:r>
+        <w:rPr>
+          <w:rFonts w:ascii="Tahoma" w:eastAsia="微软雅黑" w:hAnsi="Tahoma" w:cstheme="minorBidi"/>
+          <w:noProof/>
+          <w:kern w:val="0"/>
+          <w:sz w:val="22"/>
+        </w:rPr>
+        <w:drawing>
+          <wp:inline distT="0" distB="0" distL="0" distR="0" wp14:anchorId="6CEEE974" wp14:editId="6AB83029">
+            <wp:extent cx="3025140" cy="1154186"/>
+            <wp:effectExtent l="0" t="0" r="3810" b="8255"/>
+            <wp:docPr id="24" name="图片 24"/>
+            <wp:cNvGraphicFramePr>
+              <a:graphicFrameLocks xmlns:a="http://schemas.openxmlformats.org/drawingml/2006/main" noChangeAspect="1"/>
+            </wp:cNvGraphicFramePr>
+            <a:graphic xmlns:a="http://schemas.openxmlformats.org/drawingml/2006/main">
+              <a:graphicData uri="http://schemas.openxmlformats.org/drawingml/2006/picture">
+                <pic:pic xmlns:pic="http://schemas.openxmlformats.org/drawingml/2006/picture">
+                  <pic:nvPicPr>
+                    <pic:cNvPr id="0" name="Picture 5"/>
+                    <pic:cNvPicPr>
+                      <a:picLocks noChangeAspect="1" noChangeArrowheads="1"/>
+                    </pic:cNvPicPr>
+                  </pic:nvPicPr>
+                  <pic:blipFill>
+                    <a:blip r:embed="rId25">
+                      <a:extLst>
+                        <a:ext uri="{28A0092B-C50C-407E-A947-70E740481C1C}">
+                          <a14:useLocalDpi xmlns:a14="http://schemas.microsoft.com/office/drawing/2010/main" val="0"/>
+                        </a:ext>
+                      </a:extLst>
+                    </a:blip>
+                    <a:srcRect/>
+                    <a:stretch>
+                      <a:fillRect/>
+                    </a:stretch>
+                  </pic:blipFill>
+                  <pic:spPr bwMode="auto">
+                    <a:xfrm>
+                      <a:off x="0" y="0"/>
+                      <a:ext cx="3069875" cy="1171254"/>
+                    </a:xfrm>
+                    <a:prstGeom prst="rect">
+                      <a:avLst/>
+                    </a:prstGeom>
+                    <a:noFill/>
+                    <a:ln>
+                      <a:noFill/>
+                    </a:ln>
+                  </pic:spPr>
+                </pic:pic>
+              </a:graphicData>
+            </a:graphic>
+          </wp:inline>
+        </w:drawing>
+      </w:r>
+    </w:p>
+    <w:p>
+      <w:pPr>
+        <w:widowControl/>
+        <w:jc w:val="left"/>
+        <w:rPr>
+          <w:rFonts w:ascii="Tahoma" w:eastAsia="微软雅黑" w:hAnsi="Tahoma" w:cstheme="minorBidi"/>
+          <w:b/>
+          <w:bCs/>
+          <w:kern w:val="0"/>
+          <w:sz w:val="22"/>
+        </w:rPr>
+      </w:pPr>
+      <w:r>
+        <w:rPr>
+          <w:rFonts w:ascii="Tahoma" w:eastAsia="微软雅黑" w:hAnsi="Tahoma" w:cstheme="minorBidi"/>
+          <w:b/>
+          <w:bCs/>
+          <w:kern w:val="0"/>
+          <w:sz w:val="22"/>
+        </w:rPr>
+        <w:t>2</w:t>
+      </w:r>
+      <w:r>
+        <w:rPr>
+          <w:rFonts w:ascii="Tahoma" w:eastAsia="微软雅黑" w:hAnsi="Tahoma" w:cstheme="minorBidi" w:hint="eastAsia"/>
+          <w:b/>
+          <w:bCs/>
+          <w:kern w:val="0"/>
+          <w:sz w:val="22"/>
+        </w:rPr>
+        <w:t>）</w:t>
+      </w:r>
+      <w:r>
+        <w:rPr>
+          <w:rFonts w:ascii="Tahoma" w:eastAsia="微软雅黑" w:hAnsi="Tahoma" w:cstheme="minorBidi" w:hint="eastAsia"/>
+          <w:b/>
+          <w:bCs/>
+          <w:kern w:val="0"/>
+          <w:sz w:val="22"/>
+        </w:rPr>
+        <w:t>换行影响</w:t>
+      </w:r>
+    </w:p>
+    <w:p>
+      <w:pPr>
+        <w:widowControl/>
+        <w:snapToGrid w:val="0"/>
+        <w:jc w:val="left"/>
+        <w:rPr>
+          <w:rFonts w:ascii="Tahoma" w:eastAsia="微软雅黑" w:hAnsi="Tahoma" w:cstheme="minorBidi"/>
+          <w:kern w:val="0"/>
+          <w:sz w:val="22"/>
+        </w:rPr>
+      </w:pPr>
+      <w:r>
+        <w:rPr>
+          <w:rFonts w:ascii="Tahoma" w:eastAsia="微软雅黑" w:hAnsi="Tahoma" w:cstheme="minorBidi" w:hint="eastAsia"/>
+          <w:kern w:val="0"/>
+          <w:sz w:val="22"/>
+        </w:rPr>
+        <w:t>光标偏移后，能够直接对整行的位置造成影响，</w:t>
+      </w:r>
+      <w:r>
+        <w:rPr>
+          <w:rFonts w:ascii="Tahoma" w:eastAsia="微软雅黑" w:hAnsi="Tahoma" w:cstheme="minorBidi" w:hint="eastAsia"/>
+          <w:kern w:val="0"/>
+          <w:sz w:val="22"/>
+        </w:rPr>
+        <w:t>如下图。</w:t>
+      </w:r>
+    </w:p>
+    <w:p>
+      <w:pPr>
+        <w:widowControl/>
+        <w:snapToGrid w:val="0"/>
+        <w:jc w:val="left"/>
+        <w:rPr>
+          <w:rFonts w:ascii="Tahoma" w:eastAsia="微软雅黑" w:hAnsi="Tahoma" w:cstheme="minorBidi"/>
+          <w:kern w:val="0"/>
+          <w:sz w:val="22"/>
+        </w:rPr>
+      </w:pPr>
+      <w:r>
+        <w:rPr>
+          <w:rFonts w:ascii="Tahoma" w:eastAsia="微软雅黑" w:hAnsi="Tahoma" w:cstheme="minorBidi" w:hint="eastAsia"/>
+          <w:kern w:val="0"/>
+          <w:sz w:val="22"/>
+        </w:rPr>
+        <w:t>注意，光标偏移的</w:t>
+      </w:r>
+      <w:r>
+        <w:rPr>
+          <w:rFonts w:ascii="Tahoma" w:eastAsia="微软雅黑" w:hAnsi="Tahoma" w:cstheme="minorBidi" w:hint="eastAsia"/>
+          <w:kern w:val="0"/>
+          <w:sz w:val="22"/>
+        </w:rPr>
+        <w:t>px</w:t>
+      </w:r>
+      <w:r>
+        <w:rPr>
+          <w:rFonts w:ascii="Tahoma" w:eastAsia="微软雅黑" w:hAnsi="Tahoma" w:cstheme="minorBidi" w:hint="eastAsia"/>
+          <w:kern w:val="0"/>
+          <w:sz w:val="22"/>
+        </w:rPr>
+        <w:t>像素值（绿色线）会清零，偏移的</w:t>
+      </w:r>
+      <w:r>
+        <w:rPr>
+          <w:rFonts w:ascii="Tahoma" w:eastAsia="微软雅黑" w:hAnsi="Tahoma" w:cstheme="minorBidi" w:hint="eastAsia"/>
+          <w:kern w:val="0"/>
+          <w:sz w:val="22"/>
+        </w:rPr>
+        <w:t>py</w:t>
+      </w:r>
+      <w:r>
+        <w:rPr>
+          <w:rFonts w:ascii="Tahoma" w:eastAsia="微软雅黑" w:hAnsi="Tahoma" w:cstheme="minorBidi" w:hint="eastAsia"/>
+          <w:kern w:val="0"/>
+          <w:sz w:val="22"/>
+        </w:rPr>
+        <w:t>值（蓝色线）会叠加。</w:t>
+      </w:r>
+    </w:p>
+    <w:p>
+      <w:pPr>
+        <w:widowControl/>
+        <w:snapToGrid w:val="0"/>
+        <w:jc w:val="center"/>
+        <w:rPr>
+          <w:rFonts w:ascii="Tahoma" w:eastAsia="微软雅黑" w:hAnsi="Tahoma" w:cstheme="minorBidi"/>
+          <w:kern w:val="0"/>
+          <w:sz w:val="22"/>
+        </w:rPr>
+      </w:pPr>
+      <w:r>
+        <w:rPr>
+          <w:rFonts w:ascii="Tahoma" w:eastAsia="微软雅黑" w:hAnsi="Tahoma" w:cstheme="minorBidi"/>
+          <w:noProof/>
+          <w:kern w:val="0"/>
+          <w:sz w:val="22"/>
+        </w:rPr>
+        <w:drawing>
+          <wp:inline distT="0" distB="0" distL="0" distR="0" wp14:anchorId="760F8280" wp14:editId="0DE145A0">
+            <wp:extent cx="3055740" cy="1165860"/>
+            <wp:effectExtent l="0" t="0" r="0" b="0"/>
+            <wp:docPr id="25" name="图片 25"/>
+            <wp:cNvGraphicFramePr>
+              <a:graphicFrameLocks xmlns:a="http://schemas.openxmlformats.org/drawingml/2006/main" noChangeAspect="1"/>
+            </wp:cNvGraphicFramePr>
+            <a:graphic xmlns:a="http://schemas.openxmlformats.org/drawingml/2006/main">
+              <a:graphicData uri="http://schemas.openxmlformats.org/drawingml/2006/picture">
+                <pic:pic xmlns:pic="http://schemas.openxmlformats.org/drawingml/2006/picture">
+                  <pic:nvPicPr>
+                    <pic:cNvPr id="0" name="Picture 7"/>
+                    <pic:cNvPicPr>
+                      <a:picLocks noChangeAspect="1" noChangeArrowheads="1"/>
+                    </pic:cNvPicPr>
+                  </pic:nvPicPr>
+                  <pic:blipFill>
+                    <a:blip r:embed="rId26">
+                      <a:extLst>
+                        <a:ext uri="{28A0092B-C50C-407E-A947-70E740481C1C}">
+                          <a14:useLocalDpi xmlns:a14="http://schemas.microsoft.com/office/drawing/2010/main" val="0"/>
+                        </a:ext>
+                      </a:extLst>
+                    </a:blip>
+                    <a:srcRect/>
+                    <a:stretch>
+                      <a:fillRect/>
+                    </a:stretch>
+                  </pic:blipFill>
+                  <pic:spPr bwMode="auto">
+                    <a:xfrm>
+                      <a:off x="0" y="0"/>
+                      <a:ext cx="3150792" cy="1202125"/>
+                    </a:xfrm>
+                    <a:prstGeom prst="rect">
+                      <a:avLst/>
+                    </a:prstGeom>
+                    <a:noFill/>
+                    <a:ln>
+                      <a:noFill/>
+                    </a:ln>
+                  </pic:spPr>
+                </pic:pic>
+              </a:graphicData>
+            </a:graphic>
+          </wp:inline>
+        </w:drawing>
+      </w:r>
+    </w:p>
+    <w:p>
+      <w:pPr>
+        <w:widowControl/>
+        <w:jc w:val="left"/>
+        <w:rPr>
+          <w:rFonts w:ascii="Tahoma" w:eastAsia="微软雅黑" w:hAnsi="Tahoma" w:cstheme="minorBidi"/>
+          <w:b/>
+          <w:bCs/>
+          <w:kern w:val="0"/>
+          <w:sz w:val="22"/>
+        </w:rPr>
+      </w:pPr>
+      <w:r>
+        <w:rPr>
+          <w:rFonts w:ascii="Tahoma" w:eastAsia="微软雅黑" w:hAnsi="Tahoma" w:cstheme="minorBidi"/>
+          <w:b/>
+          <w:bCs/>
+          <w:kern w:val="0"/>
+          <w:sz w:val="22"/>
+        </w:rPr>
+        <w:t>3</w:t>
+      </w:r>
+      <w:r>
+        <w:rPr>
+          <w:rFonts w:ascii="Tahoma" w:eastAsia="微软雅黑" w:hAnsi="Tahoma" w:cstheme="minorBidi" w:hint="eastAsia"/>
+          <w:b/>
+          <w:bCs/>
+          <w:kern w:val="0"/>
+          <w:sz w:val="22"/>
+        </w:rPr>
+        <w:t>）</w:t>
+      </w:r>
+      <w:r>
+        <w:rPr>
+          <w:rFonts w:ascii="Tahoma" w:eastAsia="微软雅黑" w:hAnsi="Tahoma" w:cstheme="minorBidi" w:hint="eastAsia"/>
+          <w:b/>
+          <w:bCs/>
+          <w:kern w:val="0"/>
+          <w:sz w:val="22"/>
+        </w:rPr>
+        <w:t>断行影响</w:t>
+      </w:r>
+    </w:p>
+    <w:p>
+      <w:pPr>
+        <w:widowControl/>
+        <w:snapToGrid w:val="0"/>
+        <w:jc w:val="left"/>
+        <w:rPr>
+          <w:rFonts w:ascii="Tahoma" w:eastAsia="微软雅黑" w:hAnsi="Tahoma" w:cstheme="minorBidi"/>
+          <w:kern w:val="0"/>
+          <w:sz w:val="22"/>
+        </w:rPr>
+      </w:pPr>
+      <w:r>
+        <w:rPr>
+          <w:rFonts w:ascii="Tahoma" w:eastAsia="微软雅黑" w:hAnsi="Tahoma" w:cstheme="minorBidi" w:hint="eastAsia"/>
+          <w:kern w:val="0"/>
+          <w:sz w:val="22"/>
+        </w:rPr>
+        <w:t>如果光标偏移字符写在中间，比如</w:t>
+      </w:r>
+      <w:r>
+        <w:rPr>
+          <w:rFonts w:ascii="Tahoma" w:eastAsia="微软雅黑" w:hAnsi="Tahoma" w:cstheme="minorBidi"/>
+          <w:kern w:val="0"/>
+          <w:sz w:val="22"/>
+        </w:rPr>
+        <w:t>”1234\px[50]abcd”</w:t>
+      </w:r>
+      <w:r>
+        <w:rPr>
+          <w:rFonts w:ascii="Tahoma" w:eastAsia="微软雅黑" w:hAnsi="Tahoma" w:cstheme="minorBidi" w:hint="eastAsia"/>
+          <w:kern w:val="0"/>
+          <w:sz w:val="22"/>
+        </w:rPr>
+        <w:t>，可以造成</w:t>
+      </w:r>
+      <w:r>
+        <w:rPr>
+          <w:rFonts w:ascii="Tahoma" w:eastAsia="微软雅黑" w:hAnsi="Tahoma" w:cstheme="minorBidi"/>
+          <w:kern w:val="0"/>
+          <w:sz w:val="22"/>
+        </w:rPr>
+        <w:t>”</w:t>
+      </w:r>
+      <w:r>
+        <w:rPr>
+          <w:rFonts w:ascii="Tahoma" w:eastAsia="微软雅黑" w:hAnsi="Tahoma" w:cstheme="minorBidi" w:hint="eastAsia"/>
+          <w:kern w:val="0"/>
+          <w:sz w:val="22"/>
+        </w:rPr>
+        <w:t>断开</w:t>
+      </w:r>
+      <w:r>
+        <w:rPr>
+          <w:rFonts w:ascii="Tahoma" w:eastAsia="微软雅黑" w:hAnsi="Tahoma" w:cstheme="minorBidi"/>
+          <w:kern w:val="0"/>
+          <w:sz w:val="22"/>
+        </w:rPr>
+        <w:t>”</w:t>
+      </w:r>
+      <w:r>
+        <w:rPr>
+          <w:rFonts w:ascii="Tahoma" w:eastAsia="微软雅黑" w:hAnsi="Tahoma" w:cstheme="minorBidi" w:hint="eastAsia"/>
+          <w:kern w:val="0"/>
+          <w:sz w:val="22"/>
+        </w:rPr>
+        <w:t>的</w:t>
+      </w:r>
+      <w:r>
+        <w:rPr>
+          <w:rFonts w:ascii="Tahoma" w:eastAsia="微软雅黑" w:hAnsi="Tahoma" w:cstheme="minorBidi" w:hint="eastAsia"/>
+          <w:kern w:val="0"/>
+          <w:sz w:val="22"/>
+        </w:rPr>
+        <w:t>情况：</w:t>
+      </w:r>
+    </w:p>
+    <w:p>
+      <w:pPr>
+        <w:widowControl/>
+        <w:snapToGrid w:val="0"/>
+        <w:jc w:val="center"/>
+        <w:rPr>
+          <w:rFonts w:ascii="Tahoma" w:eastAsia="微软雅黑" w:hAnsi="Tahoma" w:cstheme="minorBidi"/>
+          <w:kern w:val="0"/>
+          <w:sz w:val="22"/>
+        </w:rPr>
+      </w:pPr>
+      <w:r>
+        <w:rPr>
+          <w:rFonts w:ascii="Tahoma" w:eastAsia="微软雅黑" w:hAnsi="Tahoma" w:cstheme="minorBidi"/>
+          <w:noProof/>
+          <w:kern w:val="0"/>
+          <w:sz w:val="22"/>
+        </w:rPr>
+        <w:drawing>
+          <wp:inline distT="0" distB="0" distL="0" distR="0" wp14:anchorId="28F67140" wp14:editId="5E87203F">
+            <wp:extent cx="3135627" cy="1196340"/>
+            <wp:effectExtent l="0" t="0" r="8255" b="3810"/>
+            <wp:docPr id="26" name="图片 26"/>
+            <wp:cNvGraphicFramePr>
+              <a:graphicFrameLocks xmlns:a="http://schemas.openxmlformats.org/drawingml/2006/main" noChangeAspect="1"/>
+            </wp:cNvGraphicFramePr>
+            <a:graphic xmlns:a="http://schemas.openxmlformats.org/drawingml/2006/main">
+              <a:graphicData uri="http://schemas.openxmlformats.org/drawingml/2006/picture">
+                <pic:pic xmlns:pic="http://schemas.openxmlformats.org/drawingml/2006/picture">
+                  <pic:nvPicPr>
+                    <pic:cNvPr id="0" name="Picture 9"/>
+                    <pic:cNvPicPr>
+                      <a:picLocks noChangeAspect="1" noChangeArrowheads="1"/>
+                    </pic:cNvPicPr>
+                  </pic:nvPicPr>
+                  <pic:blipFill>
+                    <a:blip r:embed="rId27">
+                      <a:extLst>
+                        <a:ext uri="{28A0092B-C50C-407E-A947-70E740481C1C}">
+                          <a14:useLocalDpi xmlns:a14="http://schemas.microsoft.com/office/drawing/2010/main" val="0"/>
+                        </a:ext>
+                      </a:extLst>
+                    </a:blip>
+                    <a:srcRect/>
+                    <a:stretch>
+                      <a:fillRect/>
+                    </a:stretch>
+                  </pic:blipFill>
+                  <pic:spPr bwMode="auto">
+                    <a:xfrm>
+                      <a:off x="0" y="0"/>
+                      <a:ext cx="3175918" cy="1211712"/>
+                    </a:xfrm>
+                    <a:prstGeom prst="rect">
+                      <a:avLst/>
+                    </a:prstGeom>
+                    <a:noFill/>
+                    <a:ln>
+                      <a:noFill/>
+                    </a:ln>
+                  </pic:spPr>
+                </pic:pic>
+              </a:graphicData>
+            </a:graphic>
+          </wp:inline>
+        </w:drawing>
+      </w:r>
+    </w:p>
+    <w:p>
+      <w:pPr>
+        <w:widowControl/>
+        <w:jc w:val="left"/>
+        <w:rPr>
+          <w:rFonts w:ascii="Tahoma" w:eastAsia="微软雅黑" w:hAnsi="Tahoma" w:cstheme="minorBidi"/>
+          <w:kern w:val="0"/>
+          <w:sz w:val="22"/>
+        </w:rPr>
+      </w:pPr>
+    </w:p>
+    <w:p>
+      <w:pPr>
+        <w:keepNext/>
+        <w:keepLines/>
+        <w:spacing w:before="240" w:after="120" w:line="415" w:lineRule="auto"/>
+        <w:outlineLvl w:val="2"/>
+        <w:rPr>
+          <w:rFonts w:ascii="等线" w:eastAsia="等线" w:hAnsi="等线"/>
+          <w:b/>
+          <w:bCs/>
+          <w:sz w:val="28"/>
+          <w:szCs w:val="32"/>
+        </w:rPr>
+      </w:pPr>
+      <w:r>
+        <w:rPr>
+          <w:rFonts w:ascii="等线" w:eastAsia="等线" w:hAnsi="等线" w:hint="eastAsia"/>
+          <w:b/>
+          <w:bCs/>
+          <w:sz w:val="28"/>
+          <w:szCs w:val="32"/>
+        </w:rPr>
+        <w:lastRenderedPageBreak/>
+        <w:t>文本居中</w:t>
+      </w:r>
+    </w:p>
+    <w:bookmarkEnd w:id="2"/>
+    <w:p>
+      <w:pPr>
+        <w:widowControl/>
+        <w:adjustRightInd w:val="0"/>
+        <w:snapToGrid w:val="0"/>
+        <w:jc w:val="left"/>
+        <w:rPr>
+          <w:rFonts w:ascii="Tahoma" w:eastAsia="微软雅黑" w:hAnsi="Tahoma" w:cstheme="minorBidi"/>
+          <w:bCs/>
+          <w:kern w:val="0"/>
+          <w:sz w:val="22"/>
+        </w:rPr>
+      </w:pPr>
+      <w:r>
+        <w:rPr>
+          <w:rFonts w:ascii="Tahoma" w:eastAsia="微软雅黑" w:hAnsi="Tahoma" w:cstheme="minorBidi" w:hint="eastAsia"/>
+          <w:bCs/>
+          <w:kern w:val="0"/>
+          <w:sz w:val="22"/>
+        </w:rPr>
+        <w:t>你需要先了解</w:t>
+      </w:r>
+      <w:r>
+        <w:rPr>
+          <w:rFonts w:ascii="Tahoma" w:eastAsia="微软雅黑" w:hAnsi="Tahoma" w:cstheme="minorBidi" w:hint="eastAsia"/>
+          <w:bCs/>
+          <w:kern w:val="0"/>
+          <w:sz w:val="22"/>
+        </w:rPr>
+        <w:t xml:space="preserve"> </w:t>
+      </w:r>
+      <w:hyperlink w:anchor="文本域与光标" w:history="1">
+        <w:r>
+          <w:rPr>
+            <w:rStyle w:val="af6"/>
+            <w:rFonts w:ascii="Tahoma" w:eastAsia="微软雅黑" w:hAnsi="Tahoma" w:cstheme="minorBidi" w:hint="eastAsia"/>
+            <w:bCs/>
+            <w:kern w:val="0"/>
+            <w:sz w:val="22"/>
+          </w:rPr>
+          <w:t>文本域与光标</w:t>
+        </w:r>
+      </w:hyperlink>
+      <w:r>
+        <w:rPr>
+          <w:rFonts w:ascii="Tahoma" w:eastAsia="微软雅黑" w:hAnsi="Tahoma" w:cstheme="minorBidi" w:hint="eastAsia"/>
+          <w:bCs/>
+          <w:kern w:val="0"/>
+          <w:sz w:val="22"/>
+        </w:rPr>
+        <w:t xml:space="preserve"> </w:t>
+      </w:r>
+      <w:r>
+        <w:rPr>
+          <w:rFonts w:ascii="Tahoma" w:eastAsia="微软雅黑" w:hAnsi="Tahoma" w:cstheme="minorBidi" w:hint="eastAsia"/>
+          <w:bCs/>
+          <w:kern w:val="0"/>
+          <w:sz w:val="22"/>
+        </w:rPr>
+        <w:t>，不要急。</w:t>
+      </w:r>
+    </w:p>
+    <w:p>
+      <w:pPr>
+        <w:widowControl/>
+        <w:adjustRightInd w:val="0"/>
+        <w:snapToGrid w:val="0"/>
+        <w:jc w:val="left"/>
+        <w:rPr>
+          <w:rFonts w:ascii="Tahoma" w:eastAsia="微软雅黑" w:hAnsi="Tahoma" w:cstheme="minorBidi"/>
+          <w:bCs/>
+          <w:kern w:val="0"/>
+          <w:sz w:val="22"/>
+        </w:rPr>
+      </w:pPr>
+      <w:r>
+        <w:rPr>
+          <w:rFonts w:ascii="Tahoma" w:eastAsia="微软雅黑" w:hAnsi="Tahoma" w:cstheme="minorBidi" w:hint="eastAsia"/>
+          <w:bCs/>
+          <w:kern w:val="0"/>
+          <w:sz w:val="22"/>
+        </w:rPr>
+        <w:t>文本居中，能根据当前的宽度</w:t>
+      </w:r>
+    </w:p>
+    <w:p>
+      <w:pPr>
+        <w:widowControl/>
+        <w:jc w:val="left"/>
+        <w:rPr>
+          <w:rFonts w:ascii="Tahoma" w:eastAsia="微软雅黑" w:hAnsi="Tahoma" w:cstheme="minorBidi"/>
+          <w:b/>
+          <w:bCs/>
+          <w:kern w:val="0"/>
+          <w:sz w:val="22"/>
+        </w:rPr>
+      </w:pPr>
+      <w:r>
+        <w:rPr>
+          <w:rFonts w:ascii="Tahoma" w:eastAsia="微软雅黑" w:hAnsi="Tahoma" w:cstheme="minorBidi" w:hint="eastAsia"/>
+          <w:b/>
+          <w:bCs/>
+          <w:kern w:val="0"/>
+          <w:sz w:val="22"/>
+        </w:rPr>
+        <w:t>1</w:t>
+      </w:r>
+      <w:r>
+        <w:rPr>
+          <w:rFonts w:ascii="Tahoma" w:eastAsia="微软雅黑" w:hAnsi="Tahoma" w:cstheme="minorBidi" w:hint="eastAsia"/>
+          <w:b/>
+          <w:bCs/>
+          <w:kern w:val="0"/>
+          <w:sz w:val="22"/>
+        </w:rPr>
+        <w:t>）</w:t>
+      </w:r>
+      <w:r>
+        <w:rPr>
+          <w:rFonts w:ascii="Tahoma" w:eastAsia="微软雅黑" w:hAnsi="Tahoma" w:cstheme="minorBidi" w:hint="eastAsia"/>
+          <w:b/>
+          <w:bCs/>
+          <w:kern w:val="0"/>
+          <w:sz w:val="22"/>
+        </w:rPr>
+        <w:t>居中原理</w:t>
+      </w:r>
+    </w:p>
+    <w:p>
+      <w:pPr>
+        <w:widowControl/>
+        <w:adjustRightInd w:val="0"/>
+        <w:snapToGrid w:val="0"/>
+        <w:jc w:val="left"/>
+        <w:rPr>
+          <w:rFonts w:ascii="Tahoma" w:eastAsia="微软雅黑" w:hAnsi="Tahoma" w:cstheme="minorBidi"/>
+          <w:bCs/>
+          <w:kern w:val="0"/>
+          <w:sz w:val="22"/>
+        </w:rPr>
+      </w:pPr>
+      <w:r>
+        <w:rPr>
+          <w:rFonts w:ascii="Tahoma" w:eastAsia="微软雅黑" w:hAnsi="Tahoma" w:cstheme="minorBidi" w:hint="eastAsia"/>
+          <w:bCs/>
+          <w:kern w:val="0"/>
+          <w:sz w:val="22"/>
+        </w:rPr>
+        <w:t>居中与光标偏移性质一样，识别窗口的宽度和字符的宽度后，自动偏移合适的距离。</w:t>
+      </w:r>
+    </w:p>
+    <w:p>
+      <w:pPr>
+        <w:widowControl/>
+        <w:adjustRightInd w:val="0"/>
+        <w:snapToGrid w:val="0"/>
+        <w:jc w:val="center"/>
+        <w:rPr>
+          <w:rFonts w:ascii="Tahoma" w:eastAsia="微软雅黑" w:hAnsi="Tahoma" w:cstheme="minorBidi"/>
+          <w:bCs/>
+          <w:kern w:val="0"/>
+          <w:sz w:val="22"/>
+        </w:rPr>
+      </w:pPr>
+      <w:r>
+        <w:rPr>
+          <w:noProof/>
+        </w:rPr>
+        <w:drawing>
+          <wp:inline distT="0" distB="0" distL="0" distR="0" wp14:anchorId="01E94996" wp14:editId="3167A350">
+            <wp:extent cx="2979420" cy="1136742"/>
+            <wp:effectExtent l="0" t="0" r="0" b="6350"/>
+            <wp:docPr id="27" name="图片 27"/>
+            <wp:cNvGraphicFramePr>
+              <a:graphicFrameLocks xmlns:a="http://schemas.openxmlformats.org/drawingml/2006/main" noChangeAspect="1"/>
+            </wp:cNvGraphicFramePr>
+            <a:graphic xmlns:a="http://schemas.openxmlformats.org/drawingml/2006/main">
+              <a:graphicData uri="http://schemas.openxmlformats.org/drawingml/2006/picture">
+                <pic:pic xmlns:pic="http://schemas.openxmlformats.org/drawingml/2006/picture">
+                  <pic:nvPicPr>
+                    <pic:cNvPr id="0" name="Picture 11"/>
+                    <pic:cNvPicPr>
+                      <a:picLocks noChangeAspect="1" noChangeArrowheads="1"/>
+                    </pic:cNvPicPr>
+                  </pic:nvPicPr>
+                  <pic:blipFill>
+                    <a:blip r:embed="rId28">
+                      <a:extLst>
+                        <a:ext uri="{28A0092B-C50C-407E-A947-70E740481C1C}">
+                          <a14:useLocalDpi xmlns:a14="http://schemas.microsoft.com/office/drawing/2010/main" val="0"/>
+                        </a:ext>
+                      </a:extLst>
+                    </a:blip>
+                    <a:srcRect/>
+                    <a:stretch>
+                      <a:fillRect/>
+                    </a:stretch>
+                  </pic:blipFill>
+                  <pic:spPr bwMode="auto">
+                    <a:xfrm>
+                      <a:off x="0" y="0"/>
+                      <a:ext cx="3022825" cy="1153302"/>
+                    </a:xfrm>
+                    <a:prstGeom prst="rect">
+                      <a:avLst/>
+                    </a:prstGeom>
+                    <a:noFill/>
+                    <a:ln>
+                      <a:noFill/>
+                    </a:ln>
+                  </pic:spPr>
+                </pic:pic>
+              </a:graphicData>
+            </a:graphic>
+          </wp:inline>
+        </w:drawing>
+      </w:r>
+    </w:p>
+    <w:p>
+      <w:pPr>
+        <w:widowControl/>
+        <w:adjustRightInd w:val="0"/>
+        <w:snapToGrid w:val="0"/>
+        <w:jc w:val="left"/>
+        <w:rPr>
+          <w:rFonts w:ascii="Tahoma" w:eastAsia="微软雅黑" w:hAnsi="Tahoma" w:cstheme="minorBidi"/>
+          <w:bCs/>
+          <w:kern w:val="0"/>
+          <w:sz w:val="22"/>
+        </w:rPr>
+      </w:pPr>
+      <w:r>
+        <w:rPr>
+          <w:rFonts w:ascii="Tahoma" w:eastAsia="微软雅黑" w:hAnsi="Tahoma" w:cstheme="minorBidi" w:hint="eastAsia"/>
+          <w:bCs/>
+          <w:kern w:val="0"/>
+          <w:sz w:val="22"/>
+        </w:rPr>
+        <w:t>这也是不能同时写两个</w:t>
+      </w:r>
+      <w:r>
+        <w:rPr>
+          <w:rFonts w:ascii="Tahoma" w:eastAsia="微软雅黑" w:hAnsi="Tahoma" w:cstheme="minorBidi" w:hint="eastAsia"/>
+          <w:bCs/>
+          <w:kern w:val="0"/>
+          <w:sz w:val="22"/>
+        </w:rPr>
+        <w:t>\</w:t>
+      </w:r>
+      <w:r>
+        <w:rPr>
+          <w:rFonts w:ascii="Tahoma" w:eastAsia="微软雅黑" w:hAnsi="Tahoma" w:cstheme="minorBidi"/>
+          <w:bCs/>
+          <w:kern w:val="0"/>
+          <w:sz w:val="22"/>
+        </w:rPr>
+        <w:t>dac\dac</w:t>
+      </w:r>
+      <w:r>
+        <w:rPr>
+          <w:rFonts w:ascii="Tahoma" w:eastAsia="微软雅黑" w:hAnsi="Tahoma" w:cstheme="minorBidi" w:hint="eastAsia"/>
+          <w:bCs/>
+          <w:kern w:val="0"/>
+          <w:sz w:val="22"/>
+        </w:rPr>
+        <w:t>字符的原因，因为光标距离叠加后，会出界。</w:t>
+      </w:r>
+    </w:p>
+    <w:p>
+      <w:pPr>
+        <w:widowControl/>
+        <w:jc w:val="left"/>
+        <w:rPr>
+          <w:rFonts w:ascii="Tahoma" w:eastAsia="微软雅黑" w:hAnsi="Tahoma" w:cstheme="minorBidi"/>
+          <w:b/>
+          <w:bCs/>
+          <w:kern w:val="0"/>
+          <w:sz w:val="22"/>
+        </w:rPr>
+      </w:pPr>
+      <w:r>
+        <w:rPr>
+          <w:rFonts w:ascii="Tahoma" w:eastAsia="微软雅黑" w:hAnsi="Tahoma" w:cstheme="minorBidi"/>
+          <w:b/>
+          <w:bCs/>
+          <w:kern w:val="0"/>
+          <w:sz w:val="22"/>
+        </w:rPr>
+        <w:t>2</w:t>
+      </w:r>
+      <w:r>
+        <w:rPr>
+          <w:rFonts w:ascii="Tahoma" w:eastAsia="微软雅黑" w:hAnsi="Tahoma" w:cstheme="minorBidi" w:hint="eastAsia"/>
+          <w:b/>
+          <w:bCs/>
+          <w:kern w:val="0"/>
+          <w:sz w:val="22"/>
+        </w:rPr>
+        <w:t>）</w:t>
+      </w:r>
+      <w:r>
+        <w:rPr>
+          <w:rFonts w:ascii="Tahoma" w:eastAsia="微软雅黑" w:hAnsi="Tahoma" w:cstheme="minorBidi" w:hint="eastAsia"/>
+          <w:b/>
+          <w:bCs/>
+          <w:kern w:val="0"/>
+          <w:sz w:val="22"/>
+        </w:rPr>
+        <w:t>使用注意</w:t>
+      </w:r>
+    </w:p>
+    <w:p>
+      <w:pPr>
+        <w:widowControl/>
+        <w:adjustRightInd w:val="0"/>
+        <w:snapToGrid w:val="0"/>
+        <w:jc w:val="left"/>
+        <w:rPr>
+          <w:rFonts w:ascii="Tahoma" w:eastAsia="微软雅黑" w:hAnsi="Tahoma" w:cstheme="minorBidi"/>
+          <w:bCs/>
+          <w:kern w:val="0"/>
+          <w:sz w:val="22"/>
+        </w:rPr>
+      </w:pPr>
+      <w:r>
+        <w:rPr>
+          <w:rFonts w:ascii="Tahoma" w:eastAsia="微软雅黑" w:hAnsi="Tahoma" w:cstheme="minorBidi" w:hint="eastAsia"/>
+          <w:bCs/>
+          <w:kern w:val="0"/>
+          <w:sz w:val="22"/>
+        </w:rPr>
+        <w:t>在使用文本居中插件时，如果隔行进行居中，那么第二行要</w:t>
+      </w:r>
+      <w:r>
+        <w:rPr>
+          <w:rFonts w:ascii="Tahoma" w:eastAsia="微软雅黑" w:hAnsi="Tahoma" w:cstheme="minorBidi" w:hint="eastAsia"/>
+          <w:bCs/>
+          <w:kern w:val="0"/>
+          <w:sz w:val="22"/>
+        </w:rPr>
+        <w:t xml:space="preserve"> </w:t>
+      </w:r>
+      <w:r>
+        <w:rPr>
+          <w:rFonts w:ascii="Tahoma" w:eastAsia="微软雅黑" w:hAnsi="Tahoma" w:cstheme="minorBidi" w:hint="eastAsia"/>
+          <w:bCs/>
+          <w:kern w:val="0"/>
+          <w:sz w:val="22"/>
+        </w:rPr>
+        <w:t>加空格</w:t>
+      </w:r>
+      <w:r>
+        <w:rPr>
+          <w:rFonts w:ascii="Tahoma" w:eastAsia="微软雅黑" w:hAnsi="Tahoma" w:cstheme="minorBidi" w:hint="eastAsia"/>
+          <w:bCs/>
+          <w:kern w:val="0"/>
+          <w:sz w:val="22"/>
+        </w:rPr>
+        <w:t xml:space="preserve"> </w:t>
+      </w:r>
+      <w:r>
+        <w:rPr>
+          <w:rFonts w:ascii="Tahoma" w:eastAsia="微软雅黑" w:hAnsi="Tahoma" w:cstheme="minorBidi" w:hint="eastAsia"/>
+          <w:bCs/>
+          <w:kern w:val="0"/>
+          <w:sz w:val="22"/>
+        </w:rPr>
+        <w:t>，不然就会造成居中失效。</w:t>
       </w:r>
       <w:r>
         <w:rPr>
@@ -3348,7 +5256,7 @@
                     <pic:cNvPicPr/>
                   </pic:nvPicPr>
                   <pic:blipFill>
-                    <a:blip r:embed="rId24"/>
+                    <a:blip r:embed="rId29"/>
                     <a:stretch>
                       <a:fillRect/>
                     </a:stretch>
@@ -3401,7 +5309,7 @@
                     </pic:cNvPicPr>
                   </pic:nvPicPr>
                   <pic:blipFill>
-                    <a:blip r:embed="rId25">
+                    <a:blip r:embed="rId30">
                       <a:extLst>
                         <a:ext uri="{28A0092B-C50C-407E-A947-70E740481C1C}">
                           <a14:useLocalDpi xmlns:a14="http://schemas.microsoft.com/office/drawing/2010/main" val="0"/>
@@ -3484,7 +5392,7 @@
                     </pic:cNvPicPr>
                   </pic:nvPicPr>
                   <pic:blipFill>
-                    <a:blip r:embed="rId26">
+                    <a:blip r:embed="rId31">
                       <a:extLst>
                         <a:ext uri="{28A0092B-C50C-407E-A947-70E740481C1C}">
                           <a14:useLocalDpi xmlns:a14="http://schemas.microsoft.com/office/drawing/2010/main" val="0"/>
@@ -3549,6 +5457,7 @@
           <w:szCs w:val="32"/>
         </w:rPr>
       </w:pPr>
+      <w:bookmarkStart w:id="3" w:name="大图片字符"/>
       <w:r>
         <w:rPr>
           <w:rFonts w:ascii="等线" w:eastAsia="等线" w:hAnsi="等线" w:hint="eastAsia"/>
@@ -3559,6 +5468,243 @@
         </w:rPr>
         <w:lastRenderedPageBreak/>
         <w:t>大图片字符</w:t>
+      </w:r>
+    </w:p>
+    <w:bookmarkEnd w:id="3"/>
+    <w:p>
+      <w:pPr>
+        <w:widowControl/>
+        <w:adjustRightInd w:val="0"/>
+        <w:snapToGrid w:val="0"/>
+        <w:jc w:val="left"/>
+        <w:rPr>
+          <w:rFonts w:ascii="Tahoma" w:eastAsia="微软雅黑" w:hAnsi="Tahoma" w:cstheme="minorBidi"/>
+          <w:bCs/>
+          <w:kern w:val="0"/>
+          <w:sz w:val="22"/>
+        </w:rPr>
+      </w:pPr>
+      <w:r>
+        <w:rPr>
+          <w:rFonts w:ascii="Tahoma" w:eastAsia="微软雅黑" w:hAnsi="Tahoma" w:cstheme="minorBidi" w:hint="eastAsia"/>
+          <w:bCs/>
+          <w:kern w:val="0"/>
+          <w:sz w:val="22"/>
+        </w:rPr>
+        <w:t>你需要先了解</w:t>
+      </w:r>
+      <w:r>
+        <w:rPr>
+          <w:rFonts w:ascii="Tahoma" w:eastAsia="微软雅黑" w:hAnsi="Tahoma" w:cstheme="minorBidi" w:hint="eastAsia"/>
+          <w:bCs/>
+          <w:kern w:val="0"/>
+          <w:sz w:val="22"/>
+        </w:rPr>
+        <w:t xml:space="preserve"> </w:t>
+      </w:r>
+      <w:hyperlink w:anchor="文本域与光标" w:history="1">
+        <w:r>
+          <w:rPr>
+            <w:rStyle w:val="af6"/>
+            <w:rFonts w:ascii="Tahoma" w:eastAsia="微软雅黑" w:hAnsi="Tahoma" w:cstheme="minorBidi" w:hint="eastAsia"/>
+            <w:bCs/>
+            <w:kern w:val="0"/>
+            <w:sz w:val="22"/>
+          </w:rPr>
+          <w:t>文本域与光标</w:t>
+        </w:r>
+      </w:hyperlink>
+      <w:r>
+        <w:rPr>
+          <w:rFonts w:ascii="Tahoma" w:eastAsia="微软雅黑" w:hAnsi="Tahoma" w:cstheme="minorBidi" w:hint="eastAsia"/>
+          <w:bCs/>
+          <w:kern w:val="0"/>
+          <w:sz w:val="22"/>
+        </w:rPr>
+        <w:t xml:space="preserve"> </w:t>
+      </w:r>
+      <w:r>
+        <w:rPr>
+          <w:rFonts w:ascii="Tahoma" w:eastAsia="微软雅黑" w:hAnsi="Tahoma" w:cstheme="minorBidi" w:hint="eastAsia"/>
+          <w:bCs/>
+          <w:kern w:val="0"/>
+          <w:sz w:val="22"/>
+        </w:rPr>
+        <w:t>，不要急。</w:t>
+      </w:r>
+    </w:p>
+    <w:p>
+      <w:pPr>
+        <w:widowControl/>
+        <w:adjustRightInd w:val="0"/>
+        <w:snapToGrid w:val="0"/>
+        <w:spacing w:after="200"/>
+        <w:jc w:val="left"/>
+        <w:rPr>
+          <w:rFonts w:ascii="Tahoma" w:eastAsia="微软雅黑" w:hAnsi="Tahoma" w:cstheme="minorBidi"/>
+          <w:bCs/>
+          <w:kern w:val="0"/>
+          <w:sz w:val="22"/>
+        </w:rPr>
+      </w:pPr>
+      <w:r>
+        <w:rPr>
+          <w:rFonts w:ascii="Tahoma" w:eastAsia="微软雅黑" w:hAnsi="Tahoma" w:cstheme="minorBidi" w:hint="eastAsia"/>
+          <w:bCs/>
+          <w:kern w:val="0"/>
+          <w:sz w:val="22"/>
+        </w:rPr>
+        <w:t>图片字符</w:t>
+      </w:r>
+      <w:r>
+        <w:rPr>
+          <w:rFonts w:ascii="Tahoma" w:eastAsia="微软雅黑" w:hAnsi="Tahoma" w:cstheme="minorBidi" w:hint="eastAsia"/>
+          <w:bCs/>
+          <w:kern w:val="0"/>
+          <w:sz w:val="22"/>
+        </w:rPr>
+        <w:t xml:space="preserve"> </w:t>
+      </w:r>
+      <w:r>
+        <w:rPr>
+          <w:rFonts w:ascii="Tahoma" w:eastAsia="微软雅黑" w:hAnsi="Tahoma" w:cstheme="minorBidi"/>
+          <w:bCs/>
+          <w:kern w:val="0"/>
+          <w:sz w:val="22"/>
+        </w:rPr>
+        <w:t>\dimg[1]</w:t>
+      </w:r>
+      <w:r>
+        <w:rPr>
+          <w:rFonts w:ascii="Tahoma" w:eastAsia="微软雅黑" w:hAnsi="Tahoma" w:cstheme="minorBidi" w:hint="eastAsia"/>
+          <w:bCs/>
+          <w:kern w:val="0"/>
+          <w:sz w:val="22"/>
+        </w:rPr>
+        <w:t>（直接绘制图片）</w:t>
+      </w:r>
+      <w:r>
+        <w:rPr>
+          <w:rFonts w:ascii="Tahoma" w:eastAsia="微软雅黑" w:hAnsi="Tahoma" w:cstheme="minorBidi"/>
+          <w:bCs/>
+          <w:kern w:val="0"/>
+          <w:sz w:val="22"/>
+        </w:rPr>
+        <w:t xml:space="preserve"> </w:t>
+      </w:r>
+      <w:r>
+        <w:rPr>
+          <w:rFonts w:ascii="Tahoma" w:eastAsia="微软雅黑" w:hAnsi="Tahoma" w:cstheme="minorBidi" w:hint="eastAsia"/>
+          <w:bCs/>
+          <w:kern w:val="0"/>
+          <w:sz w:val="22"/>
+        </w:rPr>
+        <w:t>或</w:t>
+      </w:r>
+      <w:r>
+        <w:rPr>
+          <w:rFonts w:ascii="Tahoma" w:eastAsia="微软雅黑" w:hAnsi="Tahoma" w:cstheme="minorBidi"/>
+          <w:bCs/>
+          <w:kern w:val="0"/>
+          <w:sz w:val="22"/>
+        </w:rPr>
+        <w:t xml:space="preserve"> \dimg[10,10,1]</w:t>
+      </w:r>
+      <w:r>
+        <w:rPr>
+          <w:rFonts w:ascii="Tahoma" w:eastAsia="微软雅黑" w:hAnsi="Tahoma" w:cstheme="minorBidi" w:hint="eastAsia"/>
+          <w:bCs/>
+          <w:kern w:val="0"/>
+          <w:sz w:val="22"/>
+        </w:rPr>
+        <w:t>（偏移一段距离后绘制图片）</w:t>
+      </w:r>
+      <w:r>
+        <w:rPr>
+          <w:rFonts w:ascii="Tahoma" w:eastAsia="微软雅黑" w:hAnsi="Tahoma" w:cstheme="minorBidi"/>
+          <w:bCs/>
+          <w:kern w:val="0"/>
+          <w:sz w:val="22"/>
+        </w:rPr>
+        <w:t xml:space="preserve"> </w:t>
+      </w:r>
+      <w:r>
+        <w:rPr>
+          <w:rFonts w:ascii="Tahoma" w:eastAsia="微软雅黑" w:hAnsi="Tahoma" w:cstheme="minorBidi" w:hint="eastAsia"/>
+          <w:bCs/>
+          <w:kern w:val="0"/>
+          <w:sz w:val="22"/>
+        </w:rPr>
+        <w:t>可以将指定的图片绘制在文本域中。</w:t>
+      </w:r>
+    </w:p>
+    <w:p>
+      <w:pPr>
+        <w:widowControl/>
+        <w:snapToGrid w:val="0"/>
+        <w:jc w:val="left"/>
+        <w:rPr>
+          <w:rFonts w:ascii="Tahoma" w:eastAsia="微软雅黑" w:hAnsi="Tahoma" w:cstheme="minorBidi"/>
+          <w:kern w:val="0"/>
+          <w:sz w:val="22"/>
+        </w:rPr>
+      </w:pPr>
+      <w:r>
+        <w:rPr>
+          <w:rFonts w:ascii="Tahoma" w:eastAsia="微软雅黑" w:hAnsi="Tahoma" w:cstheme="minorBidi" w:hint="eastAsia"/>
+          <w:kern w:val="0"/>
+          <w:sz w:val="22"/>
+        </w:rPr>
+        <w:t>由于是绘制在文本域，所以</w:t>
+      </w:r>
+      <w:r>
+        <w:rPr>
+          <w:rFonts w:ascii="Tahoma" w:eastAsia="微软雅黑" w:hAnsi="Tahoma" w:cstheme="minorBidi" w:hint="eastAsia"/>
+          <w:kern w:val="0"/>
+          <w:sz w:val="22"/>
+        </w:rPr>
+        <w:t>经常会</w:t>
+      </w:r>
+      <w:r>
+        <w:rPr>
+          <w:rFonts w:ascii="Tahoma" w:eastAsia="微软雅黑" w:hAnsi="Tahoma" w:cstheme="minorBidi" w:hint="eastAsia"/>
+          <w:kern w:val="0"/>
+          <w:sz w:val="22"/>
+        </w:rPr>
+        <w:t>出现以下现象：</w:t>
+      </w:r>
+    </w:p>
+    <w:p>
+      <w:pPr>
+        <w:widowControl/>
+        <w:jc w:val="left"/>
+        <w:rPr>
+          <w:rFonts w:ascii="Tahoma" w:eastAsia="微软雅黑" w:hAnsi="Tahoma" w:cstheme="minorBidi"/>
+          <w:b/>
+          <w:bCs/>
+          <w:kern w:val="0"/>
+          <w:sz w:val="22"/>
+        </w:rPr>
+      </w:pPr>
+      <w:r>
+        <w:rPr>
+          <w:rFonts w:ascii="Tahoma" w:eastAsia="微软雅黑" w:hAnsi="Tahoma" w:cstheme="minorBidi" w:hint="eastAsia"/>
+          <w:b/>
+          <w:bCs/>
+          <w:kern w:val="0"/>
+          <w:sz w:val="22"/>
+        </w:rPr>
+        <w:t>1</w:t>
+      </w:r>
+      <w:r>
+        <w:rPr>
+          <w:rFonts w:ascii="Tahoma" w:eastAsia="微软雅黑" w:hAnsi="Tahoma" w:cstheme="minorBidi" w:hint="eastAsia"/>
+          <w:b/>
+          <w:bCs/>
+          <w:kern w:val="0"/>
+          <w:sz w:val="22"/>
+        </w:rPr>
+        <w:t>）图片只有一半</w:t>
       </w:r>
     </w:p>
     <w:p>
@@ -3581,156 +5727,7 @@
           <w:kern w:val="0"/>
           <w:sz w:val="22"/>
         </w:rPr>
-        <w:t>图片字符</w:t>
-      </w:r>
-      <w:r>
-        <w:rPr>
-          <w:rFonts w:ascii="Tahoma" w:eastAsia="微软雅黑" w:hAnsi="Tahoma" w:cstheme="minorBidi" w:hint="eastAsia"/>
-          <w:bCs/>
-          <w:kern w:val="0"/>
-          <w:sz w:val="22"/>
-        </w:rPr>
-        <w:t xml:space="preserve"> </w:t>
-      </w:r>
-      <w:r>
-        <w:rPr>
-          <w:rFonts w:ascii="Tahoma" w:eastAsia="微软雅黑" w:hAnsi="Tahoma" w:cstheme="minorBidi"/>
-          <w:bCs/>
-          <w:kern w:val="0"/>
-          <w:sz w:val="22"/>
-        </w:rPr>
-        <w:t>\dimg[1]</w:t>
-      </w:r>
-      <w:r>
-        <w:rPr>
-          <w:rFonts w:ascii="Tahoma" w:eastAsia="微软雅黑" w:hAnsi="Tahoma" w:cstheme="minorBidi" w:hint="eastAsia"/>
-          <w:bCs/>
-          <w:kern w:val="0"/>
-          <w:sz w:val="22"/>
-        </w:rPr>
-        <w:t>（直接绘制图片）</w:t>
-      </w:r>
-      <w:r>
-        <w:rPr>
-          <w:rFonts w:ascii="Tahoma" w:eastAsia="微软雅黑" w:hAnsi="Tahoma" w:cstheme="minorBidi"/>
-          <w:bCs/>
-          <w:kern w:val="0"/>
-          <w:sz w:val="22"/>
-        </w:rPr>
-        <w:t xml:space="preserve"> </w:t>
-      </w:r>
-      <w:r>
-        <w:rPr>
-          <w:rFonts w:ascii="Tahoma" w:eastAsia="微软雅黑" w:hAnsi="Tahoma" w:cstheme="minorBidi" w:hint="eastAsia"/>
-          <w:bCs/>
-          <w:kern w:val="0"/>
-          <w:sz w:val="22"/>
-        </w:rPr>
-        <w:t>或</w:t>
-      </w:r>
-      <w:r>
-        <w:rPr>
-          <w:rFonts w:ascii="Tahoma" w:eastAsia="微软雅黑" w:hAnsi="Tahoma" w:cstheme="minorBidi"/>
-          <w:bCs/>
-          <w:kern w:val="0"/>
-          <w:sz w:val="22"/>
-        </w:rPr>
-        <w:t xml:space="preserve"> \dimg[10,10,1]</w:t>
-      </w:r>
-      <w:r>
-        <w:rPr>
-          <w:rFonts w:ascii="Tahoma" w:eastAsia="微软雅黑" w:hAnsi="Tahoma" w:cstheme="minorBidi" w:hint="eastAsia"/>
-          <w:bCs/>
-          <w:kern w:val="0"/>
-          <w:sz w:val="22"/>
-        </w:rPr>
-        <w:t>（偏移一段距离后绘制图片）</w:t>
-      </w:r>
-      <w:r>
-        <w:rPr>
-          <w:rFonts w:ascii="Tahoma" w:eastAsia="微软雅黑" w:hAnsi="Tahoma" w:cstheme="minorBidi"/>
-          <w:bCs/>
-          <w:kern w:val="0"/>
-          <w:sz w:val="22"/>
-        </w:rPr>
-        <w:t xml:space="preserve"> </w:t>
-      </w:r>
-      <w:r>
-        <w:rPr>
-          <w:rFonts w:ascii="Tahoma" w:eastAsia="微软雅黑" w:hAnsi="Tahoma" w:cstheme="minorBidi" w:hint="eastAsia"/>
-          <w:bCs/>
-          <w:kern w:val="0"/>
-          <w:sz w:val="22"/>
-        </w:rPr>
-        <w:t>可以将指定的图片绘制在文本域中。</w:t>
-      </w:r>
-    </w:p>
-    <w:p>
-      <w:pPr>
-        <w:widowControl/>
-        <w:jc w:val="left"/>
-        <w:rPr>
-          <w:rFonts w:ascii="Tahoma" w:eastAsia="微软雅黑" w:hAnsi="Tahoma" w:cstheme="minorBidi"/>
-          <w:kern w:val="0"/>
-          <w:sz w:val="22"/>
-        </w:rPr>
-      </w:pPr>
-      <w:r>
-        <w:rPr>
-          <w:rFonts w:ascii="Tahoma" w:eastAsia="微软雅黑" w:hAnsi="Tahoma" w:cstheme="minorBidi" w:hint="eastAsia"/>
-          <w:kern w:val="0"/>
-          <w:sz w:val="22"/>
-        </w:rPr>
-        <w:t>由于是绘制在文本域，所以</w:t>
-      </w:r>
-      <w:r>
-        <w:rPr>
-          <w:rFonts w:ascii="Tahoma" w:eastAsia="微软雅黑" w:hAnsi="Tahoma" w:cstheme="minorBidi" w:hint="eastAsia"/>
-          <w:kern w:val="0"/>
-          <w:sz w:val="22"/>
-        </w:rPr>
-        <w:t>经常会</w:t>
-      </w:r>
-      <w:r>
-        <w:rPr>
-          <w:rFonts w:ascii="Tahoma" w:eastAsia="微软雅黑" w:hAnsi="Tahoma" w:cstheme="minorBidi" w:hint="eastAsia"/>
-          <w:kern w:val="0"/>
-          <w:sz w:val="22"/>
-        </w:rPr>
-        <w:t>出现以下现象：</w:t>
-      </w:r>
-    </w:p>
-    <w:p>
-      <w:pPr>
-        <w:widowControl/>
-        <w:jc w:val="left"/>
-        <w:rPr>
-          <w:rFonts w:ascii="Tahoma" w:eastAsia="微软雅黑" w:hAnsi="Tahoma" w:cstheme="minorBidi"/>
-          <w:b/>
-          <w:bCs/>
-          <w:kern w:val="0"/>
-          <w:sz w:val="22"/>
-        </w:rPr>
-      </w:pPr>
-      <w:r>
-        <w:rPr>
-          <w:rFonts w:ascii="Tahoma" w:eastAsia="微软雅黑" w:hAnsi="Tahoma" w:cstheme="minorBidi" w:hint="eastAsia"/>
-          <w:b/>
-          <w:bCs/>
-          <w:kern w:val="0"/>
-          <w:sz w:val="22"/>
-        </w:rPr>
-        <w:t>1</w:t>
-      </w:r>
-      <w:r>
-        <w:rPr>
-          <w:rFonts w:ascii="Tahoma" w:eastAsia="微软雅黑" w:hAnsi="Tahoma" w:cstheme="minorBidi" w:hint="eastAsia"/>
-          <w:b/>
-          <w:bCs/>
-          <w:kern w:val="0"/>
-          <w:sz w:val="22"/>
-        </w:rPr>
-        <w:t>）图片只有一半</w:t>
+        <w:t>因为文本域的宽度不够，所以只能看到一部分，加高窗口即可。</w:t>
       </w:r>
     </w:p>
     <w:p>
@@ -3741,7 +5738,6 @@
         <w:jc w:val="left"/>
         <w:rPr>
           <w:rFonts w:ascii="Tahoma" w:eastAsia="微软雅黑" w:hAnsi="Tahoma" w:cstheme="minorBidi"/>
-          <w:bCs/>
           <w:kern w:val="0"/>
           <w:sz w:val="22"/>
         </w:rPr>
@@ -3753,29 +5749,25 @@
           <w:kern w:val="0"/>
           <w:sz w:val="22"/>
         </w:rPr>
-        <w:t>因为文本域的宽度不够，所以只能看到一部分，加高窗口即可。</w:t>
-      </w:r>
-    </w:p>
-    <w:p>
-      <w:pPr>
-        <w:widowControl/>
-        <w:adjustRightInd w:val="0"/>
-        <w:snapToGrid w:val="0"/>
-        <w:jc w:val="left"/>
-        <w:rPr>
-          <w:rFonts w:ascii="Tahoma" w:eastAsia="微软雅黑" w:hAnsi="Tahoma" w:cstheme="minorBidi"/>
-          <w:kern w:val="0"/>
-          <w:sz w:val="22"/>
-        </w:rPr>
-      </w:pPr>
-      <w:r>
-        <w:rPr>
-          <w:rFonts w:ascii="Tahoma" w:eastAsia="微软雅黑" w:hAnsi="Tahoma" w:cstheme="minorBidi" w:hint="eastAsia"/>
-          <w:bCs/>
-          <w:kern w:val="0"/>
-          <w:sz w:val="22"/>
-        </w:rPr>
-        <w:t>（另外，大图片不占宽度，所以光标仍然停留在原位置。）</w:t>
+        <w:t>（另外，大图片不占</w:t>
+      </w:r>
+      <w:r>
+        <w:rPr>
+          <w:rFonts w:ascii="Tahoma" w:eastAsia="微软雅黑" w:hAnsi="Tahoma" w:cstheme="minorBidi" w:hint="eastAsia"/>
+          <w:bCs/>
+          <w:kern w:val="0"/>
+          <w:sz w:val="22"/>
+        </w:rPr>
+        <w:t>字符</w:t>
+      </w:r>
+      <w:r>
+        <w:rPr>
+          <w:rFonts w:ascii="Tahoma" w:eastAsia="微软雅黑" w:hAnsi="Tahoma" w:cstheme="minorBidi" w:hint="eastAsia"/>
+          <w:bCs/>
+          <w:kern w:val="0"/>
+          <w:sz w:val="22"/>
+        </w:rPr>
+        <w:t>宽度，所以光标仍然停留在原位置。）</w:t>
       </w:r>
     </w:p>
     <w:p>
@@ -3810,7 +5802,7 @@
                     </pic:cNvPicPr>
                   </pic:nvPicPr>
                   <pic:blipFill>
-                    <a:blip r:embed="rId27">
+                    <a:blip r:embed="rId32">
                       <a:extLst>
                         <a:ext uri="{28A0092B-C50C-407E-A947-70E740481C1C}">
                           <a14:useLocalDpi xmlns:a14="http://schemas.microsoft.com/office/drawing/2010/main" val="0"/>
@@ -4008,7 +6000,7 @@
                     </pic:cNvPicPr>
                   </pic:nvPicPr>
                   <pic:blipFill>
-                    <a:blip r:embed="rId28">
+                    <a:blip r:embed="rId33">
                       <a:extLst>
                         <a:ext uri="{28A0092B-C50C-407E-A947-70E740481C1C}">
                           <a14:useLocalDpi xmlns:a14="http://schemas.microsoft.com/office/drawing/2010/main" val="0"/>
@@ -4214,13 +6206,25 @@
         <w:spacing w:before="240" w:after="120" w:line="415" w:lineRule="auto"/>
         <w:outlineLvl w:val="2"/>
         <w:rPr>
+          <w:rFonts w:ascii="等线" w:eastAsia="等线" w:hAnsi="等线"/>
+          <w:b/>
+          <w:bCs/>
+          <w:sz w:val="28"/>
+          <w:szCs w:val="32"/>
+        </w:rPr>
+      </w:pPr>
+      <w:bookmarkStart w:id="4" w:name="字符串核心"/>
+      <w:r>
+        <w:rPr>
           <w:rFonts w:ascii="等线" w:eastAsia="等线" w:hAnsi="等线" w:hint="eastAsia"/>
           <w:b/>
           <w:bCs/>
           <w:sz w:val="28"/>
           <w:szCs w:val="32"/>
         </w:rPr>
-      </w:pPr>
+        <w:lastRenderedPageBreak/>
+        <w:t>字符</w:t>
+      </w:r>
       <w:r>
         <w:rPr>
           <w:rFonts w:ascii="等线" w:eastAsia="等线" w:hAnsi="等线" w:hint="eastAsia"/>
@@ -4229,18 +6233,76 @@
           <w:sz w:val="28"/>
           <w:szCs w:val="32"/>
         </w:rPr>
-        <w:lastRenderedPageBreak/>
-        <w:t>字符</w:t>
-      </w:r>
-      <w:r>
-        <w:rPr>
-          <w:rFonts w:ascii="等线" w:eastAsia="等线" w:hAnsi="等线" w:hint="eastAsia"/>
-          <w:b/>
-          <w:bCs/>
-          <w:sz w:val="28"/>
-          <w:szCs w:val="32"/>
-        </w:rPr>
         <w:t>串核心</w:t>
+      </w:r>
+    </w:p>
+    <w:bookmarkEnd w:id="4"/>
+    <w:p>
+      <w:pPr>
+        <w:widowControl/>
+        <w:adjustRightInd w:val="0"/>
+        <w:snapToGrid w:val="0"/>
+        <w:jc w:val="left"/>
+        <w:rPr>
+          <w:rFonts w:ascii="Tahoma" w:eastAsia="微软雅黑" w:hAnsi="Tahoma" w:cstheme="minorBidi"/>
+          <w:bCs/>
+          <w:kern w:val="0"/>
+          <w:sz w:val="22"/>
+        </w:rPr>
+      </w:pPr>
+      <w:r>
+        <w:rPr>
+          <w:rFonts w:ascii="Tahoma" w:eastAsia="微软雅黑" w:hAnsi="Tahoma" w:cstheme="minorBidi" w:hint="eastAsia"/>
+          <w:bCs/>
+          <w:kern w:val="0"/>
+          <w:sz w:val="22"/>
+        </w:rPr>
+        <w:t>字符串的窗口</w:t>
+      </w:r>
+      <w:r>
+        <w:rPr>
+          <w:rFonts w:ascii="Tahoma" w:eastAsia="微软雅黑" w:hAnsi="Tahoma" w:cstheme="minorBidi" w:hint="eastAsia"/>
+          <w:bCs/>
+          <w:kern w:val="0"/>
+          <w:sz w:val="22"/>
+        </w:rPr>
+        <w:t>字符可以与变量字符组合</w:t>
+      </w:r>
+      <w:r>
+        <w:rPr>
+          <w:rFonts w:ascii="Tahoma" w:eastAsia="微软雅黑" w:hAnsi="Tahoma" w:cstheme="minorBidi" w:hint="eastAsia"/>
+          <w:bCs/>
+          <w:kern w:val="0"/>
+          <w:sz w:val="22"/>
+        </w:rPr>
+        <w:t>"\</w:t>
+      </w:r>
+      <w:r>
+        <w:rPr>
+          <w:rFonts w:ascii="Tahoma" w:eastAsia="微软雅黑" w:hAnsi="Tahoma" w:cstheme="minorBidi"/>
+          <w:bCs/>
+          <w:kern w:val="0"/>
+          <w:sz w:val="22"/>
+        </w:rPr>
+        <w:t>str</w:t>
+      </w:r>
+      <w:r>
+        <w:rPr>
+          <w:rFonts w:ascii="Tahoma" w:eastAsia="微软雅黑" w:hAnsi="Tahoma" w:cstheme="minorBidi" w:hint="eastAsia"/>
+          <w:bCs/>
+          <w:kern w:val="0"/>
+          <w:sz w:val="22"/>
+        </w:rPr>
+        <w:t>[\v[21]]"</w:t>
+      </w:r>
+      <w:r>
+        <w:rPr>
+          <w:rFonts w:ascii="Tahoma" w:eastAsia="微软雅黑" w:hAnsi="Tahoma" w:cstheme="minorBidi" w:hint="eastAsia"/>
+          <w:bCs/>
+          <w:kern w:val="0"/>
+          <w:sz w:val="22"/>
+        </w:rPr>
+        <w:t>。</w:t>
       </w:r>
     </w:p>
     <w:p>
@@ -4263,52 +6325,40 @@
           <w:kern w:val="0"/>
           <w:sz w:val="22"/>
         </w:rPr>
-        <w:t>字符串的窗口</w:t>
-      </w:r>
-      <w:r>
-        <w:rPr>
-          <w:rFonts w:ascii="Tahoma" w:eastAsia="微软雅黑" w:hAnsi="Tahoma" w:cstheme="minorBidi" w:hint="eastAsia"/>
-          <w:bCs/>
-          <w:kern w:val="0"/>
-          <w:sz w:val="22"/>
-        </w:rPr>
-        <w:t>字符可以与变量字符组合</w:t>
-      </w:r>
-      <w:r>
-        <w:rPr>
-          <w:rFonts w:ascii="Tahoma" w:eastAsia="微软雅黑" w:hAnsi="Tahoma" w:cstheme="minorBidi" w:hint="eastAsia"/>
-          <w:bCs/>
-          <w:kern w:val="0"/>
-          <w:sz w:val="22"/>
-        </w:rPr>
-        <w:t>"\</w:t>
-      </w:r>
-      <w:r>
+        <w:t>通过变量的值来修改不同情况下的字符串。</w:t>
+      </w:r>
+    </w:p>
+    <w:p>
+      <w:pPr>
+        <w:widowControl/>
+        <w:jc w:val="left"/>
         <w:rPr>
           <w:rFonts w:ascii="Tahoma" w:eastAsia="微软雅黑" w:hAnsi="Tahoma" w:cstheme="minorBidi"/>
-          <w:bCs/>
-          <w:kern w:val="0"/>
-          <w:sz w:val="22"/>
-        </w:rPr>
-        <w:t>str</w:t>
-      </w:r>
-      <w:r>
-        <w:rPr>
-          <w:rFonts w:ascii="Tahoma" w:eastAsia="微软雅黑" w:hAnsi="Tahoma" w:cstheme="minorBidi" w:hint="eastAsia"/>
-          <w:bCs/>
-          <w:kern w:val="0"/>
-          <w:sz w:val="22"/>
-        </w:rPr>
-        <w:t>[\v[21]]"</w:t>
-      </w:r>
-      <w:r>
-        <w:rPr>
-          <w:rFonts w:ascii="Tahoma" w:eastAsia="微软雅黑" w:hAnsi="Tahoma" w:cstheme="minorBidi" w:hint="eastAsia"/>
-          <w:bCs/>
-          <w:kern w:val="0"/>
-          <w:sz w:val="22"/>
-        </w:rPr>
-        <w:t>。</w:t>
+          <w:b/>
+          <w:bCs/>
+          <w:kern w:val="0"/>
+          <w:sz w:val="22"/>
+        </w:rPr>
+      </w:pPr>
+      <w:r>
+        <w:rPr>
+          <w:rFonts w:ascii="Tahoma" w:eastAsia="微软雅黑" w:hAnsi="Tahoma" w:cstheme="minorBidi"/>
+          <w:b/>
+          <w:bCs/>
+          <w:kern w:val="0"/>
+          <w:sz w:val="22"/>
+        </w:rPr>
+        <w:t>1</w:t>
+      </w:r>
+      <w:r>
+        <w:rPr>
+          <w:rFonts w:ascii="Tahoma" w:eastAsia="微软雅黑" w:hAnsi="Tahoma" w:cstheme="minorBidi" w:hint="eastAsia"/>
+          <w:b/>
+          <w:bCs/>
+          <w:kern w:val="0"/>
+          <w:sz w:val="22"/>
+        </w:rPr>
+        <w:t>）自定义技能名</w:t>
       </w:r>
     </w:p>
     <w:p>
@@ -4318,7 +6368,7 @@
         <w:snapToGrid w:val="0"/>
         <w:jc w:val="left"/>
         <w:rPr>
-          <w:rFonts w:ascii="Tahoma" w:eastAsia="微软雅黑" w:hAnsi="Tahoma" w:cstheme="minorBidi" w:hint="eastAsia"/>
+          <w:rFonts w:ascii="Tahoma" w:eastAsia="微软雅黑" w:hAnsi="Tahoma" w:cstheme="minorBidi"/>
           <w:bCs/>
           <w:kern w:val="0"/>
           <w:sz w:val="22"/>
@@ -4331,40 +6381,34 @@
           <w:kern w:val="0"/>
           <w:sz w:val="22"/>
         </w:rPr>
-        <w:t>通过变量的值来修改不同情况下的字符串。</w:t>
-      </w:r>
-    </w:p>
-    <w:p>
-      <w:pPr>
-        <w:widowControl/>
-        <w:jc w:val="left"/>
-        <w:rPr>
-          <w:rFonts w:ascii="Tahoma" w:eastAsia="微软雅黑" w:hAnsi="Tahoma" w:cstheme="minorBidi"/>
-          <w:b/>
-          <w:bCs/>
-          <w:kern w:val="0"/>
-          <w:sz w:val="22"/>
-        </w:rPr>
-      </w:pPr>
-      <w:r>
-        <w:rPr>
-          <w:rFonts w:ascii="Tahoma" w:eastAsia="微软雅黑" w:hAnsi="Tahoma" w:cstheme="minorBidi"/>
-          <w:b/>
-          <w:bCs/>
-          <w:kern w:val="0"/>
-          <w:sz w:val="22"/>
-        </w:rPr>
-        <w:t>1</w:t>
-      </w:r>
-      <w:r>
-        <w:rPr>
-          <w:rFonts w:ascii="Tahoma" w:eastAsia="微软雅黑" w:hAnsi="Tahoma" w:cstheme="minorBidi" w:hint="eastAsia"/>
-          <w:b/>
-          <w:bCs/>
-          <w:kern w:val="0"/>
-          <w:sz w:val="22"/>
-        </w:rPr>
-        <w:t>）自定义技能名</w:t>
+        <w:t>技能块元素</w:t>
+      </w:r>
+      <w:r>
+        <w:rPr>
+          <w:rFonts w:ascii="Tahoma" w:eastAsia="微软雅黑" w:hAnsi="Tahoma" w:cstheme="minorBidi" w:hint="eastAsia"/>
+          <w:bCs/>
+          <w:kern w:val="0"/>
+          <w:sz w:val="22"/>
+        </w:rPr>
+        <w:t>可以支持自定义的字符串。（原</w:t>
+      </w:r>
+      <w:r>
+        <w:rPr>
+          <w:rFonts w:ascii="Tahoma" w:eastAsia="微软雅黑" w:hAnsi="Tahoma" w:cstheme="minorBidi" w:hint="eastAsia"/>
+          <w:bCs/>
+          <w:kern w:val="0"/>
+          <w:sz w:val="22"/>
+        </w:rPr>
+        <w:t>rmmv</w:t>
+      </w:r>
+      <w:r>
+        <w:rPr>
+          <w:rFonts w:ascii="Tahoma" w:eastAsia="微软雅黑" w:hAnsi="Tahoma" w:cstheme="minorBidi" w:hint="eastAsia"/>
+          <w:bCs/>
+          <w:kern w:val="0"/>
+          <w:sz w:val="22"/>
+        </w:rPr>
+        <w:t>窗口不能支持）</w:t>
       </w:r>
     </w:p>
     <w:p>
@@ -4375,56 +6419,6 @@
         <w:jc w:val="left"/>
         <w:rPr>
           <w:rFonts w:ascii="Tahoma" w:eastAsia="微软雅黑" w:hAnsi="Tahoma" w:cstheme="minorBidi"/>
-          <w:bCs/>
-          <w:kern w:val="0"/>
-          <w:sz w:val="22"/>
-        </w:rPr>
-      </w:pPr>
-      <w:r>
-        <w:rPr>
-          <w:rFonts w:ascii="Tahoma" w:eastAsia="微软雅黑" w:hAnsi="Tahoma" w:cstheme="minorBidi" w:hint="eastAsia"/>
-          <w:bCs/>
-          <w:kern w:val="0"/>
-          <w:sz w:val="22"/>
-        </w:rPr>
-        <w:t>技能块元素</w:t>
-      </w:r>
-      <w:r>
-        <w:rPr>
-          <w:rFonts w:ascii="Tahoma" w:eastAsia="微软雅黑" w:hAnsi="Tahoma" w:cstheme="minorBidi" w:hint="eastAsia"/>
-          <w:bCs/>
-          <w:kern w:val="0"/>
-          <w:sz w:val="22"/>
-        </w:rPr>
-        <w:t>可以支持自定义的字符串。（原</w:t>
-      </w:r>
-      <w:r>
-        <w:rPr>
-          <w:rFonts w:ascii="Tahoma" w:eastAsia="微软雅黑" w:hAnsi="Tahoma" w:cstheme="minorBidi" w:hint="eastAsia"/>
-          <w:bCs/>
-          <w:kern w:val="0"/>
-          <w:sz w:val="22"/>
-        </w:rPr>
-        <w:t>rmmv</w:t>
-      </w:r>
-      <w:r>
-        <w:rPr>
-          <w:rFonts w:ascii="Tahoma" w:eastAsia="微软雅黑" w:hAnsi="Tahoma" w:cstheme="minorBidi" w:hint="eastAsia"/>
-          <w:bCs/>
-          <w:kern w:val="0"/>
-          <w:sz w:val="22"/>
-        </w:rPr>
-        <w:t>窗口不能支持）</w:t>
-      </w:r>
-    </w:p>
-    <w:p>
-      <w:pPr>
-        <w:widowControl/>
-        <w:adjustRightInd w:val="0"/>
-        <w:snapToGrid w:val="0"/>
-        <w:jc w:val="left"/>
-        <w:rPr>
-          <w:rFonts w:ascii="Tahoma" w:eastAsia="微软雅黑" w:hAnsi="Tahoma" w:cstheme="minorBidi" w:hint="eastAsia"/>
           <w:bCs/>
           <w:kern w:val="0"/>
           <w:sz w:val="22"/>
@@ -4473,7 +6467,7 @@
                     <pic:cNvPicPr/>
                   </pic:nvPicPr>
                   <pic:blipFill>
-                    <a:blip r:embed="rId29"/>
+                    <a:blip r:embed="rId34"/>
                     <a:stretch>
                       <a:fillRect/>
                     </a:stretch>
@@ -4499,7 +6493,7 @@
         <w:widowControl/>
         <w:jc w:val="left"/>
         <w:rPr>
-          <w:rFonts w:ascii="Tahoma" w:eastAsia="微软雅黑" w:hAnsi="Tahoma" w:cstheme="minorBidi" w:hint="eastAsia"/>
+          <w:rFonts w:ascii="Tahoma" w:eastAsia="微软雅黑" w:hAnsi="Tahoma" w:cstheme="minorBidi"/>
           <w:bCs/>
           <w:kern w:val="0"/>
           <w:sz w:val="22"/>
@@ -4610,7 +6604,7 @@
         <w:snapToGrid w:val="0"/>
         <w:jc w:val="left"/>
         <w:rPr>
-          <w:rFonts w:ascii="Tahoma" w:eastAsia="微软雅黑" w:hAnsi="Tahoma" w:cstheme="minorBidi" w:hint="eastAsia"/>
+          <w:rFonts w:ascii="Tahoma" w:eastAsia="微软雅黑" w:hAnsi="Tahoma" w:cstheme="minorBidi"/>
           <w:bCs/>
           <w:kern w:val="0"/>
           <w:sz w:val="22"/>
@@ -4877,7 +6871,7 @@
                     <pic:cNvPicPr/>
                   </pic:nvPicPr>
                   <pic:blipFill>
-                    <a:blip r:embed="rId30"/>
+                    <a:blip r:embed="rId35"/>
                     <a:stretch>
                       <a:fillRect/>
                     </a:stretch>
@@ -4915,12 +6909,183 @@
         <w:jc w:val="left"/>
         <w:rPr>
           <w:rFonts w:ascii="Tahoma" w:eastAsia="微软雅黑" w:hAnsi="Tahoma" w:cstheme="minorBidi"/>
+          <w:bCs/>
+          <w:kern w:val="0"/>
+          <w:sz w:val="22"/>
+        </w:rPr>
+      </w:pPr>
+      <w:r>
+        <w:rPr>
+          <w:rFonts w:ascii="Tahoma" w:eastAsia="微软雅黑" w:hAnsi="Tahoma" w:cstheme="minorBidi"/>
+          <w:b/>
+          <w:bCs/>
+          <w:kern w:val="0"/>
+          <w:sz w:val="22"/>
+        </w:rPr>
+        <w:t>3</w:t>
+      </w:r>
+      <w:r>
+        <w:rPr>
+          <w:rFonts w:ascii="Tahoma" w:eastAsia="微软雅黑" w:hAnsi="Tahoma" w:cstheme="minorBidi" w:hint="eastAsia"/>
+          <w:b/>
+          <w:bCs/>
+          <w:kern w:val="0"/>
+          <w:sz w:val="22"/>
+        </w:rPr>
+        <w:t>）</w:t>
+      </w:r>
+      <w:r>
+        <w:rPr>
+          <w:rFonts w:ascii="Tahoma" w:eastAsia="微软雅黑" w:hAnsi="Tahoma" w:cstheme="minorBidi" w:hint="eastAsia"/>
+          <w:b/>
+          <w:bCs/>
+          <w:kern w:val="0"/>
+          <w:sz w:val="22"/>
+        </w:rPr>
+        <w:t>随时修改</w:t>
+      </w:r>
+    </w:p>
+    <w:p>
+      <w:pPr>
+        <w:widowControl/>
+        <w:snapToGrid w:val="0"/>
+        <w:jc w:val="left"/>
+        <w:rPr>
+          <w:rFonts w:ascii="Tahoma" w:eastAsia="微软雅黑" w:hAnsi="Tahoma" w:cstheme="minorBidi"/>
+          <w:kern w:val="0"/>
+          <w:sz w:val="22"/>
+        </w:rPr>
+      </w:pPr>
+      <w:r>
+        <w:rPr>
+          <w:rFonts w:ascii="Tahoma" w:eastAsia="微软雅黑" w:hAnsi="Tahoma" w:cstheme="minorBidi" w:hint="eastAsia"/>
+          <w:kern w:val="0"/>
+          <w:sz w:val="22"/>
+        </w:rPr>
+        <w:t>你可以使用插件指令随时修改字符串的内容，包括嵌套其他字符串的内容。</w:t>
+      </w:r>
+    </w:p>
+    <w:p>
+      <w:pPr>
+        <w:widowControl/>
+        <w:snapToGrid w:val="0"/>
+        <w:jc w:val="left"/>
+        <w:rPr>
+          <w:rFonts w:ascii="Tahoma" w:eastAsia="微软雅黑" w:hAnsi="Tahoma" w:cstheme="minorBidi"/>
+          <w:kern w:val="0"/>
+          <w:sz w:val="22"/>
+        </w:rPr>
+      </w:pPr>
+      <w:r>
+        <w:rPr>
+          <w:rFonts w:ascii="Tahoma" w:eastAsia="微软雅黑" w:hAnsi="Tahoma" w:cstheme="minorBidi" w:hint="eastAsia"/>
+          <w:kern w:val="0"/>
+          <w:sz w:val="22"/>
+        </w:rPr>
+        <w:t>你还可以让用户自己输入字符串，实现更多组合功能。</w:t>
+      </w:r>
+    </w:p>
+    <w:p>
+      <w:pPr>
+        <w:widowControl/>
+        <w:jc w:val="center"/>
+        <w:rPr>
+          <w:rFonts w:ascii="宋体" w:hAnsi="宋体" w:cs="宋体"/>
+          <w:kern w:val="0"/>
+          <w:szCs w:val="24"/>
+        </w:rPr>
+      </w:pPr>
+      <w:r>
+        <w:rPr>
+          <w:rFonts w:ascii="宋体" w:hAnsi="宋体" w:cs="宋体"/>
+          <w:noProof/>
+          <w:kern w:val="0"/>
+          <w:szCs w:val="24"/>
+        </w:rPr>
+        <w:drawing>
+          <wp:inline distT="0" distB="0" distL="0" distR="0" wp14:anchorId="6DA0B366" wp14:editId="7FFD5CD0">
+            <wp:extent cx="4235816" cy="525780"/>
+            <wp:effectExtent l="0" t="0" r="0" b="7620"/>
+            <wp:docPr id="28" name="图片 28"/>
+            <wp:cNvGraphicFramePr>
+              <a:graphicFrameLocks xmlns:a="http://schemas.openxmlformats.org/drawingml/2006/main" noChangeAspect="1"/>
+            </wp:cNvGraphicFramePr>
+            <a:graphic xmlns:a="http://schemas.openxmlformats.org/drawingml/2006/main">
+              <a:graphicData uri="http://schemas.openxmlformats.org/drawingml/2006/picture">
+                <pic:pic xmlns:pic="http://schemas.openxmlformats.org/drawingml/2006/picture">
+                  <pic:nvPicPr>
+                    <pic:cNvPr id="0" name="Picture 13"/>
+                    <pic:cNvPicPr>
+                      <a:picLocks noChangeAspect="1" noChangeArrowheads="1"/>
+                    </pic:cNvPicPr>
+                  </pic:nvPicPr>
+                  <pic:blipFill>
+                    <a:blip r:embed="rId36">
+                      <a:extLst>
+                        <a:ext uri="{28A0092B-C50C-407E-A947-70E740481C1C}">
+                          <a14:useLocalDpi xmlns:a14="http://schemas.microsoft.com/office/drawing/2010/main" val="0"/>
+                        </a:ext>
+                      </a:extLst>
+                    </a:blip>
+                    <a:srcRect/>
+                    <a:stretch>
+                      <a:fillRect/>
+                    </a:stretch>
+                  </pic:blipFill>
+                  <pic:spPr bwMode="auto">
+                    <a:xfrm>
+                      <a:off x="0" y="0"/>
+                      <a:ext cx="4506393" cy="559366"/>
+                    </a:xfrm>
+                    <a:prstGeom prst="rect">
+                      <a:avLst/>
+                    </a:prstGeom>
+                    <a:noFill/>
+                    <a:ln>
+                      <a:noFill/>
+                    </a:ln>
+                  </pic:spPr>
+                </pic:pic>
+              </a:graphicData>
+            </a:graphic>
+          </wp:inline>
+        </w:drawing>
+      </w:r>
+    </w:p>
+    <w:p>
+      <w:pPr>
+        <w:widowControl/>
+        <w:jc w:val="left"/>
+        <w:rPr>
+          <w:rFonts w:ascii="Tahoma" w:eastAsia="微软雅黑" w:hAnsi="Tahoma" w:cstheme="minorBidi"/>
+          <w:kern w:val="0"/>
+          <w:sz w:val="22"/>
+        </w:rPr>
+      </w:pPr>
+    </w:p>
+    <w:p>
+      <w:pPr>
+        <w:widowControl/>
+        <w:jc w:val="left"/>
+        <w:rPr>
+          <w:rFonts w:ascii="Tahoma" w:eastAsia="微软雅黑" w:hAnsi="Tahoma" w:cstheme="minorBidi"/>
+          <w:kern w:val="0"/>
+          <w:sz w:val="22"/>
+        </w:rPr>
+      </w:pPr>
+    </w:p>
+    <w:p>
+      <w:pPr>
+        <w:widowControl/>
+        <w:jc w:val="left"/>
+        <w:rPr>
+          <w:rFonts w:ascii="Tahoma" w:eastAsia="微软雅黑" w:hAnsi="Tahoma" w:cstheme="minorBidi"/>
           <w:kern w:val="0"/>
           <w:sz w:val="22"/>
         </w:rPr>
         <w:sectPr>
-          <w:headerReference w:type="even" r:id="rId31"/>
-          <w:headerReference w:type="default" r:id="rId32"/>
+          <w:headerReference w:type="even" r:id="rId37"/>
+          <w:headerReference w:type="default" r:id="rId38"/>
           <w:pgSz w:w="11906" w:h="16838"/>
           <w:pgMar w:top="1440" w:right="1800" w:bottom="1440" w:left="1800" w:header="851" w:footer="992" w:gutter="0"/>
           <w:cols w:space="425"/>
@@ -4942,7 +7107,7 @@
           <w:szCs w:val="32"/>
         </w:rPr>
       </w:pPr>
-      <w:bookmarkStart w:id="0" w:name="综合字符表"/>
+      <w:bookmarkStart w:id="5" w:name="综合字符表"/>
       <w:r>
         <w:rPr>
           <w:rFonts w:ascii="等线 Light" w:eastAsia="等线 Light" w:hAnsi="等线 Light" w:hint="eastAsia"/>
@@ -4965,7 +7130,7 @@
         <w:t>字符表</w:t>
       </w:r>
     </w:p>
-    <w:bookmarkEnd w:id="0"/>
+    <w:bookmarkEnd w:id="5"/>
     <w:p>
       <w:pPr>
         <w:widowControl/>
@@ -8580,6 +10745,92 @@
               <w:t>之后文字显示为自定义颜色。</w:t>
             </w:r>
           </w:p>
+          <w:p>
+            <w:pPr>
+              <w:widowControl/>
+              <w:adjustRightInd w:val="0"/>
+              <w:snapToGrid w:val="0"/>
+              <w:jc w:val="left"/>
+              <w:rPr>
+                <w:rFonts w:ascii="Tahoma" w:eastAsia="微软雅黑" w:hAnsi="Tahoma" w:cstheme="minorBidi"/>
+                <w:kern w:val="0"/>
+                <w:sz w:val="20"/>
+                <w:szCs w:val="20"/>
+              </w:rPr>
+            </w:pPr>
+            <w:r>
+              <w:rPr>
+                <w:rFonts w:ascii="Tahoma" w:eastAsia="微软雅黑" w:hAnsi="Tahoma" w:cstheme="minorBidi" w:hint="eastAsia"/>
+                <w:kern w:val="0"/>
+                <w:sz w:val="20"/>
+                <w:szCs w:val="20"/>
+              </w:rPr>
+              <w:t>见</w:t>
+            </w:r>
+            <w:r>
+              <w:rPr>
+                <w:rFonts w:ascii="Tahoma" w:eastAsia="微软雅黑" w:hAnsi="Tahoma" w:cstheme="minorBidi" w:hint="eastAsia"/>
+                <w:kern w:val="0"/>
+                <w:sz w:val="20"/>
+                <w:szCs w:val="20"/>
+              </w:rPr>
+              <w:t xml:space="preserve"> </w:t>
+            </w:r>
+            <w:r>
+              <w:rPr>
+                <w:rFonts w:ascii="Tahoma" w:eastAsia="微软雅黑" w:hAnsi="Tahoma" w:cstheme="minorBidi"/>
+                <w:kern w:val="0"/>
+                <w:sz w:val="20"/>
+                <w:szCs w:val="20"/>
+              </w:rPr>
+              <w:t>”</w:t>
+            </w:r>
+            <w:r>
+              <w:rPr>
+                <w:rFonts w:ascii="Tahoma" w:eastAsia="微软雅黑" w:hAnsi="Tahoma" w:cstheme="minorBidi" w:hint="eastAsia"/>
+                <w:kern w:val="0"/>
+                <w:sz w:val="20"/>
+                <w:szCs w:val="20"/>
+              </w:rPr>
+              <w:t>关于文本颜色</w:t>
+            </w:r>
+            <w:r>
+              <w:rPr>
+                <w:rFonts w:ascii="Tahoma" w:eastAsia="微软雅黑" w:hAnsi="Tahoma" w:cstheme="minorBidi" w:hint="eastAsia"/>
+                <w:kern w:val="0"/>
+                <w:sz w:val="20"/>
+                <w:szCs w:val="20"/>
+              </w:rPr>
+              <w:t>.</w:t>
+            </w:r>
+            <w:r>
+              <w:rPr>
+                <w:rFonts w:ascii="Tahoma" w:eastAsia="微软雅黑" w:hAnsi="Tahoma" w:cstheme="minorBidi" w:hint="eastAsia"/>
+                <w:kern w:val="0"/>
+                <w:sz w:val="20"/>
+                <w:szCs w:val="20"/>
+              </w:rPr>
+              <w:t>docx</w:t>
+            </w:r>
+            <w:r>
+              <w:rPr>
+                <w:rFonts w:ascii="Tahoma" w:eastAsia="微软雅黑" w:hAnsi="Tahoma" w:cstheme="minorBidi"/>
+                <w:kern w:val="0"/>
+                <w:sz w:val="20"/>
+                <w:szCs w:val="20"/>
+              </w:rPr>
+              <w:t xml:space="preserve">” </w:t>
+            </w:r>
+            <w:r>
+              <w:rPr>
+                <w:rFonts w:ascii="Tahoma" w:eastAsia="微软雅黑" w:hAnsi="Tahoma" w:cstheme="minorBidi" w:hint="eastAsia"/>
+                <w:kern w:val="0"/>
+                <w:sz w:val="20"/>
+                <w:szCs w:val="20"/>
+              </w:rPr>
+              <w:t>。</w:t>
+            </w:r>
+          </w:p>
         </w:tc>
         <w:tc>
           <w:tcPr>
@@ -8786,6 +11037,83 @@
               <w:t>之后文字显示为自定义渐变色。</w:t>
             </w:r>
           </w:p>
+          <w:p>
+            <w:pPr>
+              <w:widowControl/>
+              <w:adjustRightInd w:val="0"/>
+              <w:snapToGrid w:val="0"/>
+              <w:jc w:val="left"/>
+              <w:rPr>
+                <w:rFonts w:ascii="Tahoma" w:eastAsia="微软雅黑" w:hAnsi="Tahoma" w:cstheme="minorBidi"/>
+                <w:kern w:val="0"/>
+                <w:sz w:val="20"/>
+                <w:szCs w:val="20"/>
+              </w:rPr>
+            </w:pPr>
+            <w:r>
+              <w:rPr>
+                <w:rFonts w:ascii="Tahoma" w:eastAsia="微软雅黑" w:hAnsi="Tahoma" w:cstheme="minorBidi" w:hint="eastAsia"/>
+                <w:kern w:val="0"/>
+                <w:sz w:val="20"/>
+                <w:szCs w:val="20"/>
+              </w:rPr>
+              <w:t>见</w:t>
+            </w:r>
+            <w:r>
+              <w:rPr>
+                <w:rFonts w:ascii="Tahoma" w:eastAsia="微软雅黑" w:hAnsi="Tahoma" w:cstheme="minorBidi" w:hint="eastAsia"/>
+                <w:kern w:val="0"/>
+                <w:sz w:val="20"/>
+                <w:szCs w:val="20"/>
+              </w:rPr>
+              <w:t xml:space="preserve"> </w:t>
+            </w:r>
+            <w:r>
+              <w:rPr>
+                <w:rFonts w:ascii="Tahoma" w:eastAsia="微软雅黑" w:hAnsi="Tahoma" w:cstheme="minorBidi"/>
+                <w:kern w:val="0"/>
+                <w:sz w:val="20"/>
+                <w:szCs w:val="20"/>
+              </w:rPr>
+              <w:t>”</w:t>
+            </w:r>
+            <w:r>
+              <w:rPr>
+                <w:rFonts w:ascii="Tahoma" w:eastAsia="微软雅黑" w:hAnsi="Tahoma" w:cstheme="minorBidi" w:hint="eastAsia"/>
+                <w:kern w:val="0"/>
+                <w:sz w:val="20"/>
+                <w:szCs w:val="20"/>
+              </w:rPr>
+              <w:t>关于文本颜色</w:t>
+            </w:r>
+            <w:r>
+              <w:rPr>
+                <w:rFonts w:ascii="Tahoma" w:eastAsia="微软雅黑" w:hAnsi="Tahoma" w:cstheme="minorBidi" w:hint="eastAsia"/>
+                <w:kern w:val="0"/>
+                <w:sz w:val="20"/>
+                <w:szCs w:val="20"/>
+              </w:rPr>
+              <w:t>.docx</w:t>
+            </w:r>
+            <w:r>
+              <w:rPr>
+                <w:rFonts w:ascii="Tahoma" w:eastAsia="微软雅黑" w:hAnsi="Tahoma" w:cstheme="minorBidi"/>
+                <w:kern w:val="0"/>
+                <w:sz w:val="20"/>
+                <w:szCs w:val="20"/>
+              </w:rPr>
+              <w:t xml:space="preserve">” </w:t>
+            </w:r>
+            <w:r>
+              <w:rPr>
+                <w:rFonts w:ascii="Tahoma" w:eastAsia="微软雅黑" w:hAnsi="Tahoma" w:cstheme="minorBidi" w:hint="eastAsia"/>
+                <w:kern w:val="0"/>
+                <w:sz w:val="20"/>
+                <w:szCs w:val="20"/>
+              </w:rPr>
+              <w:t>。</w:t>
+            </w:r>
+          </w:p>
         </w:tc>
         <w:tc>
           <w:tcPr>
@@ -8983,6 +11311,68 @@
               <w:t>该字符之后的文字左对齐。</w:t>
             </w:r>
           </w:p>
+          <w:p>
+            <w:pPr>
+              <w:widowControl/>
+              <w:adjustRightInd w:val="0"/>
+              <w:snapToGrid w:val="0"/>
+              <w:jc w:val="left"/>
+              <w:rPr>
+                <w:rFonts w:ascii="Tahoma" w:eastAsia="微软雅黑" w:hAnsi="Tahoma" w:cstheme="minorBidi"/>
+                <w:kern w:val="0"/>
+                <w:sz w:val="20"/>
+                <w:szCs w:val="20"/>
+              </w:rPr>
+            </w:pPr>
+            <w:r>
+              <w:rPr>
+                <w:rFonts w:ascii="Tahoma" w:eastAsia="微软雅黑" w:hAnsi="Tahoma" w:cstheme="minorBidi" w:hint="eastAsia"/>
+                <w:kern w:val="0"/>
+                <w:sz w:val="20"/>
+                <w:szCs w:val="20"/>
+              </w:rPr>
+              <w:t>见</w:t>
+            </w:r>
+            <w:r>
+              <w:rPr>
+                <w:rFonts w:ascii="Tahoma" w:eastAsia="微软雅黑" w:hAnsi="Tahoma" w:cstheme="minorBidi" w:hint="eastAsia"/>
+                <w:kern w:val="0"/>
+                <w:sz w:val="20"/>
+                <w:szCs w:val="20"/>
+              </w:rPr>
+              <w:t xml:space="preserve"> </w:t>
+            </w:r>
+            <w:hyperlink w:anchor="文本居中" w:history="1">
+              <w:r>
+                <w:rPr>
+                  <w:rStyle w:val="af6"/>
+                  <w:rFonts w:ascii="Tahoma" w:eastAsia="微软雅黑" w:hAnsi="Tahoma" w:cstheme="minorBidi" w:hint="eastAsia"/>
+                  <w:kern w:val="0"/>
+                  <w:sz w:val="20"/>
+                  <w:szCs w:val="20"/>
+                </w:rPr>
+                <w:t>文本居中</w:t>
+              </w:r>
+            </w:hyperlink>
+            <w:r>
+              <w:rPr>
+                <w:rFonts w:ascii="Tahoma" w:eastAsia="微软雅黑" w:hAnsi="Tahoma" w:cstheme="minorBidi"/>
+                <w:kern w:val="0"/>
+                <w:sz w:val="20"/>
+                <w:szCs w:val="20"/>
+              </w:rPr>
+              <w:t xml:space="preserve"> </w:t>
+            </w:r>
+            <w:r>
+              <w:rPr>
+                <w:rFonts w:ascii="Tahoma" w:eastAsia="微软雅黑" w:hAnsi="Tahoma" w:cstheme="minorBidi" w:hint="eastAsia"/>
+                <w:kern w:val="0"/>
+                <w:sz w:val="20"/>
+                <w:szCs w:val="20"/>
+              </w:rPr>
+              <w:t>。</w:t>
+            </w:r>
+          </w:p>
         </w:tc>
         <w:tc>
           <w:tcPr>
@@ -9189,6 +11579,68 @@
               <w:t>该字符之后的文字居中。</w:t>
             </w:r>
           </w:p>
+          <w:p>
+            <w:pPr>
+              <w:widowControl/>
+              <w:adjustRightInd w:val="0"/>
+              <w:snapToGrid w:val="0"/>
+              <w:jc w:val="left"/>
+              <w:rPr>
+                <w:rFonts w:ascii="Tahoma" w:eastAsia="微软雅黑" w:hAnsi="Tahoma" w:cstheme="minorBidi"/>
+                <w:kern w:val="0"/>
+                <w:sz w:val="20"/>
+                <w:szCs w:val="20"/>
+              </w:rPr>
+            </w:pPr>
+            <w:r>
+              <w:rPr>
+                <w:rFonts w:ascii="Tahoma" w:eastAsia="微软雅黑" w:hAnsi="Tahoma" w:cstheme="minorBidi" w:hint="eastAsia"/>
+                <w:kern w:val="0"/>
+                <w:sz w:val="20"/>
+                <w:szCs w:val="20"/>
+              </w:rPr>
+              <w:t>见</w:t>
+            </w:r>
+            <w:r>
+              <w:rPr>
+                <w:rFonts w:ascii="Tahoma" w:eastAsia="微软雅黑" w:hAnsi="Tahoma" w:cstheme="minorBidi" w:hint="eastAsia"/>
+                <w:kern w:val="0"/>
+                <w:sz w:val="20"/>
+                <w:szCs w:val="20"/>
+              </w:rPr>
+              <w:t xml:space="preserve"> </w:t>
+            </w:r>
+            <w:hyperlink w:anchor="文本居中" w:history="1">
+              <w:r>
+                <w:rPr>
+                  <w:rStyle w:val="af6"/>
+                  <w:rFonts w:ascii="Tahoma" w:eastAsia="微软雅黑" w:hAnsi="Tahoma" w:cstheme="minorBidi" w:hint="eastAsia"/>
+                  <w:kern w:val="0"/>
+                  <w:sz w:val="20"/>
+                  <w:szCs w:val="20"/>
+                </w:rPr>
+                <w:t>文本居中</w:t>
+              </w:r>
+            </w:hyperlink>
+            <w:r>
+              <w:rPr>
+                <w:rFonts w:ascii="Tahoma" w:eastAsia="微软雅黑" w:hAnsi="Tahoma" w:cstheme="minorBidi"/>
+                <w:kern w:val="0"/>
+                <w:sz w:val="20"/>
+                <w:szCs w:val="20"/>
+              </w:rPr>
+              <w:t xml:space="preserve"> </w:t>
+            </w:r>
+            <w:r>
+              <w:rPr>
+                <w:rFonts w:ascii="Tahoma" w:eastAsia="微软雅黑" w:hAnsi="Tahoma" w:cstheme="minorBidi" w:hint="eastAsia"/>
+                <w:kern w:val="0"/>
+                <w:sz w:val="20"/>
+                <w:szCs w:val="20"/>
+              </w:rPr>
+              <w:t>。</w:t>
+            </w:r>
+          </w:p>
         </w:tc>
         <w:tc>
           <w:tcPr>
@@ -9394,6 +11846,68 @@
               <w:t>该字符之后的文字右对齐。</w:t>
             </w:r>
           </w:p>
+          <w:p>
+            <w:pPr>
+              <w:widowControl/>
+              <w:adjustRightInd w:val="0"/>
+              <w:snapToGrid w:val="0"/>
+              <w:jc w:val="left"/>
+              <w:rPr>
+                <w:rFonts w:ascii="Tahoma" w:eastAsia="微软雅黑" w:hAnsi="Tahoma" w:cstheme="minorBidi"/>
+                <w:kern w:val="0"/>
+                <w:sz w:val="20"/>
+                <w:szCs w:val="20"/>
+              </w:rPr>
+            </w:pPr>
+            <w:r>
+              <w:rPr>
+                <w:rFonts w:ascii="Tahoma" w:eastAsia="微软雅黑" w:hAnsi="Tahoma" w:cstheme="minorBidi" w:hint="eastAsia"/>
+                <w:kern w:val="0"/>
+                <w:sz w:val="20"/>
+                <w:szCs w:val="20"/>
+              </w:rPr>
+              <w:t>见</w:t>
+            </w:r>
+            <w:r>
+              <w:rPr>
+                <w:rFonts w:ascii="Tahoma" w:eastAsia="微软雅黑" w:hAnsi="Tahoma" w:cstheme="minorBidi" w:hint="eastAsia"/>
+                <w:kern w:val="0"/>
+                <w:sz w:val="20"/>
+                <w:szCs w:val="20"/>
+              </w:rPr>
+              <w:t xml:space="preserve"> </w:t>
+            </w:r>
+            <w:hyperlink w:anchor="文本居中" w:history="1">
+              <w:r>
+                <w:rPr>
+                  <w:rStyle w:val="af6"/>
+                  <w:rFonts w:ascii="Tahoma" w:eastAsia="微软雅黑" w:hAnsi="Tahoma" w:cstheme="minorBidi" w:hint="eastAsia"/>
+                  <w:kern w:val="0"/>
+                  <w:sz w:val="20"/>
+                  <w:szCs w:val="20"/>
+                </w:rPr>
+                <w:t>文本居中</w:t>
+              </w:r>
+            </w:hyperlink>
+            <w:r>
+              <w:rPr>
+                <w:rFonts w:ascii="Tahoma" w:eastAsia="微软雅黑" w:hAnsi="Tahoma" w:cstheme="minorBidi"/>
+                <w:kern w:val="0"/>
+                <w:sz w:val="20"/>
+                <w:szCs w:val="20"/>
+              </w:rPr>
+              <w:t xml:space="preserve"> </w:t>
+            </w:r>
+            <w:r>
+              <w:rPr>
+                <w:rFonts w:ascii="Tahoma" w:eastAsia="微软雅黑" w:hAnsi="Tahoma" w:cstheme="minorBidi" w:hint="eastAsia"/>
+                <w:kern w:val="0"/>
+                <w:sz w:val="20"/>
+                <w:szCs w:val="20"/>
+              </w:rPr>
+              <w:t>。</w:t>
+            </w:r>
+          </w:p>
         </w:tc>
         <w:tc>
           <w:tcPr>
@@ -9599,6 +12113,68 @@
               <w:t>在光标位置绘制大图片。</w:t>
             </w:r>
           </w:p>
+          <w:p>
+            <w:pPr>
+              <w:widowControl/>
+              <w:adjustRightInd w:val="0"/>
+              <w:snapToGrid w:val="0"/>
+              <w:jc w:val="left"/>
+              <w:rPr>
+                <w:rFonts w:ascii="Tahoma" w:eastAsia="微软雅黑" w:hAnsi="Tahoma" w:cstheme="minorBidi"/>
+                <w:kern w:val="0"/>
+                <w:sz w:val="20"/>
+                <w:szCs w:val="20"/>
+              </w:rPr>
+            </w:pPr>
+            <w:r>
+              <w:rPr>
+                <w:rFonts w:ascii="Tahoma" w:eastAsia="微软雅黑" w:hAnsi="Tahoma" w:cstheme="minorBidi" w:hint="eastAsia"/>
+                <w:kern w:val="0"/>
+                <w:sz w:val="20"/>
+                <w:szCs w:val="20"/>
+              </w:rPr>
+              <w:t>见</w:t>
+            </w:r>
+            <w:r>
+              <w:rPr>
+                <w:rFonts w:ascii="Tahoma" w:eastAsia="微软雅黑" w:hAnsi="Tahoma" w:cstheme="minorBidi"/>
+                <w:kern w:val="0"/>
+                <w:sz w:val="20"/>
+                <w:szCs w:val="20"/>
+              </w:rPr>
+              <w:t xml:space="preserve"> </w:t>
+            </w:r>
+            <w:hyperlink w:anchor="大图片字符" w:history="1">
+              <w:r>
+                <w:rPr>
+                  <w:rStyle w:val="af6"/>
+                  <w:rFonts w:ascii="Tahoma" w:eastAsia="微软雅黑" w:hAnsi="Tahoma" w:cstheme="minorBidi" w:hint="eastAsia"/>
+                  <w:kern w:val="0"/>
+                  <w:sz w:val="20"/>
+                  <w:szCs w:val="20"/>
+                </w:rPr>
+                <w:t>大图片字符</w:t>
+              </w:r>
+            </w:hyperlink>
+            <w:r>
+              <w:rPr>
+                <w:rFonts w:ascii="Tahoma" w:eastAsia="微软雅黑" w:hAnsi="Tahoma" w:cstheme="minorBidi"/>
+                <w:kern w:val="0"/>
+                <w:sz w:val="20"/>
+                <w:szCs w:val="20"/>
+              </w:rPr>
+              <w:t xml:space="preserve"> </w:t>
+            </w:r>
+            <w:r>
+              <w:rPr>
+                <w:rFonts w:ascii="Tahoma" w:eastAsia="微软雅黑" w:hAnsi="Tahoma" w:cstheme="minorBidi" w:hint="eastAsia"/>
+                <w:kern w:val="0"/>
+                <w:sz w:val="20"/>
+                <w:szCs w:val="20"/>
+              </w:rPr>
+              <w:t>。</w:t>
+            </w:r>
+          </w:p>
         </w:tc>
         <w:tc>
           <w:tcPr>
@@ -9801,7 +12377,96 @@
                 <w:sz w:val="20"/>
                 <w:szCs w:val="20"/>
               </w:rPr>
-              <w:t>在光标位置偏移一点绘制大图片。</w:t>
+              <w:t>在光标位置偏移一点绘制大图片</w:t>
+            </w:r>
+            <w:r>
+              <w:rPr>
+                <w:rFonts w:ascii="Tahoma" w:eastAsia="微软雅黑" w:hAnsi="Tahoma" w:cstheme="minorBidi" w:hint="eastAsia"/>
+                <w:kern w:val="0"/>
+                <w:sz w:val="20"/>
+                <w:szCs w:val="20"/>
+              </w:rPr>
+              <w:t>，不影响光标</w:t>
+            </w:r>
+            <w:r>
+              <w:rPr>
+                <w:rFonts w:ascii="Tahoma" w:eastAsia="微软雅黑" w:hAnsi="Tahoma" w:cstheme="minorBidi" w:hint="eastAsia"/>
+                <w:kern w:val="0"/>
+                <w:sz w:val="20"/>
+                <w:szCs w:val="20"/>
+              </w:rPr>
+              <w:t>位置</w:t>
+            </w:r>
+            <w:r>
+              <w:rPr>
+                <w:rFonts w:ascii="Tahoma" w:eastAsia="微软雅黑" w:hAnsi="Tahoma" w:cstheme="minorBidi" w:hint="eastAsia"/>
+                <w:kern w:val="0"/>
+                <w:sz w:val="20"/>
+                <w:szCs w:val="20"/>
+              </w:rPr>
+              <w:t>。</w:t>
+            </w:r>
+          </w:p>
+          <w:p>
+            <w:pPr>
+              <w:widowControl/>
+              <w:adjustRightInd w:val="0"/>
+              <w:snapToGrid w:val="0"/>
+              <w:jc w:val="left"/>
+              <w:rPr>
+                <w:rFonts w:ascii="Tahoma" w:eastAsia="微软雅黑" w:hAnsi="Tahoma" w:cstheme="minorBidi"/>
+                <w:kern w:val="0"/>
+                <w:sz w:val="20"/>
+                <w:szCs w:val="20"/>
+              </w:rPr>
+            </w:pPr>
+            <w:r>
+              <w:rPr>
+                <w:rFonts w:ascii="Tahoma" w:eastAsia="微软雅黑" w:hAnsi="Tahoma" w:cstheme="minorBidi" w:hint="eastAsia"/>
+                <w:kern w:val="0"/>
+                <w:sz w:val="20"/>
+                <w:szCs w:val="20"/>
+              </w:rPr>
+              <w:t>见</w:t>
+            </w:r>
+            <w:r>
+              <w:rPr>
+                <w:rFonts w:ascii="Tahoma" w:eastAsia="微软雅黑" w:hAnsi="Tahoma" w:cstheme="minorBidi"/>
+                <w:kern w:val="0"/>
+                <w:sz w:val="20"/>
+                <w:szCs w:val="20"/>
+              </w:rPr>
+              <w:t xml:space="preserve"> </w:t>
+            </w:r>
+            <w:hyperlink w:anchor="大图片字符" w:history="1">
+              <w:r>
+                <w:rPr>
+                  <w:rStyle w:val="af6"/>
+                  <w:rFonts w:ascii="Tahoma" w:eastAsia="微软雅黑" w:hAnsi="Tahoma" w:cstheme="minorBidi" w:hint="eastAsia"/>
+                  <w:kern w:val="0"/>
+                  <w:sz w:val="20"/>
+                  <w:szCs w:val="20"/>
+                </w:rPr>
+                <w:t>大图片字符</w:t>
+              </w:r>
+            </w:hyperlink>
+            <w:r>
+              <w:rPr>
+                <w:rFonts w:ascii="Tahoma" w:eastAsia="微软雅黑" w:hAnsi="Tahoma" w:cstheme="minorBidi"/>
+                <w:kern w:val="0"/>
+                <w:sz w:val="20"/>
+                <w:szCs w:val="20"/>
+              </w:rPr>
+              <w:t xml:space="preserve"> </w:t>
+            </w:r>
+            <w:r>
+              <w:rPr>
+                <w:rFonts w:ascii="Tahoma" w:eastAsia="微软雅黑" w:hAnsi="Tahoma" w:cstheme="minorBidi" w:hint="eastAsia"/>
+                <w:kern w:val="0"/>
+                <w:sz w:val="20"/>
+                <w:szCs w:val="20"/>
+              </w:rPr>
+              <w:t>。</w:t>
             </w:r>
           </w:p>
         </w:tc>
@@ -10018,6 +12683,68 @@
               <w:t>替换为插件中自定义配置的字符串。</w:t>
             </w:r>
           </w:p>
+          <w:p>
+            <w:pPr>
+              <w:widowControl/>
+              <w:adjustRightInd w:val="0"/>
+              <w:snapToGrid w:val="0"/>
+              <w:jc w:val="left"/>
+              <w:rPr>
+                <w:rFonts w:ascii="Tahoma" w:eastAsia="微软雅黑" w:hAnsi="Tahoma" w:cstheme="minorBidi"/>
+                <w:kern w:val="0"/>
+                <w:sz w:val="20"/>
+                <w:szCs w:val="20"/>
+              </w:rPr>
+            </w:pPr>
+            <w:r>
+              <w:rPr>
+                <w:rFonts w:ascii="Tahoma" w:eastAsia="微软雅黑" w:hAnsi="Tahoma" w:cstheme="minorBidi" w:hint="eastAsia"/>
+                <w:kern w:val="0"/>
+                <w:sz w:val="20"/>
+                <w:szCs w:val="20"/>
+              </w:rPr>
+              <w:t>见</w:t>
+            </w:r>
+            <w:r>
+              <w:rPr>
+                <w:rFonts w:ascii="Tahoma" w:eastAsia="微软雅黑" w:hAnsi="Tahoma" w:cstheme="minorBidi"/>
+                <w:kern w:val="0"/>
+                <w:sz w:val="20"/>
+                <w:szCs w:val="20"/>
+              </w:rPr>
+              <w:t xml:space="preserve"> </w:t>
+            </w:r>
+            <w:hyperlink w:anchor="字符串核心" w:history="1">
+              <w:r>
+                <w:rPr>
+                  <w:rStyle w:val="af6"/>
+                  <w:rFonts w:ascii="Tahoma" w:eastAsia="微软雅黑" w:hAnsi="Tahoma" w:cstheme="minorBidi" w:hint="eastAsia"/>
+                  <w:kern w:val="0"/>
+                  <w:sz w:val="20"/>
+                  <w:szCs w:val="20"/>
+                </w:rPr>
+                <w:t>字符串核心</w:t>
+              </w:r>
+            </w:hyperlink>
+            <w:r>
+              <w:rPr>
+                <w:rFonts w:ascii="Tahoma" w:eastAsia="微软雅黑" w:hAnsi="Tahoma" w:cstheme="minorBidi"/>
+                <w:kern w:val="0"/>
+                <w:sz w:val="20"/>
+                <w:szCs w:val="20"/>
+              </w:rPr>
+              <w:t xml:space="preserve"> </w:t>
+            </w:r>
+            <w:r>
+              <w:rPr>
+                <w:rFonts w:ascii="Tahoma" w:eastAsia="微软雅黑" w:hAnsi="Tahoma" w:cstheme="minorBidi" w:hint="eastAsia"/>
+                <w:kern w:val="0"/>
+                <w:sz w:val="20"/>
+                <w:szCs w:val="20"/>
+              </w:rPr>
+              <w:t>。</w:t>
+            </w:r>
+          </w:p>
         </w:tc>
         <w:tc>
           <w:tcPr>
@@ -15610,6 +18337,68 @@
               <w:t>值，单位像素。</w:t>
             </w:r>
           </w:p>
+          <w:p>
+            <w:pPr>
+              <w:widowControl/>
+              <w:adjustRightInd w:val="0"/>
+              <w:snapToGrid w:val="0"/>
+              <w:jc w:val="left"/>
+              <w:rPr>
+                <w:rFonts w:ascii="Tahoma" w:eastAsia="微软雅黑" w:hAnsi="Tahoma" w:cstheme="minorBidi"/>
+                <w:kern w:val="0"/>
+                <w:sz w:val="20"/>
+                <w:szCs w:val="20"/>
+              </w:rPr>
+            </w:pPr>
+            <w:r>
+              <w:rPr>
+                <w:rFonts w:ascii="Tahoma" w:eastAsia="微软雅黑" w:hAnsi="Tahoma" w:cstheme="minorBidi" w:hint="eastAsia"/>
+                <w:kern w:val="0"/>
+                <w:sz w:val="20"/>
+                <w:szCs w:val="20"/>
+              </w:rPr>
+              <w:t>见</w:t>
+            </w:r>
+            <w:r>
+              <w:rPr>
+                <w:rFonts w:ascii="Tahoma" w:eastAsia="微软雅黑" w:hAnsi="Tahoma" w:cstheme="minorBidi" w:hint="eastAsia"/>
+                <w:kern w:val="0"/>
+                <w:sz w:val="20"/>
+                <w:szCs w:val="20"/>
+              </w:rPr>
+              <w:t xml:space="preserve"> </w:t>
+            </w:r>
+            <w:hyperlink w:anchor="光标偏移字符" w:history="1">
+              <w:r>
+                <w:rPr>
+                  <w:rStyle w:val="af6"/>
+                  <w:rFonts w:ascii="Tahoma" w:eastAsia="微软雅黑" w:hAnsi="Tahoma" w:cstheme="minorBidi" w:hint="eastAsia"/>
+                  <w:kern w:val="0"/>
+                  <w:sz w:val="20"/>
+                  <w:szCs w:val="20"/>
+                </w:rPr>
+                <w:t>光标偏移字符</w:t>
+              </w:r>
+            </w:hyperlink>
+            <w:r>
+              <w:rPr>
+                <w:rFonts w:ascii="Tahoma" w:eastAsia="微软雅黑" w:hAnsi="Tahoma" w:cstheme="minorBidi" w:hint="eastAsia"/>
+                <w:kern w:val="0"/>
+                <w:sz w:val="20"/>
+                <w:szCs w:val="20"/>
+              </w:rPr>
+              <w:t xml:space="preserve"> </w:t>
+            </w:r>
+            <w:r>
+              <w:rPr>
+                <w:rFonts w:ascii="Tahoma" w:eastAsia="微软雅黑" w:hAnsi="Tahoma" w:cstheme="minorBidi" w:hint="eastAsia"/>
+                <w:kern w:val="0"/>
+                <w:sz w:val="20"/>
+                <w:szCs w:val="20"/>
+              </w:rPr>
+              <w:t>。</w:t>
+            </w:r>
+          </w:p>
         </w:tc>
         <w:tc>
           <w:tcPr>
@@ -15840,6 +18629,68 @@
                 <w:szCs w:val="20"/>
               </w:rPr>
               <w:t>值，单位像素。</w:t>
+            </w:r>
+          </w:p>
+          <w:p>
+            <w:pPr>
+              <w:widowControl/>
+              <w:adjustRightInd w:val="0"/>
+              <w:snapToGrid w:val="0"/>
+              <w:jc w:val="left"/>
+              <w:rPr>
+                <w:rFonts w:ascii="Tahoma" w:eastAsia="微软雅黑" w:hAnsi="Tahoma" w:cstheme="minorBidi"/>
+                <w:kern w:val="0"/>
+                <w:sz w:val="20"/>
+                <w:szCs w:val="20"/>
+              </w:rPr>
+            </w:pPr>
+            <w:r>
+              <w:rPr>
+                <w:rFonts w:ascii="Tahoma" w:eastAsia="微软雅黑" w:hAnsi="Tahoma" w:cstheme="minorBidi" w:hint="eastAsia"/>
+                <w:kern w:val="0"/>
+                <w:sz w:val="20"/>
+                <w:szCs w:val="20"/>
+              </w:rPr>
+              <w:t>见</w:t>
+            </w:r>
+            <w:r>
+              <w:rPr>
+                <w:rFonts w:ascii="Tahoma" w:eastAsia="微软雅黑" w:hAnsi="Tahoma" w:cstheme="minorBidi" w:hint="eastAsia"/>
+                <w:kern w:val="0"/>
+                <w:sz w:val="20"/>
+                <w:szCs w:val="20"/>
+              </w:rPr>
+              <w:t xml:space="preserve"> </w:t>
+            </w:r>
+            <w:hyperlink w:anchor="光标偏移字符" w:history="1">
+              <w:r>
+                <w:rPr>
+                  <w:rStyle w:val="af6"/>
+                  <w:rFonts w:ascii="Tahoma" w:eastAsia="微软雅黑" w:hAnsi="Tahoma" w:cstheme="minorBidi" w:hint="eastAsia"/>
+                  <w:kern w:val="0"/>
+                  <w:sz w:val="20"/>
+                  <w:szCs w:val="20"/>
+                </w:rPr>
+                <w:t>光标偏移字符</w:t>
+              </w:r>
+            </w:hyperlink>
+            <w:r>
+              <w:rPr>
+                <w:rFonts w:ascii="Tahoma" w:eastAsia="微软雅黑" w:hAnsi="Tahoma" w:cstheme="minorBidi" w:hint="eastAsia"/>
+                <w:kern w:val="0"/>
+                <w:sz w:val="20"/>
+                <w:szCs w:val="20"/>
+              </w:rPr>
+              <w:t xml:space="preserve"> </w:t>
+            </w:r>
+            <w:r>
+              <w:rPr>
+                <w:rFonts w:ascii="Tahoma" w:eastAsia="微软雅黑" w:hAnsi="Tahoma" w:cstheme="minorBidi" w:hint="eastAsia"/>
+                <w:kern w:val="0"/>
+                <w:sz w:val="20"/>
+                <w:szCs w:val="20"/>
+              </w:rPr>
+              <w:t>。</w:t>
             </w:r>
           </w:p>
         </w:tc>
@@ -17499,7 +20350,7 @@
         <w:sz w:val="20"/>
       </w:rPr>
       <w:drawing>
-        <wp:anchor distT="0" distB="0" distL="114300" distR="114300" simplePos="0" relativeHeight="251659264" behindDoc="1" locked="0" layoutInCell="1" allowOverlap="1" wp14:anchorId="56978901" wp14:editId="0E6FDB4F">
+        <wp:anchor distT="0" distB="0" distL="114300" distR="114300" simplePos="0" relativeHeight="251659264" behindDoc="1" locked="0" layoutInCell="1" allowOverlap="1" wp14:anchorId="7FFD6FE2" wp14:editId="38BA2098">
           <wp:simplePos x="0" y="0"/>
           <wp:positionH relativeFrom="column">
             <wp:posOffset>2247900</wp:posOffset>
@@ -17522,7 +20373,7 @@
               <wp:lineTo x="4629" y="0"/>
             </wp:wrapPolygon>
           </wp:wrapTight>
-          <wp:docPr id="4" name="图片 4" descr="F:\ps箱\正式drill logo 100x100.png"/>
+          <wp:docPr id="22" name="图片 22" descr="F:\ps箱\正式drill logo 100x100.png"/>
           <wp:cNvGraphicFramePr>
             <a:graphicFrameLocks xmlns:a="http://schemas.openxmlformats.org/drawingml/2006/main" noChangeAspect="1"/>
           </wp:cNvGraphicFramePr>
@@ -19328,6 +22179,18 @@
       <w:u w:val="single"/>
     </w:rPr>
   </w:style>
+  <w:style w:type="character" w:styleId="af8">
+    <w:name w:val="Unresolved Mention"/>
+    <w:basedOn w:val="a0"/>
+    <w:uiPriority w:val="99"/>
+    <w:semiHidden/>
+    <w:unhideWhenUsed/>
+    <w:rsid w:val="00236A1E"/>
+    <w:rPr>
+      <w:color w:val="605E5C"/>
+      <w:shd w:val="clear" w:color="auto" w:fill="E1DFDD"/>
+    </w:rPr>
+  </w:style>
 </w:styles>
 </file>
 
